--- a/BAO_CAO_NGHIEN_CUU_KHOA_HOC_UMTJUDGE.docx
+++ b/BAO_CAO_NGHIEN_CUU_KHOA_HOC_UMTJUDGE.docx
@@ -269,7 +269,33 @@
           <w:sz w:val="26"/>
           <w:szCs w:val="26"/>
         </w:rPr>
-        <w:t xml:space="preserve">Đề tài UMTJudge được nghiên cứu và phát triển nhằm giải quyết triệt để bài toán trên. Đề tài xây dựng một hệ thống đánh giá mã nguồn đa nền tảng (Desktop &amp; Web), hỗ trợ vận hành song song theo mô hình lai (Hybrid Cloud &amp; LAN Offline). Hệ thống tích hợp:</w:t>
+        <w:t xml:space="preserve">Đề tài </w:t>
+      </w:r>
+      <w:r>
+        <w:rPr>
+          <w:rFonts w:ascii="Times New Roman" w:cs="Times New Roman" w:eastAsia="Times New Roman" w:hAnsi="Times New Roman"/>
+          <w:b/>
+          <w:bCs/>
+          <w:i w:val="false"/>
+          <w:iCs w:val="false"/>
+          <w:color w:val="1F2937"/>
+          <w:sz w:val="26"/>
+          <w:szCs w:val="26"/>
+        </w:rPr>
+        <w:t xml:space="preserve">UMTJudge</w:t>
+      </w:r>
+      <w:r>
+        <w:rPr>
+          <w:rFonts w:ascii="Times New Roman" w:cs="Times New Roman" w:eastAsia="Times New Roman" w:hAnsi="Times New Roman"/>
+          <w:b w:val="false"/>
+          <w:bCs w:val="false"/>
+          <w:i w:val="false"/>
+          <w:iCs w:val="false"/>
+          <w:color w:val="1F2937"/>
+          <w:sz w:val="26"/>
+          <w:szCs w:val="26"/>
+        </w:rPr>
+        <w:t xml:space="preserve"> được nghiên cứu và phát triển nhằm giải quyết triệt để bài toán trên. Đề tài xây dựng một hệ thống đánh giá mã nguồn đa nền tảng (Desktop &amp; Web), hỗ trợ vận hành song song theo mô hình lai (Hybrid Cloud &amp; LAN Offline). Hệ thống tích hợp:</w:t>
       </w:r>
     </w:p>
     <w:p>
@@ -285,16 +311,33 @@
           <w:sz w:val="26"/>
           <w:szCs w:val="26"/>
         </w:rPr>
-        <w:t xml:space="preserve">1.  </w:t>
-      </w:r>
-      <w:r>
-        <w:rPr>
-          <w:rFonts w:ascii="Times New Roman" w:cs="Times New Roman" w:eastAsia="Times New Roman" w:hAnsi="Times New Roman"/>
-          <w:color w:val="1F2937"/>
-          <w:sz w:val="26"/>
-          <w:szCs w:val="26"/>
-        </w:rPr>
-        <w:t xml:space="preserve">Bộ máy chấm độc lập, an toàn (Sandboxed Judge Engine) hỗ trợ biên dịch và thực thi C++ trong môi trường cô lập tài nguyên nghiêm ngặt (Time Limit, Memory Limit, Subtasks, Anti-Infinite-Loop).</w:t>
+        <w:t xml:space="preserve">1. </w:t>
+      </w:r>
+      <w:r>
+        <w:rPr>
+          <w:rFonts w:ascii="Times New Roman" w:cs="Times New Roman" w:eastAsia="Times New Roman" w:hAnsi="Times New Roman"/>
+          <w:b/>
+          <w:bCs/>
+          <w:i w:val="false"/>
+          <w:iCs w:val="false"/>
+          <w:color w:val="1F2937"/>
+          <w:sz w:val="26"/>
+          <w:szCs w:val="26"/>
+        </w:rPr>
+        <w:t xml:space="preserve">Bộ máy chấm độc lập, an toàn (Sandboxed Judge Engine)</w:t>
+      </w:r>
+      <w:r>
+        <w:rPr>
+          <w:rFonts w:ascii="Times New Roman" w:cs="Times New Roman" w:eastAsia="Times New Roman" w:hAnsi="Times New Roman"/>
+          <w:b w:val="false"/>
+          <w:bCs w:val="false"/>
+          <w:i w:val="false"/>
+          <w:iCs w:val="false"/>
+          <w:color w:val="1F2937"/>
+          <w:sz w:val="26"/>
+          <w:szCs w:val="26"/>
+        </w:rPr>
+        <w:t xml:space="preserve"> hỗ trợ biên dịch và thực thi C++ trong môi trường cô lập tài nguyên nghiêm ngặt (Time Limit, Memory Limit, Subtasks, Anti-Infinite-Loop).</w:t>
       </w:r>
     </w:p>
     <w:p>
@@ -310,16 +353,33 @@
           <w:sz w:val="26"/>
           <w:szCs w:val="26"/>
         </w:rPr>
-        <w:t xml:space="preserve">2.  </w:t>
-      </w:r>
-      <w:r>
-        <w:rPr>
-          <w:rFonts w:ascii="Times New Roman" w:cs="Times New Roman" w:eastAsia="Times New Roman" w:hAnsi="Times New Roman"/>
-          <w:color w:val="1F2937"/>
-          <w:sz w:val="26"/>
-          <w:szCs w:val="26"/>
-        </w:rPr>
-        <w:t xml:space="preserve">Phân hệ Lộ trình đào tạo thuật toán (Algorithmic Roadmap) gồm 9 chặng từ cơ bản đến nâng cao (250 bài học), hỗ trợ cây kỹ năng dạng đồ thị có hướng (DAG), cơ chế thi vượt cấp (Test-out) và sinh dữ liệu kiểm thử tất định (Deterministic Test Generation).</w:t>
+        <w:t xml:space="preserve">2. </w:t>
+      </w:r>
+      <w:r>
+        <w:rPr>
+          <w:rFonts w:ascii="Times New Roman" w:cs="Times New Roman" w:eastAsia="Times New Roman" w:hAnsi="Times New Roman"/>
+          <w:b/>
+          <w:bCs/>
+          <w:i w:val="false"/>
+          <w:iCs w:val="false"/>
+          <w:color w:val="1F2937"/>
+          <w:sz w:val="26"/>
+          <w:szCs w:val="26"/>
+        </w:rPr>
+        <w:t xml:space="preserve">Phân hệ Lộ trình đào tạo thuật toán (Algorithmic Roadmap)</w:t>
+      </w:r>
+      <w:r>
+        <w:rPr>
+          <w:rFonts w:ascii="Times New Roman" w:cs="Times New Roman" w:eastAsia="Times New Roman" w:hAnsi="Times New Roman"/>
+          <w:b w:val="false"/>
+          <w:bCs w:val="false"/>
+          <w:i w:val="false"/>
+          <w:iCs w:val="false"/>
+          <w:color w:val="1F2937"/>
+          <w:sz w:val="26"/>
+          <w:szCs w:val="26"/>
+        </w:rPr>
+        <w:t xml:space="preserve"> gồm 9 chặng từ cơ bản đến nâng cao (250 bài học), hỗ trợ cây kỹ năng dạng đồ thị có hướng (DAG), cơ chế thi vượt cấp (Test-out) và sinh dữ liệu kiểm thử tất định (Deterministic Test Generation).</w:t>
       </w:r>
     </w:p>
     <w:p>
@@ -335,16 +395,33 @@
           <w:sz w:val="26"/>
           <w:szCs w:val="26"/>
         </w:rPr>
-        <w:t xml:space="preserve">3.  </w:t>
-      </w:r>
-      <w:r>
-        <w:rPr>
-          <w:rFonts w:ascii="Times New Roman" w:cs="Times New Roman" w:eastAsia="Times New Roman" w:hAnsi="Times New Roman"/>
-          <w:color w:val="1F2937"/>
-          <w:sz w:val="26"/>
-          <w:szCs w:val="26"/>
-        </w:rPr>
-        <w:t xml:space="preserve">Phân hệ Giám sát thi cử &amp; Phòng chống gian lận thời gian thực (Live Monitor &amp; Anti-cheat) sử dụng WebSockets để phát hiện chuyển tab, mất tiêu điểm, sao chép mã nguồn và phân tích độ tương đồng.</w:t>
+        <w:t xml:space="preserve">3. </w:t>
+      </w:r>
+      <w:r>
+        <w:rPr>
+          <w:rFonts w:ascii="Times New Roman" w:cs="Times New Roman" w:eastAsia="Times New Roman" w:hAnsi="Times New Roman"/>
+          <w:b/>
+          <w:bCs/>
+          <w:i w:val="false"/>
+          <w:iCs w:val="false"/>
+          <w:color w:val="1F2937"/>
+          <w:sz w:val="26"/>
+          <w:szCs w:val="26"/>
+        </w:rPr>
+        <w:t xml:space="preserve">Phân hệ Giám sát thi cử &amp; Phòng chống gian lận thời gian thực (Live Monitor &amp; Anti-cheat)</w:t>
+      </w:r>
+      <w:r>
+        <w:rPr>
+          <w:rFonts w:ascii="Times New Roman" w:cs="Times New Roman" w:eastAsia="Times New Roman" w:hAnsi="Times New Roman"/>
+          <w:b w:val="false"/>
+          <w:bCs w:val="false"/>
+          <w:i w:val="false"/>
+          <w:iCs w:val="false"/>
+          <w:color w:val="1F2937"/>
+          <w:sz w:val="26"/>
+          <w:szCs w:val="26"/>
+        </w:rPr>
+        <w:t xml:space="preserve"> sử dụng WebSockets để phát hiện chuyển tab, mất tiêu điểm, sao chép mã nguồn và phân tích độ tương đồng.</w:t>
       </w:r>
     </w:p>
     <w:p>
@@ -360,16 +437,33 @@
           <w:sz w:val="26"/>
           <w:szCs w:val="26"/>
         </w:rPr>
-        <w:t xml:space="preserve">4.  </w:t>
-      </w:r>
-      <w:r>
-        <w:rPr>
-          <w:rFonts w:ascii="Times New Roman" w:cs="Times New Roman" w:eastAsia="Times New Roman" w:hAnsi="Times New Roman"/>
-          <w:color w:val="1F2937"/>
-          <w:sz w:val="26"/>
-          <w:szCs w:val="26"/>
-        </w:rPr>
-        <w:t xml:space="preserve">Mô hình quản lý đối tượng linh hoạt (N:N Multi-class Enrollment &amp; Exam Targeting) đáp ứng mô hình học sinh thuộc nhiều lớp và đề thi áp dụng linh hoạt theo trường, khối, lớp hoặc cá nhân.</w:t>
+        <w:t xml:space="preserve">4. </w:t>
+      </w:r>
+      <w:r>
+        <w:rPr>
+          <w:rFonts w:ascii="Times New Roman" w:cs="Times New Roman" w:eastAsia="Times New Roman" w:hAnsi="Times New Roman"/>
+          <w:b/>
+          <w:bCs/>
+          <w:i w:val="false"/>
+          <w:iCs w:val="false"/>
+          <w:color w:val="1F2937"/>
+          <w:sz w:val="26"/>
+          <w:szCs w:val="26"/>
+        </w:rPr>
+        <w:t xml:space="preserve">Mô hình quản lý đối tượng linh hoạt (N:N Multi-class Enrollment &amp; Exam Targeting)</w:t>
+      </w:r>
+      <w:r>
+        <w:rPr>
+          <w:rFonts w:ascii="Times New Roman" w:cs="Times New Roman" w:eastAsia="Times New Roman" w:hAnsi="Times New Roman"/>
+          <w:b w:val="false"/>
+          <w:bCs w:val="false"/>
+          <w:i w:val="false"/>
+          <w:iCs w:val="false"/>
+          <w:color w:val="1F2937"/>
+          <w:sz w:val="26"/>
+          <w:szCs w:val="26"/>
+        </w:rPr>
+        <w:t xml:space="preserve"> đáp ứng mô hình học sinh thuộc nhiều lớp và đề thi áp dụng linh hoạt theo trường, khối, lớp hoặc cá nhân.</w:t>
       </w:r>
     </w:p>
     <w:p>
@@ -388,7 +482,7 @@
           <w:sz w:val="26"/>
           <w:szCs w:val="26"/>
         </w:rPr>
-        <w:t xml:space="preserve">Kết quả thử nghiệm thực tế với 66 bài kiểm thử tự động (Unit &amp; Integration Tests) và 180 bộ testcase kiểm định cho thấy hệ thống hoạt động ổn định, độ trễ chấm bài trung bình \le 85\text{ ms} trên mỗi testcase, hoàn toàn đáp ứng được nhu cầu thi cử và đào tạo quy mô lớn tại các cơ sở giáo dục.</w:t>
+        <w:t xml:space="preserve">Kết quả thử nghiệm thực tế với 66 bài kiểm thử tự động (Unit &amp; Integration Tests) và 180 bộ testcase kiểm định cho thấy hệ thống hoạt động ổn định, độ trễ chấm bài trung bình ≤ 85 ms trên mỗi testcase, hoàn toàn đáp ứng được nhu cầu thi cử và đào tạo quy mô lớn tại các cơ sở giáo dục.</w:t>
       </w:r>
     </w:p>
     <w:p>
@@ -443,7 +537,33 @@
           <w:sz w:val="26"/>
           <w:szCs w:val="26"/>
         </w:rPr>
-        <w:t xml:space="preserve">This capstone project introduces UMTJudge, an advanced, cross-platform automated judge and interactive learning system. It incorporates: (1) A secure sandboxed judge engine with sub-second execution, memory limiting, and robust resource isolation; (2) A comprehensive 9-stage algorithmic roadmap with prerequisite skill dependencies, competency-based test-outs, and deterministic testcase generation; (3) Real-time monitoring and anti-cheat capabilities utilizing WebSockets for focus-loss and clipboard violation tracking; and (4) An advanced multi-unit relationship model supporting N:N student-class enrollments and target-based exam scopes. Experimental benchmarks with 66 comprehensive automated test suites demonstrate high throughput, sub-100ms judge latency per test, and exceptional operational resilience.</w:t>
+        <w:t xml:space="preserve">This capstone project introduces </w:t>
+      </w:r>
+      <w:r>
+        <w:rPr>
+          <w:rFonts w:ascii="Times New Roman" w:cs="Times New Roman" w:eastAsia="Times New Roman" w:hAnsi="Times New Roman"/>
+          <w:b/>
+          <w:bCs/>
+          <w:i w:val="false"/>
+          <w:iCs w:val="false"/>
+          <w:color w:val="1F2937"/>
+          <w:sz w:val="26"/>
+          <w:szCs w:val="26"/>
+        </w:rPr>
+        <w:t xml:space="preserve">UMTJudge</w:t>
+      </w:r>
+      <w:r>
+        <w:rPr>
+          <w:rFonts w:ascii="Times New Roman" w:cs="Times New Roman" w:eastAsia="Times New Roman" w:hAnsi="Times New Roman"/>
+          <w:b w:val="false"/>
+          <w:bCs w:val="false"/>
+          <w:i w:val="false"/>
+          <w:iCs w:val="false"/>
+          <w:color w:val="1F2937"/>
+          <w:sz w:val="26"/>
+          <w:szCs w:val="26"/>
+        </w:rPr>
+        <w:t xml:space="preserve">, an advanced, cross-platform automated judge and interactive learning system. It incorporates: (1) A secure sandboxed judge engine with sub-second execution, memory limiting, and robust resource isolation; (2) A comprehensive 9-stage algorithmic roadmap with prerequisite skill dependencies, competency-based test-outs, and deterministic testcase generation; (3) Real-time monitoring and anti-cheat capabilities utilizing WebSockets for focus-loss and clipboard violation tracking; and (4) An advanced multi-unit relationship model supporting N:N student-class enrollments and target-based exam scopes. Experimental benchmarks with 66 comprehensive automated test suites demonstrate high throughput, sub-100ms judge latency per test, and exceptional operational resilience.</w:t>
       </w:r>
     </w:p>
     <w:p>
@@ -476,11 +596,15 @@
           <w:sz w:val="26"/>
           <w:szCs w:val="26"/>
         </w:rPr>
-        <w:t xml:space="preserve">1.  </w:t>
-      </w:r>
-      <w:r>
-        <w:rPr>
-          <w:rFonts w:ascii="Times New Roman" w:cs="Times New Roman" w:eastAsia="Times New Roman" w:hAnsi="Times New Roman"/>
+        <w:t xml:space="preserve">1. </w:t>
+      </w:r>
+      <w:r>
+        <w:rPr>
+          <w:rFonts w:ascii="Times New Roman" w:cs="Times New Roman" w:eastAsia="Times New Roman" w:hAnsi="Times New Roman"/>
+          <w:b/>
+          <w:bCs/>
+          <w:i w:val="false"/>
+          <w:iCs w:val="false"/>
           <w:color w:val="1F2937"/>
           <w:sz w:val="26"/>
           <w:szCs w:val="26"/>
@@ -500,6 +624,10 @@
       <w:r>
         <w:rPr>
           <w:rFonts w:ascii="Times New Roman" w:cs="Times New Roman" w:eastAsia="Times New Roman" w:hAnsi="Times New Roman"/>
+          <w:b w:val="false"/>
+          <w:bCs w:val="false"/>
+          <w:i w:val="false"/>
+          <w:iCs w:val="false"/>
           <w:color w:val="1F2937"/>
           <w:sz w:val="26"/>
           <w:szCs w:val="26"/>
@@ -519,6 +647,10 @@
       <w:r>
         <w:rPr>
           <w:rFonts w:ascii="Times New Roman" w:cs="Times New Roman" w:eastAsia="Times New Roman" w:hAnsi="Times New Roman"/>
+          <w:b w:val="false"/>
+          <w:bCs w:val="false"/>
+          <w:i w:val="false"/>
+          <w:iCs w:val="false"/>
           <w:color w:val="1F2937"/>
           <w:sz w:val="26"/>
           <w:szCs w:val="26"/>
@@ -538,6 +670,10 @@
       <w:r>
         <w:rPr>
           <w:rFonts w:ascii="Times New Roman" w:cs="Times New Roman" w:eastAsia="Times New Roman" w:hAnsi="Times New Roman"/>
+          <w:b w:val="false"/>
+          <w:bCs w:val="false"/>
+          <w:i w:val="false"/>
+          <w:iCs w:val="false"/>
           <w:color w:val="1F2937"/>
           <w:sz w:val="26"/>
           <w:szCs w:val="26"/>
@@ -557,6 +693,10 @@
       <w:r>
         <w:rPr>
           <w:rFonts w:ascii="Times New Roman" w:cs="Times New Roman" w:eastAsia="Times New Roman" w:hAnsi="Times New Roman"/>
+          <w:b w:val="false"/>
+          <w:bCs w:val="false"/>
+          <w:i w:val="false"/>
+          <w:iCs w:val="false"/>
           <w:color w:val="1F2937"/>
           <w:sz w:val="26"/>
           <w:szCs w:val="26"/>
@@ -577,11 +717,15 @@
           <w:sz w:val="26"/>
           <w:szCs w:val="26"/>
         </w:rPr>
-        <w:t xml:space="preserve">2.  </w:t>
-      </w:r>
-      <w:r>
-        <w:rPr>
-          <w:rFonts w:ascii="Times New Roman" w:cs="Times New Roman" w:eastAsia="Times New Roman" w:hAnsi="Times New Roman"/>
+        <w:t xml:space="preserve">2. </w:t>
+      </w:r>
+      <w:r>
+        <w:rPr>
+          <w:rFonts w:ascii="Times New Roman" w:cs="Times New Roman" w:eastAsia="Times New Roman" w:hAnsi="Times New Roman"/>
+          <w:b/>
+          <w:bCs/>
+          <w:i w:val="false"/>
+          <w:iCs w:val="false"/>
           <w:color w:val="1F2937"/>
           <w:sz w:val="26"/>
           <w:szCs w:val="26"/>
@@ -601,6 +745,10 @@
       <w:r>
         <w:rPr>
           <w:rFonts w:ascii="Times New Roman" w:cs="Times New Roman" w:eastAsia="Times New Roman" w:hAnsi="Times New Roman"/>
+          <w:b w:val="false"/>
+          <w:bCs w:val="false"/>
+          <w:i w:val="false"/>
+          <w:iCs w:val="false"/>
           <w:color w:val="1F2937"/>
           <w:sz w:val="26"/>
           <w:szCs w:val="26"/>
@@ -620,6 +768,10 @@
       <w:r>
         <w:rPr>
           <w:rFonts w:ascii="Times New Roman" w:cs="Times New Roman" w:eastAsia="Times New Roman" w:hAnsi="Times New Roman"/>
+          <w:b w:val="false"/>
+          <w:bCs w:val="false"/>
+          <w:i w:val="false"/>
+          <w:iCs w:val="false"/>
           <w:color w:val="1F2937"/>
           <w:sz w:val="26"/>
           <w:szCs w:val="26"/>
@@ -639,6 +791,10 @@
       <w:r>
         <w:rPr>
           <w:rFonts w:ascii="Times New Roman" w:cs="Times New Roman" w:eastAsia="Times New Roman" w:hAnsi="Times New Roman"/>
+          <w:b w:val="false"/>
+          <w:bCs w:val="false"/>
+          <w:i w:val="false"/>
+          <w:iCs w:val="false"/>
           <w:color w:val="1F2937"/>
           <w:sz w:val="26"/>
           <w:szCs w:val="26"/>
@@ -658,6 +814,10 @@
       <w:r>
         <w:rPr>
           <w:rFonts w:ascii="Times New Roman" w:cs="Times New Roman" w:eastAsia="Times New Roman" w:hAnsi="Times New Roman"/>
+          <w:b w:val="false"/>
+          <w:bCs w:val="false"/>
+          <w:i w:val="false"/>
+          <w:iCs w:val="false"/>
           <w:color w:val="1F2937"/>
           <w:sz w:val="26"/>
           <w:szCs w:val="26"/>
@@ -678,11 +838,15 @@
           <w:sz w:val="26"/>
           <w:szCs w:val="26"/>
         </w:rPr>
-        <w:t xml:space="preserve">3.  </w:t>
-      </w:r>
-      <w:r>
-        <w:rPr>
-          <w:rFonts w:ascii="Times New Roman" w:cs="Times New Roman" w:eastAsia="Times New Roman" w:hAnsi="Times New Roman"/>
+        <w:t xml:space="preserve">3. </w:t>
+      </w:r>
+      <w:r>
+        <w:rPr>
+          <w:rFonts w:ascii="Times New Roman" w:cs="Times New Roman" w:eastAsia="Times New Roman" w:hAnsi="Times New Roman"/>
+          <w:b/>
+          <w:bCs/>
+          <w:i w:val="false"/>
+          <w:iCs w:val="false"/>
           <w:color w:val="1F2937"/>
           <w:sz w:val="26"/>
           <w:szCs w:val="26"/>
@@ -702,6 +866,10 @@
       <w:r>
         <w:rPr>
           <w:rFonts w:ascii="Times New Roman" w:cs="Times New Roman" w:eastAsia="Times New Roman" w:hAnsi="Times New Roman"/>
+          <w:b w:val="false"/>
+          <w:bCs w:val="false"/>
+          <w:i w:val="false"/>
+          <w:iCs w:val="false"/>
           <w:color w:val="1F2937"/>
           <w:sz w:val="26"/>
           <w:szCs w:val="26"/>
@@ -721,6 +889,10 @@
       <w:r>
         <w:rPr>
           <w:rFonts w:ascii="Times New Roman" w:cs="Times New Roman" w:eastAsia="Times New Roman" w:hAnsi="Times New Roman"/>
+          <w:b w:val="false"/>
+          <w:bCs w:val="false"/>
+          <w:i w:val="false"/>
+          <w:iCs w:val="false"/>
           <w:color w:val="1F2937"/>
           <w:sz w:val="26"/>
           <w:szCs w:val="26"/>
@@ -740,6 +912,10 @@
       <w:r>
         <w:rPr>
           <w:rFonts w:ascii="Times New Roman" w:cs="Times New Roman" w:eastAsia="Times New Roman" w:hAnsi="Times New Roman"/>
+          <w:b w:val="false"/>
+          <w:bCs w:val="false"/>
+          <w:i w:val="false"/>
+          <w:iCs w:val="false"/>
           <w:color w:val="1F2937"/>
           <w:sz w:val="26"/>
           <w:szCs w:val="26"/>
@@ -759,6 +935,10 @@
       <w:r>
         <w:rPr>
           <w:rFonts w:ascii="Times New Roman" w:cs="Times New Roman" w:eastAsia="Times New Roman" w:hAnsi="Times New Roman"/>
+          <w:b w:val="false"/>
+          <w:bCs w:val="false"/>
+          <w:i w:val="false"/>
+          <w:iCs w:val="false"/>
           <w:color w:val="1F2937"/>
           <w:sz w:val="26"/>
           <w:szCs w:val="26"/>
@@ -778,6 +958,10 @@
       <w:r>
         <w:rPr>
           <w:rFonts w:ascii="Times New Roman" w:cs="Times New Roman" w:eastAsia="Times New Roman" w:hAnsi="Times New Roman"/>
+          <w:b w:val="false"/>
+          <w:bCs w:val="false"/>
+          <w:i w:val="false"/>
+          <w:iCs w:val="false"/>
           <w:color w:val="1F2937"/>
           <w:sz w:val="26"/>
           <w:szCs w:val="26"/>
@@ -798,11 +982,15 @@
           <w:sz w:val="26"/>
           <w:szCs w:val="26"/>
         </w:rPr>
-        <w:t xml:space="preserve">4.  </w:t>
-      </w:r>
-      <w:r>
-        <w:rPr>
-          <w:rFonts w:ascii="Times New Roman" w:cs="Times New Roman" w:eastAsia="Times New Roman" w:hAnsi="Times New Roman"/>
+        <w:t xml:space="preserve">4. </w:t>
+      </w:r>
+      <w:r>
+        <w:rPr>
+          <w:rFonts w:ascii="Times New Roman" w:cs="Times New Roman" w:eastAsia="Times New Roman" w:hAnsi="Times New Roman"/>
+          <w:b/>
+          <w:bCs/>
+          <w:i w:val="false"/>
+          <w:iCs w:val="false"/>
           <w:color w:val="1F2937"/>
           <w:sz w:val="26"/>
           <w:szCs w:val="26"/>
@@ -822,6 +1010,10 @@
       <w:r>
         <w:rPr>
           <w:rFonts w:ascii="Times New Roman" w:cs="Times New Roman" w:eastAsia="Times New Roman" w:hAnsi="Times New Roman"/>
+          <w:b w:val="false"/>
+          <w:bCs w:val="false"/>
+          <w:i w:val="false"/>
+          <w:iCs w:val="false"/>
           <w:color w:val="1F2937"/>
           <w:sz w:val="26"/>
           <w:szCs w:val="26"/>
@@ -841,6 +1033,10 @@
       <w:r>
         <w:rPr>
           <w:rFonts w:ascii="Times New Roman" w:cs="Times New Roman" w:eastAsia="Times New Roman" w:hAnsi="Times New Roman"/>
+          <w:b w:val="false"/>
+          <w:bCs w:val="false"/>
+          <w:i w:val="false"/>
+          <w:iCs w:val="false"/>
           <w:color w:val="1F2937"/>
           <w:sz w:val="26"/>
           <w:szCs w:val="26"/>
@@ -860,6 +1056,10 @@
       <w:r>
         <w:rPr>
           <w:rFonts w:ascii="Times New Roman" w:cs="Times New Roman" w:eastAsia="Times New Roman" w:hAnsi="Times New Roman"/>
+          <w:b w:val="false"/>
+          <w:bCs w:val="false"/>
+          <w:i w:val="false"/>
+          <w:iCs w:val="false"/>
           <w:color w:val="1F2937"/>
           <w:sz w:val="26"/>
           <w:szCs w:val="26"/>
@@ -879,6 +1079,10 @@
       <w:r>
         <w:rPr>
           <w:rFonts w:ascii="Times New Roman" w:cs="Times New Roman" w:eastAsia="Times New Roman" w:hAnsi="Times New Roman"/>
+          <w:b w:val="false"/>
+          <w:bCs w:val="false"/>
+          <w:i w:val="false"/>
+          <w:iCs w:val="false"/>
           <w:color w:val="1F2937"/>
           <w:sz w:val="26"/>
           <w:szCs w:val="26"/>
@@ -899,11 +1103,15 @@
           <w:sz w:val="26"/>
           <w:szCs w:val="26"/>
         </w:rPr>
-        <w:t xml:space="preserve">5.  </w:t>
-      </w:r>
-      <w:r>
-        <w:rPr>
-          <w:rFonts w:ascii="Times New Roman" w:cs="Times New Roman" w:eastAsia="Times New Roman" w:hAnsi="Times New Roman"/>
+        <w:t xml:space="preserve">5. </w:t>
+      </w:r>
+      <w:r>
+        <w:rPr>
+          <w:rFonts w:ascii="Times New Roman" w:cs="Times New Roman" w:eastAsia="Times New Roman" w:hAnsi="Times New Roman"/>
+          <w:b/>
+          <w:bCs/>
+          <w:i w:val="false"/>
+          <w:iCs w:val="false"/>
           <w:color w:val="1F2937"/>
           <w:sz w:val="26"/>
           <w:szCs w:val="26"/>
@@ -923,6 +1131,10 @@
       <w:r>
         <w:rPr>
           <w:rFonts w:ascii="Times New Roman" w:cs="Times New Roman" w:eastAsia="Times New Roman" w:hAnsi="Times New Roman"/>
+          <w:b w:val="false"/>
+          <w:bCs w:val="false"/>
+          <w:i w:val="false"/>
+          <w:iCs w:val="false"/>
           <w:color w:val="1F2937"/>
           <w:sz w:val="26"/>
           <w:szCs w:val="26"/>
@@ -942,6 +1154,10 @@
       <w:r>
         <w:rPr>
           <w:rFonts w:ascii="Times New Roman" w:cs="Times New Roman" w:eastAsia="Times New Roman" w:hAnsi="Times New Roman"/>
+          <w:b w:val="false"/>
+          <w:bCs w:val="false"/>
+          <w:i w:val="false"/>
+          <w:iCs w:val="false"/>
           <w:color w:val="1F2937"/>
           <w:sz w:val="26"/>
           <w:szCs w:val="26"/>
@@ -961,6 +1177,10 @@
       <w:r>
         <w:rPr>
           <w:rFonts w:ascii="Times New Roman" w:cs="Times New Roman" w:eastAsia="Times New Roman" w:hAnsi="Times New Roman"/>
+          <w:b w:val="false"/>
+          <w:bCs w:val="false"/>
+          <w:i w:val="false"/>
+          <w:iCs w:val="false"/>
           <w:color w:val="1F2937"/>
           <w:sz w:val="26"/>
           <w:szCs w:val="26"/>
@@ -980,6 +1200,10 @@
       <w:r>
         <w:rPr>
           <w:rFonts w:ascii="Times New Roman" w:cs="Times New Roman" w:eastAsia="Times New Roman" w:hAnsi="Times New Roman"/>
+          <w:b w:val="false"/>
+          <w:bCs w:val="false"/>
+          <w:i w:val="false"/>
+          <w:iCs w:val="false"/>
           <w:color w:val="1F2937"/>
           <w:sz w:val="26"/>
           <w:szCs w:val="26"/>
@@ -1000,11 +1224,15 @@
           <w:sz w:val="26"/>
           <w:szCs w:val="26"/>
         </w:rPr>
-        <w:t xml:space="preserve">6.  </w:t>
-      </w:r>
-      <w:r>
-        <w:rPr>
-          <w:rFonts w:ascii="Times New Roman" w:cs="Times New Roman" w:eastAsia="Times New Roman" w:hAnsi="Times New Roman"/>
+        <w:t xml:space="preserve">6. </w:t>
+      </w:r>
+      <w:r>
+        <w:rPr>
+          <w:rFonts w:ascii="Times New Roman" w:cs="Times New Roman" w:eastAsia="Times New Roman" w:hAnsi="Times New Roman"/>
+          <w:b/>
+          <w:bCs/>
+          <w:i w:val="false"/>
+          <w:iCs w:val="false"/>
           <w:color w:val="1F2937"/>
           <w:sz w:val="26"/>
           <w:szCs w:val="26"/>
@@ -1024,6 +1252,10 @@
       <w:r>
         <w:rPr>
           <w:rFonts w:ascii="Times New Roman" w:cs="Times New Roman" w:eastAsia="Times New Roman" w:hAnsi="Times New Roman"/>
+          <w:b w:val="false"/>
+          <w:bCs w:val="false"/>
+          <w:i w:val="false"/>
+          <w:iCs w:val="false"/>
           <w:color w:val="1F2937"/>
           <w:sz w:val="26"/>
           <w:szCs w:val="26"/>
@@ -1043,6 +1275,10 @@
       <w:r>
         <w:rPr>
           <w:rFonts w:ascii="Times New Roman" w:cs="Times New Roman" w:eastAsia="Times New Roman" w:hAnsi="Times New Roman"/>
+          <w:b w:val="false"/>
+          <w:bCs w:val="false"/>
+          <w:i w:val="false"/>
+          <w:iCs w:val="false"/>
           <w:color w:val="1F2937"/>
           <w:sz w:val="26"/>
           <w:szCs w:val="26"/>
@@ -1062,6 +1298,10 @@
       <w:r>
         <w:rPr>
           <w:rFonts w:ascii="Times New Roman" w:cs="Times New Roman" w:eastAsia="Times New Roman" w:hAnsi="Times New Roman"/>
+          <w:b w:val="false"/>
+          <w:bCs w:val="false"/>
+          <w:i w:val="false"/>
+          <w:iCs w:val="false"/>
           <w:color w:val="1F2937"/>
           <w:sz w:val="26"/>
           <w:szCs w:val="26"/>
@@ -1082,11 +1322,15 @@
           <w:sz w:val="26"/>
           <w:szCs w:val="26"/>
         </w:rPr>
-        <w:t xml:space="preserve">7.  </w:t>
-      </w:r>
-      <w:r>
-        <w:rPr>
-          <w:rFonts w:ascii="Times New Roman" w:cs="Times New Roman" w:eastAsia="Times New Roman" w:hAnsi="Times New Roman"/>
+        <w:t xml:space="preserve">7. </w:t>
+      </w:r>
+      <w:r>
+        <w:rPr>
+          <w:rFonts w:ascii="Times New Roman" w:cs="Times New Roman" w:eastAsia="Times New Roman" w:hAnsi="Times New Roman"/>
+          <w:b/>
+          <w:bCs/>
+          <w:i w:val="false"/>
+          <w:iCs w:val="false"/>
           <w:color w:val="1F2937"/>
           <w:sz w:val="26"/>
           <w:szCs w:val="26"/>
@@ -1178,11 +1422,28 @@
       <w:r>
         <w:rPr>
           <w:rFonts w:ascii="Times New Roman" w:cs="Times New Roman" w:eastAsia="Times New Roman" w:hAnsi="Times New Roman"/>
-          <w:color w:val="1F2937"/>
-          <w:sz w:val="26"/>
-          <w:szCs w:val="26"/>
-        </w:rPr>
-        <w:t xml:space="preserve">Hạn chế của phần mềm Themis: Được phát triển từ nhiều năm trước, Themis tuy phổ biến trong kỳ thi chọn học sinh giỏi tại Việt Nam nhưng hoàn toàn là phần mềm Windows Desktop độc lập, không hỗ trợ giao diện Web, không có chức năng quản lý lớp học trực tuyến, không thể tổ chức thi trực tuyến từ xa và yêu cầu giáo viên phải thu nộp file thủ công qua mạng chia sẻ SMB (dễ xảy ra lỗi phân quyền và nhiễm virus qua mạng nội bộ).</w:t>
+          <w:b/>
+          <w:bCs/>
+          <w:i w:val="false"/>
+          <w:iCs w:val="false"/>
+          <w:color w:val="1F2937"/>
+          <w:sz w:val="26"/>
+          <w:szCs w:val="26"/>
+        </w:rPr>
+        <w:t xml:space="preserve">Hạn chế của phần mềm Themis:</w:t>
+      </w:r>
+      <w:r>
+        <w:rPr>
+          <w:rFonts w:ascii="Times New Roman" w:cs="Times New Roman" w:eastAsia="Times New Roman" w:hAnsi="Times New Roman"/>
+          <w:b w:val="false"/>
+          <w:bCs w:val="false"/>
+          <w:i w:val="false"/>
+          <w:iCs w:val="false"/>
+          <w:color w:val="1F2937"/>
+          <w:sz w:val="26"/>
+          <w:szCs w:val="26"/>
+        </w:rPr>
+        <w:t xml:space="preserve"> Được phát triển từ nhiều năm trước, Themis tuy phổ biến trong kỳ thi chọn học sinh giỏi tại Việt Nam nhưng hoàn toàn là phần mềm Windows Desktop độc lập, không hỗ trợ giao diện Web, không có chức năng quản lý lớp học trực tuyến, không thể tổ chức thi trực tuyến từ xa và yêu cầu giáo viên phải thu nộp file thủ công qua mạng chia sẻ SMB (dễ xảy ra lỗi phân quyền và nhiễm virus qua mạng nội bộ).</w:t>
       </w:r>
     </w:p>
     <w:p>
@@ -1197,11 +1458,28 @@
       <w:r>
         <w:rPr>
           <w:rFonts w:ascii="Times New Roman" w:cs="Times New Roman" w:eastAsia="Times New Roman" w:hAnsi="Times New Roman"/>
-          <w:color w:val="1F2937"/>
-          <w:sz w:val="26"/>
-          <w:szCs w:val="26"/>
-        </w:rPr>
-        <w:t xml:space="preserve">Bất cập của các hệ thống máy chấm quốc tế (Online Judge): Các nền tảng như Codeforces, VNOJ, DMOJ, LeetCode sở hữu máy chấm đám mây mạnh nhưng không thể vận hành khi phòng máy trường học bị mất Internet hoặc trong các kỳ thi yêu cầu cách ly mạng hoàn toàn (Air-gapped Network). Đồng thời, các hệ thống này thiếu tính năng quản lý danh sách học sinh theo khối/lớp, không có bảng điều khiển giám sát hành vi theo thời gian thực (Live Monitor) và không thể xuất bảng điểm ra file Excel theo chuẩn định dạng học bạ Việt Nam.</w:t>
+          <w:b/>
+          <w:bCs/>
+          <w:i w:val="false"/>
+          <w:iCs w:val="false"/>
+          <w:color w:val="1F2937"/>
+          <w:sz w:val="26"/>
+          <w:szCs w:val="26"/>
+        </w:rPr>
+        <w:t xml:space="preserve">Bất cập của các hệ thống máy chấm quốc tế (Online Judge):</w:t>
+      </w:r>
+      <w:r>
+        <w:rPr>
+          <w:rFonts w:ascii="Times New Roman" w:cs="Times New Roman" w:eastAsia="Times New Roman" w:hAnsi="Times New Roman"/>
+          <w:b w:val="false"/>
+          <w:bCs w:val="false"/>
+          <w:i w:val="false"/>
+          <w:iCs w:val="false"/>
+          <w:color w:val="1F2937"/>
+          <w:sz w:val="26"/>
+          <w:szCs w:val="26"/>
+        </w:rPr>
+        <w:t xml:space="preserve"> Các nền tảng như Codeforces, VNOJ, DMOJ, LeetCode sở hữu máy chấm đám mây mạnh nhưng không thể vận hành khi phòng máy trường học bị mất Internet hoặc trong các kỳ thi yêu cầu cách ly mạng hoàn toàn (Air-gapped Network). Đồng thời, các hệ thống này thiếu tính năng quản lý danh sách học sinh theo khối/lớp, không có bảng điều khiển giám sát hành vi theo thời gian thực (Live Monitor) và không thể xuất bảng điểm ra file Excel theo chuẩn định dạng học bạ Việt Nam.</w:t>
       </w:r>
     </w:p>
     <w:p>
@@ -1216,11 +1494,28 @@
       <w:r>
         <w:rPr>
           <w:rFonts w:ascii="Times New Roman" w:cs="Times New Roman" w:eastAsia="Times New Roman" w:hAnsi="Times New Roman"/>
-          <w:color w:val="1F2937"/>
-          <w:sz w:val="26"/>
-          <w:szCs w:val="26"/>
-        </w:rPr>
-        <w:t xml:space="preserve">Thiếu hụt lộ trình đào tạo mang tính sư phạm: Đa số các nền tảng chỉ là một "kho đề" (Problem Bank) rời rạc, thiếu sự phân cấp kiến thức từ nhập môn (Zero) đến nâng cao (Advanced), khiến người học dễ nản lòng và không có định hướng rõ ràng.</w:t>
+          <w:b/>
+          <w:bCs/>
+          <w:i w:val="false"/>
+          <w:iCs w:val="false"/>
+          <w:color w:val="1F2937"/>
+          <w:sz w:val="26"/>
+          <w:szCs w:val="26"/>
+        </w:rPr>
+        <w:t xml:space="preserve">Thiếu hụt lộ trình đào tạo mang tính sư phạm:</w:t>
+      </w:r>
+      <w:r>
+        <w:rPr>
+          <w:rFonts w:ascii="Times New Roman" w:cs="Times New Roman" w:eastAsia="Times New Roman" w:hAnsi="Times New Roman"/>
+          <w:b w:val="false"/>
+          <w:bCs w:val="false"/>
+          <w:i w:val="false"/>
+          <w:iCs w:val="false"/>
+          <w:color w:val="1F2937"/>
+          <w:sz w:val="26"/>
+          <w:szCs w:val="26"/>
+        </w:rPr>
+        <w:t xml:space="preserve"> Đa số các nền tảng chỉ là một "kho đề" (Problem Bank) rời rạc, thiếu sự phân cấp kiến thức từ nhập môn (Zero) đến nâng cao (Advanced), khiến người học dễ nản lòng và không có định hướng rõ ràng.</w:t>
       </w:r>
     </w:p>
     <w:p>
@@ -1299,6 +1594,8 @@
                 <w:rFonts w:ascii="Times New Roman" w:cs="Times New Roman" w:eastAsia="Times New Roman" w:hAnsi="Times New Roman"/>
                 <w:b/>
                 <w:bCs/>
+                <w:i w:val="false"/>
+                <w:iCs w:val="false"/>
                 <w:color w:val="0F172A"/>
                 <w:sz w:val="23"/>
                 <w:szCs w:val="23"/>
@@ -1327,6 +1624,8 @@
                 <w:rFonts w:ascii="Times New Roman" w:cs="Times New Roman" w:eastAsia="Times New Roman" w:hAnsi="Times New Roman"/>
                 <w:b/>
                 <w:bCs/>
+                <w:i w:val="false"/>
+                <w:iCs w:val="false"/>
                 <w:color w:val="0F172A"/>
                 <w:sz w:val="23"/>
                 <w:szCs w:val="23"/>
@@ -1355,6 +1654,8 @@
                 <w:rFonts w:ascii="Times New Roman" w:cs="Times New Roman" w:eastAsia="Times New Roman" w:hAnsi="Times New Roman"/>
                 <w:b/>
                 <w:bCs/>
+                <w:i w:val="false"/>
+                <w:iCs w:val="false"/>
                 <w:color w:val="0F172A"/>
                 <w:sz w:val="23"/>
                 <w:szCs w:val="23"/>
@@ -1383,6 +1684,8 @@
                 <w:rFonts w:ascii="Times New Roman" w:cs="Times New Roman" w:eastAsia="Times New Roman" w:hAnsi="Times New Roman"/>
                 <w:b/>
                 <w:bCs/>
+                <w:i w:val="false"/>
+                <w:iCs w:val="false"/>
                 <w:color w:val="0F172A"/>
                 <w:sz w:val="23"/>
                 <w:szCs w:val="23"/>
@@ -1411,6 +1714,8 @@
                 <w:rFonts w:ascii="Times New Roman" w:cs="Times New Roman" w:eastAsia="Times New Roman" w:hAnsi="Times New Roman"/>
                 <w:b/>
                 <w:bCs/>
+                <w:i w:val="false"/>
+                <w:iCs w:val="false"/>
                 <w:color w:val="0F172A"/>
                 <w:sz w:val="23"/>
                 <w:szCs w:val="23"/>
@@ -1441,6 +1746,8 @@
                 <w:rFonts w:ascii="Times New Roman" w:cs="Times New Roman" w:eastAsia="Times New Roman" w:hAnsi="Times New Roman"/>
                 <w:b w:val="false"/>
                 <w:bCs w:val="false"/>
+                <w:i w:val="false"/>
+                <w:iCs w:val="false"/>
                 <w:color w:val="1F2937"/>
                 <w:sz w:val="21"/>
                 <w:szCs w:val="21"/>
@@ -1469,6 +1776,8 @@
                 <w:rFonts w:ascii="Times New Roman" w:cs="Times New Roman" w:eastAsia="Times New Roman" w:hAnsi="Times New Roman"/>
                 <w:b w:val="false"/>
                 <w:bCs w:val="false"/>
+                <w:i w:val="false"/>
+                <w:iCs w:val="false"/>
                 <w:color w:val="1F2937"/>
                 <w:sz w:val="21"/>
                 <w:szCs w:val="21"/>
@@ -1497,6 +1806,8 @@
                 <w:rFonts w:ascii="Times New Roman" w:cs="Times New Roman" w:eastAsia="Times New Roman" w:hAnsi="Times New Roman"/>
                 <w:b w:val="false"/>
                 <w:bCs w:val="false"/>
+                <w:i w:val="false"/>
+                <w:iCs w:val="false"/>
                 <w:color w:val="1F2937"/>
                 <w:sz w:val="21"/>
                 <w:szCs w:val="21"/>
@@ -1525,6 +1836,8 @@
                 <w:rFonts w:ascii="Times New Roman" w:cs="Times New Roman" w:eastAsia="Times New Roman" w:hAnsi="Times New Roman"/>
                 <w:b w:val="false"/>
                 <w:bCs w:val="false"/>
+                <w:i w:val="false"/>
+                <w:iCs w:val="false"/>
                 <w:color w:val="1F2937"/>
                 <w:sz w:val="21"/>
                 <w:szCs w:val="21"/>
@@ -1553,6 +1866,8 @@
                 <w:rFonts w:ascii="Times New Roman" w:cs="Times New Roman" w:eastAsia="Times New Roman" w:hAnsi="Times New Roman"/>
                 <w:b w:val="false"/>
                 <w:bCs w:val="false"/>
+                <w:i w:val="false"/>
+                <w:iCs w:val="false"/>
                 <w:color w:val="1F2937"/>
                 <w:sz w:val="21"/>
                 <w:szCs w:val="21"/>
@@ -1583,6 +1898,8 @@
                 <w:rFonts w:ascii="Times New Roman" w:cs="Times New Roman" w:eastAsia="Times New Roman" w:hAnsi="Times New Roman"/>
                 <w:b w:val="false"/>
                 <w:bCs w:val="false"/>
+                <w:i w:val="false"/>
+                <w:iCs w:val="false"/>
                 <w:color w:val="1F2937"/>
                 <w:sz w:val="21"/>
                 <w:szCs w:val="21"/>
@@ -1611,6 +1928,8 @@
                 <w:rFonts w:ascii="Times New Roman" w:cs="Times New Roman" w:eastAsia="Times New Roman" w:hAnsi="Times New Roman"/>
                 <w:b w:val="false"/>
                 <w:bCs w:val="false"/>
+                <w:i w:val="false"/>
+                <w:iCs w:val="false"/>
                 <w:color w:val="1F2937"/>
                 <w:sz w:val="21"/>
                 <w:szCs w:val="21"/>
@@ -1639,6 +1958,8 @@
                 <w:rFonts w:ascii="Times New Roman" w:cs="Times New Roman" w:eastAsia="Times New Roman" w:hAnsi="Times New Roman"/>
                 <w:b w:val="false"/>
                 <w:bCs w:val="false"/>
+                <w:i w:val="false"/>
+                <w:iCs w:val="false"/>
                 <w:color w:val="1F2937"/>
                 <w:sz w:val="21"/>
                 <w:szCs w:val="21"/>
@@ -1667,6 +1988,8 @@
                 <w:rFonts w:ascii="Times New Roman" w:cs="Times New Roman" w:eastAsia="Times New Roman" w:hAnsi="Times New Roman"/>
                 <w:b w:val="false"/>
                 <w:bCs w:val="false"/>
+                <w:i w:val="false"/>
+                <w:iCs w:val="false"/>
                 <w:color w:val="1F2937"/>
                 <w:sz w:val="21"/>
                 <w:szCs w:val="21"/>
@@ -1695,6 +2018,8 @@
                 <w:rFonts w:ascii="Times New Roman" w:cs="Times New Roman" w:eastAsia="Times New Roman" w:hAnsi="Times New Roman"/>
                 <w:b w:val="false"/>
                 <w:bCs w:val="false"/>
+                <w:i w:val="false"/>
+                <w:iCs w:val="false"/>
                 <w:color w:val="1F2937"/>
                 <w:sz w:val="21"/>
                 <w:szCs w:val="21"/>
@@ -1725,6 +2050,8 @@
                 <w:rFonts w:ascii="Times New Roman" w:cs="Times New Roman" w:eastAsia="Times New Roman" w:hAnsi="Times New Roman"/>
                 <w:b w:val="false"/>
                 <w:bCs w:val="false"/>
+                <w:i w:val="false"/>
+                <w:iCs w:val="false"/>
                 <w:color w:val="1F2937"/>
                 <w:sz w:val="21"/>
                 <w:szCs w:val="21"/>
@@ -1753,6 +2080,8 @@
                 <w:rFonts w:ascii="Times New Roman" w:cs="Times New Roman" w:eastAsia="Times New Roman" w:hAnsi="Times New Roman"/>
                 <w:b w:val="false"/>
                 <w:bCs w:val="false"/>
+                <w:i w:val="false"/>
+                <w:iCs w:val="false"/>
                 <w:color w:val="1F2937"/>
                 <w:sz w:val="21"/>
                 <w:szCs w:val="21"/>
@@ -1781,6 +2110,8 @@
                 <w:rFonts w:ascii="Times New Roman" w:cs="Times New Roman" w:eastAsia="Times New Roman" w:hAnsi="Times New Roman"/>
                 <w:b w:val="false"/>
                 <w:bCs w:val="false"/>
+                <w:i w:val="false"/>
+                <w:iCs w:val="false"/>
                 <w:color w:val="1F2937"/>
                 <w:sz w:val="21"/>
                 <w:szCs w:val="21"/>
@@ -1809,6 +2140,8 @@
                 <w:rFonts w:ascii="Times New Roman" w:cs="Times New Roman" w:eastAsia="Times New Roman" w:hAnsi="Times New Roman"/>
                 <w:b w:val="false"/>
                 <w:bCs w:val="false"/>
+                <w:i w:val="false"/>
+                <w:iCs w:val="false"/>
                 <w:color w:val="1F2937"/>
                 <w:sz w:val="21"/>
                 <w:szCs w:val="21"/>
@@ -1837,6 +2170,8 @@
                 <w:rFonts w:ascii="Times New Roman" w:cs="Times New Roman" w:eastAsia="Times New Roman" w:hAnsi="Times New Roman"/>
                 <w:b w:val="false"/>
                 <w:bCs w:val="false"/>
+                <w:i w:val="false"/>
+                <w:iCs w:val="false"/>
                 <w:color w:val="1F2937"/>
                 <w:sz w:val="21"/>
                 <w:szCs w:val="21"/>
@@ -1867,6 +2202,8 @@
                 <w:rFonts w:ascii="Times New Roman" w:cs="Times New Roman" w:eastAsia="Times New Roman" w:hAnsi="Times New Roman"/>
                 <w:b w:val="false"/>
                 <w:bCs w:val="false"/>
+                <w:i w:val="false"/>
+                <w:iCs w:val="false"/>
                 <w:color w:val="1F2937"/>
                 <w:sz w:val="21"/>
                 <w:szCs w:val="21"/>
@@ -1895,6 +2232,8 @@
                 <w:rFonts w:ascii="Times New Roman" w:cs="Times New Roman" w:eastAsia="Times New Roman" w:hAnsi="Times New Roman"/>
                 <w:b w:val="false"/>
                 <w:bCs w:val="false"/>
+                <w:i w:val="false"/>
+                <w:iCs w:val="false"/>
                 <w:color w:val="1F2937"/>
                 <w:sz w:val="21"/>
                 <w:szCs w:val="21"/>
@@ -1923,6 +2262,8 @@
                 <w:rFonts w:ascii="Times New Roman" w:cs="Times New Roman" w:eastAsia="Times New Roman" w:hAnsi="Times New Roman"/>
                 <w:b w:val="false"/>
                 <w:bCs w:val="false"/>
+                <w:i w:val="false"/>
+                <w:iCs w:val="false"/>
                 <w:color w:val="1F2937"/>
                 <w:sz w:val="21"/>
                 <w:szCs w:val="21"/>
@@ -1951,6 +2292,8 @@
                 <w:rFonts w:ascii="Times New Roman" w:cs="Times New Roman" w:eastAsia="Times New Roman" w:hAnsi="Times New Roman"/>
                 <w:b w:val="false"/>
                 <w:bCs w:val="false"/>
+                <w:i w:val="false"/>
+                <w:iCs w:val="false"/>
                 <w:color w:val="1F2937"/>
                 <w:sz w:val="21"/>
                 <w:szCs w:val="21"/>
@@ -1979,6 +2322,8 @@
                 <w:rFonts w:ascii="Times New Roman" w:cs="Times New Roman" w:eastAsia="Times New Roman" w:hAnsi="Times New Roman"/>
                 <w:b w:val="false"/>
                 <w:bCs w:val="false"/>
+                <w:i w:val="false"/>
+                <w:iCs w:val="false"/>
                 <w:color w:val="1F2937"/>
                 <w:sz w:val="21"/>
                 <w:szCs w:val="21"/>
@@ -2009,6 +2354,8 @@
                 <w:rFonts w:ascii="Times New Roman" w:cs="Times New Roman" w:eastAsia="Times New Roman" w:hAnsi="Times New Roman"/>
                 <w:b w:val="false"/>
                 <w:bCs w:val="false"/>
+                <w:i w:val="false"/>
+                <w:iCs w:val="false"/>
                 <w:color w:val="1F2937"/>
                 <w:sz w:val="21"/>
                 <w:szCs w:val="21"/>
@@ -2037,6 +2384,8 @@
                 <w:rFonts w:ascii="Times New Roman" w:cs="Times New Roman" w:eastAsia="Times New Roman" w:hAnsi="Times New Roman"/>
                 <w:b w:val="false"/>
                 <w:bCs w:val="false"/>
+                <w:i w:val="false"/>
+                <w:iCs w:val="false"/>
                 <w:color w:val="1F2937"/>
                 <w:sz w:val="21"/>
                 <w:szCs w:val="21"/>
@@ -2065,6 +2414,8 @@
                 <w:rFonts w:ascii="Times New Roman" w:cs="Times New Roman" w:eastAsia="Times New Roman" w:hAnsi="Times New Roman"/>
                 <w:b w:val="false"/>
                 <w:bCs w:val="false"/>
+                <w:i w:val="false"/>
+                <w:iCs w:val="false"/>
                 <w:color w:val="1F2937"/>
                 <w:sz w:val="21"/>
                 <w:szCs w:val="21"/>
@@ -2093,6 +2444,8 @@
                 <w:rFonts w:ascii="Times New Roman" w:cs="Times New Roman" w:eastAsia="Times New Roman" w:hAnsi="Times New Roman"/>
                 <w:b w:val="false"/>
                 <w:bCs w:val="false"/>
+                <w:i w:val="false"/>
+                <w:iCs w:val="false"/>
                 <w:color w:val="1F2937"/>
                 <w:sz w:val="21"/>
                 <w:szCs w:val="21"/>
@@ -2121,6 +2474,8 @@
                 <w:rFonts w:ascii="Times New Roman" w:cs="Times New Roman" w:eastAsia="Times New Roman" w:hAnsi="Times New Roman"/>
                 <w:b w:val="false"/>
                 <w:bCs w:val="false"/>
+                <w:i w:val="false"/>
+                <w:iCs w:val="false"/>
                 <w:color w:val="1F2937"/>
                 <w:sz w:val="21"/>
                 <w:szCs w:val="21"/>
@@ -2151,6 +2506,8 @@
                 <w:rFonts w:ascii="Times New Roman" w:cs="Times New Roman" w:eastAsia="Times New Roman" w:hAnsi="Times New Roman"/>
                 <w:b w:val="false"/>
                 <w:bCs w:val="false"/>
+                <w:i w:val="false"/>
+                <w:iCs w:val="false"/>
                 <w:color w:val="1F2937"/>
                 <w:sz w:val="21"/>
                 <w:szCs w:val="21"/>
@@ -2179,6 +2536,8 @@
                 <w:rFonts w:ascii="Times New Roman" w:cs="Times New Roman" w:eastAsia="Times New Roman" w:hAnsi="Times New Roman"/>
                 <w:b w:val="false"/>
                 <w:bCs w:val="false"/>
+                <w:i w:val="false"/>
+                <w:iCs w:val="false"/>
                 <w:color w:val="1F2937"/>
                 <w:sz w:val="21"/>
                 <w:szCs w:val="21"/>
@@ -2207,6 +2566,8 @@
                 <w:rFonts w:ascii="Times New Roman" w:cs="Times New Roman" w:eastAsia="Times New Roman" w:hAnsi="Times New Roman"/>
                 <w:b w:val="false"/>
                 <w:bCs w:val="false"/>
+                <w:i w:val="false"/>
+                <w:iCs w:val="false"/>
                 <w:color w:val="1F2937"/>
                 <w:sz w:val="21"/>
                 <w:szCs w:val="21"/>
@@ -2235,6 +2596,8 @@
                 <w:rFonts w:ascii="Times New Roman" w:cs="Times New Roman" w:eastAsia="Times New Roman" w:hAnsi="Times New Roman"/>
                 <w:b w:val="false"/>
                 <w:bCs w:val="false"/>
+                <w:i w:val="false"/>
+                <w:iCs w:val="false"/>
                 <w:color w:val="1F2937"/>
                 <w:sz w:val="21"/>
                 <w:szCs w:val="21"/>
@@ -2263,6 +2626,8 @@
                 <w:rFonts w:ascii="Times New Roman" w:cs="Times New Roman" w:eastAsia="Times New Roman" w:hAnsi="Times New Roman"/>
                 <w:b w:val="false"/>
                 <w:bCs w:val="false"/>
+                <w:i w:val="false"/>
+                <w:iCs w:val="false"/>
                 <w:color w:val="1F2937"/>
                 <w:sz w:val="21"/>
                 <w:szCs w:val="21"/>
@@ -2307,6 +2672,10 @@
       <w:r>
         <w:rPr>
           <w:rFonts w:ascii="Times New Roman" w:cs="Times New Roman" w:eastAsia="Times New Roman" w:hAnsi="Times New Roman"/>
+          <w:b/>
+          <w:bCs/>
+          <w:i w:val="false"/>
+          <w:iCs w:val="false"/>
           <w:color w:val="1F2937"/>
           <w:sz w:val="26"/>
           <w:szCs w:val="26"/>
@@ -2327,11 +2696,15 @@
           <w:sz w:val="26"/>
           <w:szCs w:val="26"/>
         </w:rPr>
-        <w:t xml:space="preserve">1.  </w:t>
-      </w:r>
-      <w:r>
-        <w:rPr>
-          <w:rFonts w:ascii="Times New Roman" w:cs="Times New Roman" w:eastAsia="Times New Roman" w:hAnsi="Times New Roman"/>
+        <w:t xml:space="preserve">1. </w:t>
+      </w:r>
+      <w:r>
+        <w:rPr>
+          <w:rFonts w:ascii="Times New Roman" w:cs="Times New Roman" w:eastAsia="Times New Roman" w:hAnsi="Times New Roman"/>
+          <w:b w:val="false"/>
+          <w:bCs w:val="false"/>
+          <w:i w:val="false"/>
+          <w:iCs w:val="false"/>
           <w:color w:val="1F2937"/>
           <w:sz w:val="26"/>
           <w:szCs w:val="26"/>
@@ -2352,11 +2725,15 @@
           <w:sz w:val="26"/>
           <w:szCs w:val="26"/>
         </w:rPr>
-        <w:t xml:space="preserve">2.  </w:t>
-      </w:r>
-      <w:r>
-        <w:rPr>
-          <w:rFonts w:ascii="Times New Roman" w:cs="Times New Roman" w:eastAsia="Times New Roman" w:hAnsi="Times New Roman"/>
+        <w:t xml:space="preserve">2. </w:t>
+      </w:r>
+      <w:r>
+        <w:rPr>
+          <w:rFonts w:ascii="Times New Roman" w:cs="Times New Roman" w:eastAsia="Times New Roman" w:hAnsi="Times New Roman"/>
+          <w:b w:val="false"/>
+          <w:bCs w:val="false"/>
+          <w:i w:val="false"/>
+          <w:iCs w:val="false"/>
           <w:color w:val="1F2937"/>
           <w:sz w:val="26"/>
           <w:szCs w:val="26"/>
@@ -2377,11 +2754,15 @@
           <w:sz w:val="26"/>
           <w:szCs w:val="26"/>
         </w:rPr>
-        <w:t xml:space="preserve">3.  </w:t>
-      </w:r>
-      <w:r>
-        <w:rPr>
-          <w:rFonts w:ascii="Times New Roman" w:cs="Times New Roman" w:eastAsia="Times New Roman" w:hAnsi="Times New Roman"/>
+        <w:t xml:space="preserve">3. </w:t>
+      </w:r>
+      <w:r>
+        <w:rPr>
+          <w:rFonts w:ascii="Times New Roman" w:cs="Times New Roman" w:eastAsia="Times New Roman" w:hAnsi="Times New Roman"/>
+          <w:b w:val="false"/>
+          <w:bCs w:val="false"/>
+          <w:i w:val="false"/>
+          <w:iCs w:val="false"/>
           <w:color w:val="1F2937"/>
           <w:sz w:val="26"/>
           <w:szCs w:val="26"/>
@@ -2401,6 +2782,10 @@
       <w:r>
         <w:rPr>
           <w:rFonts w:ascii="Times New Roman" w:cs="Times New Roman" w:eastAsia="Times New Roman" w:hAnsi="Times New Roman"/>
+          <w:b/>
+          <w:bCs/>
+          <w:i w:val="false"/>
+          <w:iCs w:val="false"/>
           <w:color w:val="1F2937"/>
           <w:sz w:val="26"/>
           <w:szCs w:val="26"/>
@@ -2420,11 +2805,65 @@
       <w:r>
         <w:rPr>
           <w:rFonts w:ascii="Times New Roman" w:cs="Times New Roman" w:eastAsia="Times New Roman" w:hAnsi="Times New Roman"/>
-          <w:color w:val="1F2937"/>
-          <w:sz w:val="26"/>
-          <w:szCs w:val="26"/>
-        </w:rPr>
-        <w:t xml:space="preserve">Ngôn ngữ lập trình chính được hỗ trợ chấm: C++ (C++11, C++14, C++17), biên dịch bằng GNU Compiler Collection (g++).</w:t>
+          <w:b w:val="false"/>
+          <w:bCs w:val="false"/>
+          <w:i w:val="false"/>
+          <w:iCs w:val="false"/>
+          <w:color w:val="1F2937"/>
+          <w:sz w:val="26"/>
+          <w:szCs w:val="26"/>
+        </w:rPr>
+        <w:t xml:space="preserve">Ngôn ngữ lập trình chính được hỗ trợ chấm: </w:t>
+      </w:r>
+      <w:r>
+        <w:rPr>
+          <w:rFonts w:ascii="Times New Roman" w:cs="Times New Roman" w:eastAsia="Times New Roman" w:hAnsi="Times New Roman"/>
+          <w:b/>
+          <w:bCs/>
+          <w:i w:val="false"/>
+          <w:iCs w:val="false"/>
+          <w:color w:val="1F2937"/>
+          <w:sz w:val="26"/>
+          <w:szCs w:val="26"/>
+        </w:rPr>
+        <w:t xml:space="preserve">C++ (C++11, C++14, C++17)</w:t>
+      </w:r>
+      <w:r>
+        <w:rPr>
+          <w:rFonts w:ascii="Times New Roman" w:cs="Times New Roman" w:eastAsia="Times New Roman" w:hAnsi="Times New Roman"/>
+          <w:b w:val="false"/>
+          <w:bCs w:val="false"/>
+          <w:i w:val="false"/>
+          <w:iCs w:val="false"/>
+          <w:color w:val="1F2937"/>
+          <w:sz w:val="26"/>
+          <w:szCs w:val="26"/>
+        </w:rPr>
+        <w:t xml:space="preserve">, biên dịch bằng GNU Compiler Collection (</w:t>
+      </w:r>
+      <w:r>
+        <w:rPr>
+          <w:rFonts w:ascii="Consolas" w:cs="Consolas" w:eastAsia="Consolas" w:hAnsi="Consolas"/>
+          <w:b w:val="false"/>
+          <w:bCs w:val="false"/>
+          <w:color w:val="0F766E"/>
+          <w:sz w:val="24"/>
+          <w:szCs w:val="24"/>
+        </w:rPr>
+        <w:t xml:space="preserve">g++</w:t>
+      </w:r>
+      <w:r>
+        <w:rPr>
+          <w:rFonts w:ascii="Times New Roman" w:cs="Times New Roman" w:eastAsia="Times New Roman" w:hAnsi="Times New Roman"/>
+          <w:b w:val="false"/>
+          <w:bCs w:val="false"/>
+          <w:i w:val="false"/>
+          <w:iCs w:val="false"/>
+          <w:color w:val="1F2937"/>
+          <w:sz w:val="26"/>
+          <w:szCs w:val="26"/>
+        </w:rPr>
+        <w:t xml:space="preserve">).</w:t>
       </w:r>
     </w:p>
     <w:p>
@@ -2439,6 +2878,10 @@
       <w:r>
         <w:rPr>
           <w:rFonts w:ascii="Times New Roman" w:cs="Times New Roman" w:eastAsia="Times New Roman" w:hAnsi="Times New Roman"/>
+          <w:b w:val="false"/>
+          <w:bCs w:val="false"/>
+          <w:i w:val="false"/>
+          <w:iCs w:val="false"/>
           <w:color w:val="1F2937"/>
           <w:sz w:val="26"/>
           <w:szCs w:val="26"/>
@@ -2698,11 +3141,28 @@
       <w:r>
         <w:rPr>
           <w:rFonts w:ascii="Times New Roman" w:cs="Times New Roman" w:eastAsia="Times New Roman" w:hAnsi="Times New Roman"/>
-          <w:color w:val="1F2937"/>
-          <w:sz w:val="26"/>
-          <w:szCs w:val="26"/>
-        </w:rPr>
-        <w:t xml:space="preserve">AC (Accepted): Kết quả khớp chính xác 100% với đáp án mẫu.</w:t>
+          <w:b/>
+          <w:bCs/>
+          <w:i w:val="false"/>
+          <w:iCs w:val="false"/>
+          <w:color w:val="1F2937"/>
+          <w:sz w:val="26"/>
+          <w:szCs w:val="26"/>
+        </w:rPr>
+        <w:t xml:space="preserve">AC (Accepted):</w:t>
+      </w:r>
+      <w:r>
+        <w:rPr>
+          <w:rFonts w:ascii="Times New Roman" w:cs="Times New Roman" w:eastAsia="Times New Roman" w:hAnsi="Times New Roman"/>
+          <w:b w:val="false"/>
+          <w:bCs w:val="false"/>
+          <w:i w:val="false"/>
+          <w:iCs w:val="false"/>
+          <w:color w:val="1F2937"/>
+          <w:sz w:val="26"/>
+          <w:szCs w:val="26"/>
+        </w:rPr>
+        <w:t xml:space="preserve"> Kết quả khớp chính xác 100% với đáp án mẫu.</w:t>
       </w:r>
     </w:p>
     <w:p>
@@ -2717,11 +3177,28 @@
       <w:r>
         <w:rPr>
           <w:rFonts w:ascii="Times New Roman" w:cs="Times New Roman" w:eastAsia="Times New Roman" w:hAnsi="Times New Roman"/>
-          <w:color w:val="1F2937"/>
-          <w:sz w:val="26"/>
-          <w:szCs w:val="26"/>
-        </w:rPr>
-        <w:t xml:space="preserve">WA (Wrong Answer): Kết quả chạy ra sai so với dữ liệu kỳ vọng.</w:t>
+          <w:b/>
+          <w:bCs/>
+          <w:i w:val="false"/>
+          <w:iCs w:val="false"/>
+          <w:color w:val="1F2937"/>
+          <w:sz w:val="26"/>
+          <w:szCs w:val="26"/>
+        </w:rPr>
+        <w:t xml:space="preserve">WA (Wrong Answer):</w:t>
+      </w:r>
+      <w:r>
+        <w:rPr>
+          <w:rFonts w:ascii="Times New Roman" w:cs="Times New Roman" w:eastAsia="Times New Roman" w:hAnsi="Times New Roman"/>
+          <w:b w:val="false"/>
+          <w:bCs w:val="false"/>
+          <w:i w:val="false"/>
+          <w:iCs w:val="false"/>
+          <w:color w:val="1F2937"/>
+          <w:sz w:val="26"/>
+          <w:szCs w:val="26"/>
+        </w:rPr>
+        <w:t xml:space="preserve"> Kết quả chạy ra sai so với dữ liệu kỳ vọng.</w:t>
       </w:r>
     </w:p>
     <w:p>
@@ -2736,11 +3213,28 @@
       <w:r>
         <w:rPr>
           <w:rFonts w:ascii="Times New Roman" w:cs="Times New Roman" w:eastAsia="Times New Roman" w:hAnsi="Times New Roman"/>
-          <w:color w:val="1F2937"/>
-          <w:sz w:val="26"/>
-          <w:szCs w:val="26"/>
-        </w:rPr>
-        <w:t xml:space="preserve">TLE (Time Limit Exceeded): Thời gian thực thi vượt quá ngưỡng quy định (ví dụ 1000 ms).</w:t>
+          <w:b/>
+          <w:bCs/>
+          <w:i w:val="false"/>
+          <w:iCs w:val="false"/>
+          <w:color w:val="1F2937"/>
+          <w:sz w:val="26"/>
+          <w:szCs w:val="26"/>
+        </w:rPr>
+        <w:t xml:space="preserve">TLE (Time Limit Exceeded):</w:t>
+      </w:r>
+      <w:r>
+        <w:rPr>
+          <w:rFonts w:ascii="Times New Roman" w:cs="Times New Roman" w:eastAsia="Times New Roman" w:hAnsi="Times New Roman"/>
+          <w:b w:val="false"/>
+          <w:bCs w:val="false"/>
+          <w:i w:val="false"/>
+          <w:iCs w:val="false"/>
+          <w:color w:val="1F2937"/>
+          <w:sz w:val="26"/>
+          <w:szCs w:val="26"/>
+        </w:rPr>
+        <w:t xml:space="preserve"> Thời gian thực thi vượt quá ngưỡng quy định (ví dụ 1000 ms).</w:t>
       </w:r>
     </w:p>
     <w:p>
@@ -2755,11 +3249,28 @@
       <w:r>
         <w:rPr>
           <w:rFonts w:ascii="Times New Roman" w:cs="Times New Roman" w:eastAsia="Times New Roman" w:hAnsi="Times New Roman"/>
-          <w:color w:val="1F2937"/>
-          <w:sz w:val="26"/>
-          <w:szCs w:val="26"/>
-        </w:rPr>
-        <w:t xml:space="preserve">MLE (Memory Limit Exceeded): Bộ nhớ RAM tiêu thụ vượt quá giới hạn (ví dụ 256 MB).</w:t>
+          <w:b/>
+          <w:bCs/>
+          <w:i w:val="false"/>
+          <w:iCs w:val="false"/>
+          <w:color w:val="1F2937"/>
+          <w:sz w:val="26"/>
+          <w:szCs w:val="26"/>
+        </w:rPr>
+        <w:t xml:space="preserve">MLE (Memory Limit Exceeded):</w:t>
+      </w:r>
+      <w:r>
+        <w:rPr>
+          <w:rFonts w:ascii="Times New Roman" w:cs="Times New Roman" w:eastAsia="Times New Roman" w:hAnsi="Times New Roman"/>
+          <w:b w:val="false"/>
+          <w:bCs w:val="false"/>
+          <w:i w:val="false"/>
+          <w:iCs w:val="false"/>
+          <w:color w:val="1F2937"/>
+          <w:sz w:val="26"/>
+          <w:szCs w:val="26"/>
+        </w:rPr>
+        <w:t xml:space="preserve"> Bộ nhớ RAM tiêu thụ vượt quá giới hạn (ví dụ 256 MB).</w:t>
       </w:r>
     </w:p>
     <w:p>
@@ -2774,11 +3285,28 @@
       <w:r>
         <w:rPr>
           <w:rFonts w:ascii="Times New Roman" w:cs="Times New Roman" w:eastAsia="Times New Roman" w:hAnsi="Times New Roman"/>
-          <w:color w:val="1F2937"/>
-          <w:sz w:val="26"/>
-          <w:szCs w:val="26"/>
-        </w:rPr>
-        <w:t xml:space="preserve">RTE / RE (Runtime Error): Chương trình bị sập (lỗi chia cho 0, truy cập mảng ngoài giới hạn, Segmentation Fault).</w:t>
+          <w:b/>
+          <w:bCs/>
+          <w:i w:val="false"/>
+          <w:iCs w:val="false"/>
+          <w:color w:val="1F2937"/>
+          <w:sz w:val="26"/>
+          <w:szCs w:val="26"/>
+        </w:rPr>
+        <w:t xml:space="preserve">RTE / RE (Runtime Error):</w:t>
+      </w:r>
+      <w:r>
+        <w:rPr>
+          <w:rFonts w:ascii="Times New Roman" w:cs="Times New Roman" w:eastAsia="Times New Roman" w:hAnsi="Times New Roman"/>
+          <w:b w:val="false"/>
+          <w:bCs w:val="false"/>
+          <w:i w:val="false"/>
+          <w:iCs w:val="false"/>
+          <w:color w:val="1F2937"/>
+          <w:sz w:val="26"/>
+          <w:szCs w:val="26"/>
+        </w:rPr>
+        <w:t xml:space="preserve"> Chương trình bị sập (lỗi chia cho 0, truy cập mảng ngoài giới hạn, Segmentation Fault).</w:t>
       </w:r>
     </w:p>
     <w:p>
@@ -2793,11 +3321,28 @@
       <w:r>
         <w:rPr>
           <w:rFonts w:ascii="Times New Roman" w:cs="Times New Roman" w:eastAsia="Times New Roman" w:hAnsi="Times New Roman"/>
-          <w:color w:val="1F2937"/>
-          <w:sz w:val="26"/>
-          <w:szCs w:val="26"/>
-        </w:rPr>
-        <w:t xml:space="preserve">CE (Compile Error): Mã nguồn không thể biên dịch thành công.</w:t>
+          <w:b/>
+          <w:bCs/>
+          <w:i w:val="false"/>
+          <w:iCs w:val="false"/>
+          <w:color w:val="1F2937"/>
+          <w:sz w:val="26"/>
+          <w:szCs w:val="26"/>
+        </w:rPr>
+        <w:t xml:space="preserve">CE (Compile Error):</w:t>
+      </w:r>
+      <w:r>
+        <w:rPr>
+          <w:rFonts w:ascii="Times New Roman" w:cs="Times New Roman" w:eastAsia="Times New Roman" w:hAnsi="Times New Roman"/>
+          <w:b w:val="false"/>
+          <w:bCs w:val="false"/>
+          <w:i w:val="false"/>
+          <w:iCs w:val="false"/>
+          <w:color w:val="1F2937"/>
+          <w:sz w:val="26"/>
+          <w:szCs w:val="26"/>
+        </w:rPr>
+        <w:t xml:space="preserve"> Mã nguồn không thể biên dịch thành công.</w:t>
       </w:r>
     </w:p>
     <w:p>
@@ -2849,16 +3394,81 @@
           <w:sz w:val="26"/>
           <w:szCs w:val="26"/>
         </w:rPr>
-        <w:t xml:space="preserve">1.  </w:t>
-      </w:r>
-      <w:r>
-        <w:rPr>
-          <w:rFonts w:ascii="Times New Roman" w:cs="Times New Roman" w:eastAsia="Times New Roman" w:hAnsi="Times New Roman"/>
-          <w:color w:val="1F2937"/>
-          <w:sz w:val="26"/>
-          <w:szCs w:val="26"/>
-        </w:rPr>
-        <w:t xml:space="preserve">Kiểm soát thời gian bằng bộ đếm ngắt hệ thống: Sử dụng cờ ngắt timeout kết hợp tín hiệu SIGKILL nhằm tiêu diệt triệt để tiến trình con nếu chạy quá thời gian quy định, ngăn ngừa hoàn toàn hiện tượng treo máy chấm do vòng lặp vô hạn.</w:t>
+        <w:t xml:space="preserve">1. </w:t>
+      </w:r>
+      <w:r>
+        <w:rPr>
+          <w:rFonts w:ascii="Times New Roman" w:cs="Times New Roman" w:eastAsia="Times New Roman" w:hAnsi="Times New Roman"/>
+          <w:b/>
+          <w:bCs/>
+          <w:i w:val="false"/>
+          <w:iCs w:val="false"/>
+          <w:color w:val="1F2937"/>
+          <w:sz w:val="26"/>
+          <w:szCs w:val="26"/>
+        </w:rPr>
+        <w:t xml:space="preserve">Kiểm soát thời gian bằng bộ đếm ngắt hệ thống:</w:t>
+      </w:r>
+      <w:r>
+        <w:rPr>
+          <w:rFonts w:ascii="Times New Roman" w:cs="Times New Roman" w:eastAsia="Times New Roman" w:hAnsi="Times New Roman"/>
+          <w:b w:val="false"/>
+          <w:bCs w:val="false"/>
+          <w:i w:val="false"/>
+          <w:iCs w:val="false"/>
+          <w:color w:val="1F2937"/>
+          <w:sz w:val="26"/>
+          <w:szCs w:val="26"/>
+        </w:rPr>
+        <w:t xml:space="preserve"> Sử dụng cờ ngắt </w:t>
+      </w:r>
+      <w:r>
+        <w:rPr>
+          <w:rFonts w:ascii="Consolas" w:cs="Consolas" w:eastAsia="Consolas" w:hAnsi="Consolas"/>
+          <w:b w:val="false"/>
+          <w:bCs w:val="false"/>
+          <w:color w:val="0F766E"/>
+          <w:sz w:val="24"/>
+          <w:szCs w:val="24"/>
+        </w:rPr>
+        <w:t xml:space="preserve">timeout</w:t>
+      </w:r>
+      <w:r>
+        <w:rPr>
+          <w:rFonts w:ascii="Times New Roman" w:cs="Times New Roman" w:eastAsia="Times New Roman" w:hAnsi="Times New Roman"/>
+          <w:b w:val="false"/>
+          <w:bCs w:val="false"/>
+          <w:i w:val="false"/>
+          <w:iCs w:val="false"/>
+          <w:color w:val="1F2937"/>
+          <w:sz w:val="26"/>
+          <w:szCs w:val="26"/>
+        </w:rPr>
+        <w:t xml:space="preserve"> kết hợp tín hiệu </w:t>
+      </w:r>
+      <w:r>
+        <w:rPr>
+          <w:rFonts w:ascii="Consolas" w:cs="Consolas" w:eastAsia="Consolas" w:hAnsi="Consolas"/>
+          <w:b w:val="false"/>
+          <w:bCs w:val="false"/>
+          <w:color w:val="0F766E"/>
+          <w:sz w:val="24"/>
+          <w:szCs w:val="24"/>
+        </w:rPr>
+        <w:t xml:space="preserve">SIGKILL</w:t>
+      </w:r>
+      <w:r>
+        <w:rPr>
+          <w:rFonts w:ascii="Times New Roman" w:cs="Times New Roman" w:eastAsia="Times New Roman" w:hAnsi="Times New Roman"/>
+          <w:b w:val="false"/>
+          <w:bCs w:val="false"/>
+          <w:i w:val="false"/>
+          <w:iCs w:val="false"/>
+          <w:color w:val="1F2937"/>
+          <w:sz w:val="26"/>
+          <w:szCs w:val="26"/>
+        </w:rPr>
+        <w:t xml:space="preserve"> nhằm tiêu diệt triệt để tiến trình con nếu chạy quá thời gian quy định, ngăn ngừa hoàn toàn hiện tượng treo máy chấm do vòng lặp vô hạn.</w:t>
       </w:r>
     </w:p>
     <w:p>
@@ -2874,16 +3484,57 @@
           <w:sz w:val="26"/>
           <w:szCs w:val="26"/>
         </w:rPr>
-        <w:t xml:space="preserve">2.  </w:t>
-      </w:r>
-      <w:r>
-        <w:rPr>
-          <w:rFonts w:ascii="Times New Roman" w:cs="Times New Roman" w:eastAsia="Times New Roman" w:hAnsi="Times New Roman"/>
-          <w:color w:val="1F2937"/>
-          <w:sz w:val="26"/>
-          <w:szCs w:val="26"/>
-        </w:rPr>
-        <w:t xml:space="preserve">Chuẩn hóa dữ liệu đầu ra (Output Normalization): Nhằm giải quyết các khác biệt không mong muốn về định dạng xuống dòng giữa Windows (\r\n) và Linux (\n), hệ thống tích hợp thuật toán chuẩn hóa:</w:t>
+        <w:t xml:space="preserve">2. </w:t>
+      </w:r>
+      <w:r>
+        <w:rPr>
+          <w:rFonts w:ascii="Times New Roman" w:cs="Times New Roman" w:eastAsia="Times New Roman" w:hAnsi="Times New Roman"/>
+          <w:b/>
+          <w:bCs/>
+          <w:i w:val="false"/>
+          <w:iCs w:val="false"/>
+          <w:color w:val="1F2937"/>
+          <w:sz w:val="26"/>
+          <w:szCs w:val="26"/>
+        </w:rPr>
+        <w:t xml:space="preserve">Chuẩn hóa dữ liệu đầu ra (Output Normalization):</w:t>
+      </w:r>
+      <w:r>
+        <w:rPr>
+          <w:rFonts w:ascii="Times New Roman" w:cs="Times New Roman" w:eastAsia="Times New Roman" w:hAnsi="Times New Roman"/>
+          <w:b w:val="false"/>
+          <w:bCs w:val="false"/>
+          <w:i w:val="false"/>
+          <w:iCs w:val="false"/>
+          <w:color w:val="1F2937"/>
+          <w:sz w:val="26"/>
+          <w:szCs w:val="26"/>
+        </w:rPr>
+        <w:t xml:space="preserve"> Nhằm giải quyết các khác biệt không mong muốn về định dạng xuống dòng giữa Windows (`</w:t>
+      </w:r>
+      <w:r>
+        <w:rPr>
+          <w:rFonts w:ascii="Consolas" w:cs="Consolas" w:eastAsia="Consolas" w:hAnsi="Consolas"/>
+          <w:b w:val="false"/>
+          <w:bCs w:val="false"/>
+          <w:color w:val="0F766E"/>
+          <w:sz w:val="24"/>
+          <w:szCs w:val="24"/>
+        </w:rPr>
+        <w:t xml:space="preserve">) và Linux (</w:t>
+      </w:r>
+      <w:r>
+        <w:rPr>
+          <w:rFonts w:ascii="Times New Roman" w:cs="Times New Roman" w:eastAsia="Times New Roman" w:hAnsi="Times New Roman"/>
+          <w:b w:val="false"/>
+          <w:bCs w:val="false"/>
+          <w:i w:val="false"/>
+          <w:iCs w:val="false"/>
+          <w:color w:val="1F2937"/>
+          <w:sz w:val="26"/>
+          <w:szCs w:val="26"/>
+        </w:rPr>
+        <w:t xml:space="preserve">`), hệ thống tích hợp thuật toán chuẩn hóa:</w:t>
       </w:r>
     </w:p>
     <w:p>
@@ -2893,16 +3544,14 @@
       </w:pPr>
       <w:r>
         <w:rPr>
-          <w:rFonts w:ascii="Times New Roman" w:cs="Times New Roman" w:eastAsia="Times New Roman" w:hAnsi="Times New Roman"/>
-          <w:b w:val="false"/>
-          <w:bCs w:val="false"/>
-          <w:i w:val="false"/>
-          <w:iCs w:val="false"/>
-          <w:color w:val="1F2937"/>
-          <w:sz w:val="26"/>
-          <w:szCs w:val="26"/>
-        </w:rPr>
-        <w:t xml:space="preserve">\text{Normalize}(S) = \text{Trim}\left(\bigcup_{i} \text{TrimEnd}(Line_i)\right)</w:t>
+          <w:rFonts w:ascii="Consolas" w:cs="Consolas" w:eastAsia="Consolas" w:hAnsi="Consolas"/>
+          <w:b w:val="false"/>
+          <w:bCs w:val="false"/>
+          <w:color w:val="0F766E"/>
+          <w:sz w:val="24"/>
+          <w:szCs w:val="24"/>
+        </w:rPr>
+        <w:t xml:space="preserve">Normalize(S) = Trim( gộp các dòng sau khi TrimEnd(Line_i) )</w:t>
       </w:r>
     </w:p>
     <w:p>
@@ -2937,16 +3586,33 @@
           <w:sz w:val="26"/>
           <w:szCs w:val="26"/>
         </w:rPr>
-        <w:t xml:space="preserve">3.  </w:t>
-      </w:r>
-      <w:r>
-        <w:rPr>
-          <w:rFonts w:ascii="Times New Roman" w:cs="Times New Roman" w:eastAsia="Times New Roman" w:hAnsi="Times New Roman"/>
-          <w:color w:val="1F2937"/>
-          <w:sz w:val="26"/>
-          <w:szCs w:val="26"/>
-        </w:rPr>
-        <w:t xml:space="preserve">Thuật toán so khớp sai phân (LCS Diff Computation): Đối với các bài nộp bị WA ở test ví dụ, hệ thống tính toán Dãy con chung dài nhất (Longest Common Subsequence) để hiển thị trực quan phần ký tự bị sai khác, giúp học sinh nhanh chóng sửa lỗi.</w:t>
+        <w:t xml:space="preserve">3. </w:t>
+      </w:r>
+      <w:r>
+        <w:rPr>
+          <w:rFonts w:ascii="Times New Roman" w:cs="Times New Roman" w:eastAsia="Times New Roman" w:hAnsi="Times New Roman"/>
+          <w:b/>
+          <w:bCs/>
+          <w:i w:val="false"/>
+          <w:iCs w:val="false"/>
+          <w:color w:val="1F2937"/>
+          <w:sz w:val="26"/>
+          <w:szCs w:val="26"/>
+        </w:rPr>
+        <w:t xml:space="preserve">Thuật toán so khớp sai phân (LCS Diff Computation):</w:t>
+      </w:r>
+      <w:r>
+        <w:rPr>
+          <w:rFonts w:ascii="Times New Roman" w:cs="Times New Roman" w:eastAsia="Times New Roman" w:hAnsi="Times New Roman"/>
+          <w:b w:val="false"/>
+          <w:bCs w:val="false"/>
+          <w:i w:val="false"/>
+          <w:iCs w:val="false"/>
+          <w:color w:val="1F2937"/>
+          <w:sz w:val="26"/>
+          <w:szCs w:val="26"/>
+        </w:rPr>
+        <w:t xml:space="preserve"> Đối với các bài nộp bị WA ở test ví dụ, hệ thống tính toán Dãy con chung dài nhất (Longest Common Subsequence) để hiển thị trực quan phần ký tự bị sai khác, giúp học sinh nhanh chóng sửa lỗi.</w:t>
       </w:r>
     </w:p>
     <w:p>
@@ -3118,212 +3784,33 @@
           <w:sz w:val="26"/>
           <w:szCs w:val="26"/>
         </w:rPr>
-        <w:t xml:space="preserve">Đồng thời, phạm vi của Đề thi (Exam Scope) được trừu tượng hóa thành hàm phán quyết logic:</w:t>
-      </w:r>
-    </w:p>
-    <w:p>
-      <w:pPr>
-        <w:spacing w:after="120" w:before="80" w:line="320"/>
-        <w:jc w:val="left"/>
-      </w:pPr>
-      <w:r>
-        <w:rPr>
-          <w:rFonts w:ascii="Times New Roman" w:cs="Times New Roman" w:eastAsia="Times New Roman" w:hAnsi="Times New Roman"/>
-          <w:b w:val="false"/>
-          <w:bCs w:val="false"/>
-          <w:i w:val="false"/>
-          <w:iCs w:val="false"/>
-          <w:color w:val="1F2937"/>
-          <w:sz w:val="26"/>
-          <w:szCs w:val="26"/>
-        </w:rPr>
-        <w:t xml:space="preserve">\text{IsEligible}(\text{Student}, \text{Exam}) = \begin{cases}</w:t>
-      </w:r>
-    </w:p>
-    <w:p>
-      <w:pPr>
-        <w:spacing w:after="120" w:before="80" w:line="320"/>
-        <w:jc w:val="left"/>
-      </w:pPr>
-      <w:r>
-        <w:rPr>
-          <w:rFonts w:ascii="Times New Roman" w:cs="Times New Roman" w:eastAsia="Times New Roman" w:hAnsi="Times New Roman"/>
-          <w:b w:val="false"/>
-          <w:bCs w:val="false"/>
-          <w:i w:val="false"/>
-          <w:iCs w:val="false"/>
-          <w:color w:val="1F2937"/>
-          <w:sz w:val="26"/>
-          <w:szCs w:val="26"/>
-        </w:rPr>
-        <w:t xml:space="preserve">\text{True} &amp; \text{khi Scope} = \text{ALL} \\</w:t>
-      </w:r>
-    </w:p>
-    <w:p>
-      <w:pPr>
-        <w:spacing w:after="120" w:before="80" w:line="320"/>
-        <w:jc w:val="left"/>
-      </w:pPr>
-      <w:r>
-        <w:rPr>
-          <w:rFonts w:ascii="Times New Roman" w:cs="Times New Roman" w:eastAsia="Times New Roman" w:hAnsi="Times New Roman"/>
-          <w:b w:val="false"/>
-          <w:bCs w:val="false"/>
-          <w:i w:val="false"/>
-          <w:iCs w:val="false"/>
-          <w:color w:val="1F2937"/>
-          <w:sz w:val="26"/>
-          <w:szCs w:val="26"/>
-        </w:rPr>
-        <w:t xml:space="preserve">\text{True} &amp; \text{khi Scope} = \text{GRADE} \wedge \text{Student.Grade} \in \text{Exam.Grades} \\</w:t>
-      </w:r>
-    </w:p>
-    <w:p>
-      <w:pPr>
-        <w:spacing w:after="120" w:before="80" w:line="320"/>
-        <w:jc w:val="left"/>
-      </w:pPr>
-      <w:r>
-        <w:rPr>
-          <w:rFonts w:ascii="Times New Roman" w:cs="Times New Roman" w:eastAsia="Times New Roman" w:hAnsi="Times New Roman"/>
-          <w:b w:val="false"/>
-          <w:bCs w:val="false"/>
-          <w:i w:val="false"/>
-          <w:iCs w:val="false"/>
-          <w:color w:val="1F2937"/>
-          <w:sz w:val="26"/>
-          <w:szCs w:val="26"/>
-        </w:rPr>
-        <w:t xml:space="preserve">\text{True} &amp; \text{khi Scope} = \text{CLASS} \wedge \exists C \in \text{Student.Classes}: C \in \text{Exam.Classes} \\</w:t>
-      </w:r>
-    </w:p>
-    <w:p>
-      <w:pPr>
-        <w:spacing w:after="120" w:before="80" w:line="320"/>
-        <w:jc w:val="left"/>
-      </w:pPr>
-      <w:r>
-        <w:rPr>
-          <w:rFonts w:ascii="Times New Roman" w:cs="Times New Roman" w:eastAsia="Times New Roman" w:hAnsi="Times New Roman"/>
-          <w:b w:val="false"/>
-          <w:bCs w:val="false"/>
-          <w:i w:val="false"/>
-          <w:iCs w:val="false"/>
-          <w:color w:val="1F2937"/>
-          <w:sz w:val="26"/>
-          <w:szCs w:val="26"/>
-        </w:rPr>
-        <w:t xml:space="preserve">\text{True} &amp; \text{khi Scope} = \text{STUDENT} \wedge \text{Student.Id} \in \text{Exam.StudentIds} \\</w:t>
-      </w:r>
-    </w:p>
-    <w:p>
-      <w:pPr>
-        <w:spacing w:after="120" w:before="80" w:line="320"/>
-        <w:jc w:val="left"/>
-      </w:pPr>
-      <w:r>
-        <w:rPr>
-          <w:rFonts w:ascii="Times New Roman" w:cs="Times New Roman" w:eastAsia="Times New Roman" w:hAnsi="Times New Roman"/>
-          <w:b w:val="false"/>
-          <w:bCs w:val="false"/>
-          <w:i w:val="false"/>
-          <w:iCs w:val="false"/>
-          <w:color w:val="1F2937"/>
-          <w:sz w:val="26"/>
-          <w:szCs w:val="26"/>
-        </w:rPr>
-        <w:t xml:space="preserve">\text{False} &amp; \text{ngược lại}</w:t>
-      </w:r>
-    </w:p>
-    <w:p>
-      <w:pPr>
-        <w:spacing w:after="120" w:before="80" w:line="320"/>
-        <w:jc w:val="left"/>
-      </w:pPr>
-      <w:r>
-        <w:rPr>
-          <w:rFonts w:ascii="Times New Roman" w:cs="Times New Roman" w:eastAsia="Times New Roman" w:hAnsi="Times New Roman"/>
-          <w:b w:val="false"/>
-          <w:bCs w:val="false"/>
-          <w:i w:val="false"/>
-          <w:iCs w:val="false"/>
-          <w:color w:val="1F2937"/>
-          <w:sz w:val="26"/>
-          <w:szCs w:val="26"/>
-        </w:rPr>
-        <w:t xml:space="preserve">\end{cases}</w:t>
-      </w:r>
-    </w:p>
-    <w:p>
-      <w:pPr>
-        <w:spacing w:after="120" w:before="80" w:line="320"/>
-        <w:jc w:val="left"/>
-      </w:pPr>
-      <w:r>
-        <w:rPr>
-          <w:rFonts w:ascii="Times New Roman" w:cs="Times New Roman" w:eastAsia="Times New Roman" w:hAnsi="Times New Roman"/>
-          <w:b w:val="false"/>
-          <w:bCs w:val="false"/>
-          <w:i w:val="false"/>
-          <w:iCs w:val="false"/>
-          <w:color w:val="1F2937"/>
-          <w:sz w:val="26"/>
-          <w:szCs w:val="26"/>
-        </w:rPr>
-        <w:t xml:space="preserve">Quy tắc cốt lõi: Một học sinh chỉ nhìn thấy một kỳ thi đúng một lần duy nhất, dữ liệu kết quả chấm không bị nhân bản theo lớp nhằm bảo toàn tính toàn vẹn của bảng xếp hạng.</w:t>
-      </w:r>
-    </w:p>
-    <w:p>
-      <w:pPr>
-        <w:pStyle w:val="Heading1"/>
-        <w:spacing w:after="180" w:before="360"/>
-      </w:pPr>
-      <w:r>
-        <w:rPr>
-          <w:rFonts w:ascii="Times New Roman" w:cs="Times New Roman" w:eastAsia="Times New Roman" w:hAnsi="Times New Roman"/>
-          <w:b/>
-          <w:bCs/>
-          <w:color w:val="1E3A8A"/>
-          <w:sz w:val="32"/>
-          <w:szCs w:val="32"/>
-        </w:rPr>
-        <w:t xml:space="preserve">CHƯƠNG 3: PHÂN TÍCH VÀ THIẾT KẾ HỆ THỐNG</w:t>
-      </w:r>
-    </w:p>
-    <w:p>
-      <w:pPr>
-        <w:pStyle w:val="Heading2"/>
-        <w:spacing w:after="120" w:before="240"/>
-      </w:pPr>
-      <w:r>
-        <w:rPr>
-          <w:rFonts w:ascii="Times New Roman" w:cs="Times New Roman" w:eastAsia="Times New Roman" w:hAnsi="Times New Roman"/>
-          <w:b/>
-          <w:bCs/>
-          <w:color w:val="0F766E"/>
-          <w:sz w:val="28"/>
-          <w:szCs w:val="28"/>
-        </w:rPr>
-        <w:t xml:space="preserve">3.1. Phân tích yêu cầu chức năng</w:t>
-      </w:r>
-    </w:p>
-    <w:p>
-      <w:pPr>
-        <w:spacing w:after="120" w:before="80" w:line="320"/>
-        <w:jc w:val="left"/>
-      </w:pPr>
-      <w:r>
-        <w:rPr>
-          <w:rFonts w:ascii="Times New Roman" w:cs="Times New Roman" w:eastAsia="Times New Roman" w:hAnsi="Times New Roman"/>
-          <w:b w:val="false"/>
-          <w:bCs w:val="false"/>
-          <w:i w:val="false"/>
-          <w:iCs w:val="false"/>
-          <w:color w:val="1F2937"/>
-          <w:sz w:val="26"/>
-          <w:szCs w:val="26"/>
-        </w:rPr>
-        <w:t xml:space="preserve">Hệ thống phân rã thành 4 nhóm tác tử người dùng chính:</w:t>
+        <w:t xml:space="preserve">Đồng thời, phạm vi của Đề thi (Exam Scope) được trừu tượng hóa thành hàm phán quyết logic </w:t>
+      </w:r>
+      <w:r>
+        <w:rPr>
+          <w:rFonts w:ascii="Times New Roman" w:cs="Times New Roman" w:eastAsia="Times New Roman" w:hAnsi="Times New Roman"/>
+          <w:b/>
+          <w:bCs/>
+          <w:i w:val="false"/>
+          <w:iCs w:val="false"/>
+          <w:color w:val="1F2937"/>
+          <w:sz w:val="26"/>
+          <w:szCs w:val="26"/>
+        </w:rPr>
+        <w:t xml:space="preserve">IsEligible(Student, Exam)</w:t>
+      </w:r>
+      <w:r>
+        <w:rPr>
+          <w:rFonts w:ascii="Times New Roman" w:cs="Times New Roman" w:eastAsia="Times New Roman" w:hAnsi="Times New Roman"/>
+          <w:b w:val="false"/>
+          <w:bCs w:val="false"/>
+          <w:i w:val="false"/>
+          <w:iCs w:val="false"/>
+          <w:color w:val="1F2937"/>
+          <w:sz w:val="26"/>
+          <w:szCs w:val="26"/>
+        </w:rPr>
+        <w:t xml:space="preserve"> với các quy tắc xét duyệt:</w:t>
       </w:r>
     </w:p>
     <w:p>
@@ -3338,11 +3825,52 @@
       <w:r>
         <w:rPr>
           <w:rFonts w:ascii="Times New Roman" w:cs="Times New Roman" w:eastAsia="Times New Roman" w:hAnsi="Times New Roman"/>
-          <w:color w:val="1F2937"/>
-          <w:sz w:val="26"/>
-          <w:szCs w:val="26"/>
-        </w:rPr>
-        <w:t xml:space="preserve">Học sinh (Student):</w:t>
+          <w:b/>
+          <w:bCs/>
+          <w:i w:val="false"/>
+          <w:iCs w:val="false"/>
+          <w:color w:val="1F2937"/>
+          <w:sz w:val="26"/>
+          <w:szCs w:val="26"/>
+        </w:rPr>
+        <w:t xml:space="preserve">Bằng True</w:t>
+      </w:r>
+      <w:r>
+        <w:rPr>
+          <w:rFonts w:ascii="Times New Roman" w:cs="Times New Roman" w:eastAsia="Times New Roman" w:hAnsi="Times New Roman"/>
+          <w:b w:val="false"/>
+          <w:bCs w:val="false"/>
+          <w:i w:val="false"/>
+          <w:iCs w:val="false"/>
+          <w:color w:val="1F2937"/>
+          <w:sz w:val="26"/>
+          <w:szCs w:val="26"/>
+        </w:rPr>
+        <w:t xml:space="preserve"> khi </w:t>
+      </w:r>
+      <w:r>
+        <w:rPr>
+          <w:rFonts w:ascii="Consolas" w:cs="Consolas" w:eastAsia="Consolas" w:hAnsi="Consolas"/>
+          <w:b w:val="false"/>
+          <w:bCs w:val="false"/>
+          <w:color w:val="0F766E"/>
+          <w:sz w:val="24"/>
+          <w:szCs w:val="24"/>
+        </w:rPr>
+        <w:t xml:space="preserve">Scope = ALL</w:t>
+      </w:r>
+      <w:r>
+        <w:rPr>
+          <w:rFonts w:ascii="Times New Roman" w:cs="Times New Roman" w:eastAsia="Times New Roman" w:hAnsi="Times New Roman"/>
+          <w:b w:val="false"/>
+          <w:bCs w:val="false"/>
+          <w:i w:val="false"/>
+          <w:iCs w:val="false"/>
+          <w:color w:val="1F2937"/>
+          <w:sz w:val="26"/>
+          <w:szCs w:val="26"/>
+        </w:rPr>
+        <w:t xml:space="preserve"> (Kỳ thi mở cho toàn trường).</w:t>
       </w:r>
     </w:p>
     <w:p>
@@ -3357,11 +3885,76 @@
       <w:r>
         <w:rPr>
           <w:rFonts w:ascii="Times New Roman" w:cs="Times New Roman" w:eastAsia="Times New Roman" w:hAnsi="Times New Roman"/>
-          <w:color w:val="1F2937"/>
-          <w:sz w:val="26"/>
-          <w:szCs w:val="26"/>
-        </w:rPr>
-        <w:t xml:space="preserve">Xem danh sách kỳ thi đủ điều kiện tham gia, phòng luyện tập cá nhân (Sandbox).</w:t>
+          <w:b/>
+          <w:bCs/>
+          <w:i w:val="false"/>
+          <w:iCs w:val="false"/>
+          <w:color w:val="1F2937"/>
+          <w:sz w:val="26"/>
+          <w:szCs w:val="26"/>
+        </w:rPr>
+        <w:t xml:space="preserve">Bằng True</w:t>
+      </w:r>
+      <w:r>
+        <w:rPr>
+          <w:rFonts w:ascii="Times New Roman" w:cs="Times New Roman" w:eastAsia="Times New Roman" w:hAnsi="Times New Roman"/>
+          <w:b w:val="false"/>
+          <w:bCs w:val="false"/>
+          <w:i w:val="false"/>
+          <w:iCs w:val="false"/>
+          <w:color w:val="1F2937"/>
+          <w:sz w:val="26"/>
+          <w:szCs w:val="26"/>
+        </w:rPr>
+        <w:t xml:space="preserve"> khi </w:t>
+      </w:r>
+      <w:r>
+        <w:rPr>
+          <w:rFonts w:ascii="Consolas" w:cs="Consolas" w:eastAsia="Consolas" w:hAnsi="Consolas"/>
+          <w:b w:val="false"/>
+          <w:bCs w:val="false"/>
+          <w:color w:val="0F766E"/>
+          <w:sz w:val="24"/>
+          <w:szCs w:val="24"/>
+        </w:rPr>
+        <w:t xml:space="preserve">Scope = GRADE</w:t>
+      </w:r>
+      <w:r>
+        <w:rPr>
+          <w:rFonts w:ascii="Times New Roman" w:cs="Times New Roman" w:eastAsia="Times New Roman" w:hAnsi="Times New Roman"/>
+          <w:b w:val="false"/>
+          <w:bCs w:val="false"/>
+          <w:i w:val="false"/>
+          <w:iCs w:val="false"/>
+          <w:color w:val="1F2937"/>
+          <w:sz w:val="26"/>
+          <w:szCs w:val="26"/>
+        </w:rPr>
+        <w:t xml:space="preserve"> và khối học của học sinh nằm trong danh sách </w:t>
+      </w:r>
+      <w:r>
+        <w:rPr>
+          <w:rFonts w:ascii="Consolas" w:cs="Consolas" w:eastAsia="Consolas" w:hAnsi="Consolas"/>
+          <w:b w:val="false"/>
+          <w:bCs w:val="false"/>
+          <w:color w:val="0F766E"/>
+          <w:sz w:val="24"/>
+          <w:szCs w:val="24"/>
+        </w:rPr>
+        <w:t xml:space="preserve">Exam.Grades</w:t>
+      </w:r>
+      <w:r>
+        <w:rPr>
+          <w:rFonts w:ascii="Times New Roman" w:cs="Times New Roman" w:eastAsia="Times New Roman" w:hAnsi="Times New Roman"/>
+          <w:b w:val="false"/>
+          <w:bCs w:val="false"/>
+          <w:i w:val="false"/>
+          <w:iCs w:val="false"/>
+          <w:color w:val="1F2937"/>
+          <w:sz w:val="26"/>
+          <w:szCs w:val="26"/>
+        </w:rPr>
+        <w:t xml:space="preserve">.</w:t>
       </w:r>
     </w:p>
     <w:p>
@@ -3376,11 +3969,76 @@
       <w:r>
         <w:rPr>
           <w:rFonts w:ascii="Times New Roman" w:cs="Times New Roman" w:eastAsia="Times New Roman" w:hAnsi="Times New Roman"/>
-          <w:color w:val="1F2937"/>
-          <w:sz w:val="26"/>
-          <w:szCs w:val="26"/>
-        </w:rPr>
-        <w:t xml:space="preserve">Soạn thảo mã nguồn trực tiếp trên trình biên tập Monaco Editor với tính năng gợi ý cú pháp, căn chỉnh lề tự động, chạy thử dữ liệu mẫu (Custom Input).</w:t>
+          <w:b/>
+          <w:bCs/>
+          <w:i w:val="false"/>
+          <w:iCs w:val="false"/>
+          <w:color w:val="1F2937"/>
+          <w:sz w:val="26"/>
+          <w:szCs w:val="26"/>
+        </w:rPr>
+        <w:t xml:space="preserve">Bằng True</w:t>
+      </w:r>
+      <w:r>
+        <w:rPr>
+          <w:rFonts w:ascii="Times New Roman" w:cs="Times New Roman" w:eastAsia="Times New Roman" w:hAnsi="Times New Roman"/>
+          <w:b w:val="false"/>
+          <w:bCs w:val="false"/>
+          <w:i w:val="false"/>
+          <w:iCs w:val="false"/>
+          <w:color w:val="1F2937"/>
+          <w:sz w:val="26"/>
+          <w:szCs w:val="26"/>
+        </w:rPr>
+        <w:t xml:space="preserve"> khi </w:t>
+      </w:r>
+      <w:r>
+        <w:rPr>
+          <w:rFonts w:ascii="Consolas" w:cs="Consolas" w:eastAsia="Consolas" w:hAnsi="Consolas"/>
+          <w:b w:val="false"/>
+          <w:bCs w:val="false"/>
+          <w:color w:val="0F766E"/>
+          <w:sz w:val="24"/>
+          <w:szCs w:val="24"/>
+        </w:rPr>
+        <w:t xml:space="preserve">Scope = CLASS</w:t>
+      </w:r>
+      <w:r>
+        <w:rPr>
+          <w:rFonts w:ascii="Times New Roman" w:cs="Times New Roman" w:eastAsia="Times New Roman" w:hAnsi="Times New Roman"/>
+          <w:b w:val="false"/>
+          <w:bCs w:val="false"/>
+          <w:i w:val="false"/>
+          <w:iCs w:val="false"/>
+          <w:color w:val="1F2937"/>
+          <w:sz w:val="26"/>
+          <w:szCs w:val="26"/>
+        </w:rPr>
+        <w:t xml:space="preserve"> và học sinh tham gia ít nhất một lớp học nằm trong danh sách </w:t>
+      </w:r>
+      <w:r>
+        <w:rPr>
+          <w:rFonts w:ascii="Consolas" w:cs="Consolas" w:eastAsia="Consolas" w:hAnsi="Consolas"/>
+          <w:b w:val="false"/>
+          <w:bCs w:val="false"/>
+          <w:color w:val="0F766E"/>
+          <w:sz w:val="24"/>
+          <w:szCs w:val="24"/>
+        </w:rPr>
+        <w:t xml:space="preserve">Exam.Classes</w:t>
+      </w:r>
+      <w:r>
+        <w:rPr>
+          <w:rFonts w:ascii="Times New Roman" w:cs="Times New Roman" w:eastAsia="Times New Roman" w:hAnsi="Times New Roman"/>
+          <w:b w:val="false"/>
+          <w:bCs w:val="false"/>
+          <w:i w:val="false"/>
+          <w:iCs w:val="false"/>
+          <w:color w:val="1F2937"/>
+          <w:sz w:val="26"/>
+          <w:szCs w:val="26"/>
+        </w:rPr>
+        <w:t xml:space="preserve">.</w:t>
       </w:r>
     </w:p>
     <w:p>
@@ -3395,11 +4053,76 @@
       <w:r>
         <w:rPr>
           <w:rFonts w:ascii="Times New Roman" w:cs="Times New Roman" w:eastAsia="Times New Roman" w:hAnsi="Times New Roman"/>
-          <w:color w:val="1F2937"/>
-          <w:sz w:val="26"/>
-          <w:szCs w:val="26"/>
-        </w:rPr>
-        <w:t xml:space="preserve">Tương tác với Lộ trình đào tạo 9 chặng: xem bài giảng Markdown/KaTeX, làm bài tập thực hành, thi vượt cấp (Test-out).</w:t>
+          <w:b/>
+          <w:bCs/>
+          <w:i w:val="false"/>
+          <w:iCs w:val="false"/>
+          <w:color w:val="1F2937"/>
+          <w:sz w:val="26"/>
+          <w:szCs w:val="26"/>
+        </w:rPr>
+        <w:t xml:space="preserve">Bằng True</w:t>
+      </w:r>
+      <w:r>
+        <w:rPr>
+          <w:rFonts w:ascii="Times New Roman" w:cs="Times New Roman" w:eastAsia="Times New Roman" w:hAnsi="Times New Roman"/>
+          <w:b w:val="false"/>
+          <w:bCs w:val="false"/>
+          <w:i w:val="false"/>
+          <w:iCs w:val="false"/>
+          <w:color w:val="1F2937"/>
+          <w:sz w:val="26"/>
+          <w:szCs w:val="26"/>
+        </w:rPr>
+        <w:t xml:space="preserve"> khi </w:t>
+      </w:r>
+      <w:r>
+        <w:rPr>
+          <w:rFonts w:ascii="Consolas" w:cs="Consolas" w:eastAsia="Consolas" w:hAnsi="Consolas"/>
+          <w:b w:val="false"/>
+          <w:bCs w:val="false"/>
+          <w:color w:val="0F766E"/>
+          <w:sz w:val="24"/>
+          <w:szCs w:val="24"/>
+        </w:rPr>
+        <w:t xml:space="preserve">Scope = STUDENT</w:t>
+      </w:r>
+      <w:r>
+        <w:rPr>
+          <w:rFonts w:ascii="Times New Roman" w:cs="Times New Roman" w:eastAsia="Times New Roman" w:hAnsi="Times New Roman"/>
+          <w:b w:val="false"/>
+          <w:bCs w:val="false"/>
+          <w:i w:val="false"/>
+          <w:iCs w:val="false"/>
+          <w:color w:val="1F2937"/>
+          <w:sz w:val="26"/>
+          <w:szCs w:val="26"/>
+        </w:rPr>
+        <w:t xml:space="preserve"> và ID định danh của học sinh nằm trong danh sách </w:t>
+      </w:r>
+      <w:r>
+        <w:rPr>
+          <w:rFonts w:ascii="Consolas" w:cs="Consolas" w:eastAsia="Consolas" w:hAnsi="Consolas"/>
+          <w:b w:val="false"/>
+          <w:bCs w:val="false"/>
+          <w:color w:val="0F766E"/>
+          <w:sz w:val="24"/>
+          <w:szCs w:val="24"/>
+        </w:rPr>
+        <w:t xml:space="preserve">Exam.StudentIds</w:t>
+      </w:r>
+      <w:r>
+        <w:rPr>
+          <w:rFonts w:ascii="Times New Roman" w:cs="Times New Roman" w:eastAsia="Times New Roman" w:hAnsi="Times New Roman"/>
+          <w:b w:val="false"/>
+          <w:bCs w:val="false"/>
+          <w:i w:val="false"/>
+          <w:iCs w:val="false"/>
+          <w:color w:val="1F2937"/>
+          <w:sz w:val="26"/>
+          <w:szCs w:val="26"/>
+        </w:rPr>
+        <w:t xml:space="preserve">.</w:t>
       </w:r>
     </w:p>
     <w:p>
@@ -3414,11 +4137,100 @@
       <w:r>
         <w:rPr>
           <w:rFonts w:ascii="Times New Roman" w:cs="Times New Roman" w:eastAsia="Times New Roman" w:hAnsi="Times New Roman"/>
-          <w:color w:val="1F2937"/>
-          <w:sz w:val="26"/>
-          <w:szCs w:val="26"/>
-        </w:rPr>
-        <w:t xml:space="preserve">Tham gia đấu trường 1v1 (Arena) ghép cặp ngẫu nhiên theo thời gian thực.</w:t>
+          <w:b/>
+          <w:bCs/>
+          <w:i w:val="false"/>
+          <w:iCs w:val="false"/>
+          <w:color w:val="1F2937"/>
+          <w:sz w:val="26"/>
+          <w:szCs w:val="26"/>
+        </w:rPr>
+        <w:t xml:space="preserve">Bằng False</w:t>
+      </w:r>
+      <w:r>
+        <w:rPr>
+          <w:rFonts w:ascii="Times New Roman" w:cs="Times New Roman" w:eastAsia="Times New Roman" w:hAnsi="Times New Roman"/>
+          <w:b w:val="false"/>
+          <w:bCs w:val="false"/>
+          <w:i w:val="false"/>
+          <w:iCs w:val="false"/>
+          <w:color w:val="1F2937"/>
+          <w:sz w:val="26"/>
+          <w:szCs w:val="26"/>
+        </w:rPr>
+        <w:t xml:space="preserve"> trong tất cả các trường hợp còn lại (học sinh không có quyền truy cập đề thi).</w:t>
+      </w:r>
+    </w:p>
+    <w:p>
+      <w:pPr>
+        <w:spacing w:after="120" w:before="80" w:line="320"/>
+        <w:jc w:val="left"/>
+      </w:pPr>
+      <w:r>
+        <w:rPr>
+          <w:rFonts w:ascii="Times New Roman" w:cs="Times New Roman" w:eastAsia="Times New Roman" w:hAnsi="Times New Roman"/>
+          <w:b w:val="false"/>
+          <w:bCs w:val="false"/>
+          <w:i w:val="false"/>
+          <w:iCs w:val="false"/>
+          <w:color w:val="1F2937"/>
+          <w:sz w:val="26"/>
+          <w:szCs w:val="26"/>
+        </w:rPr>
+        <w:t xml:space="preserve">Quy tắc cốt lõi: Một học sinh chỉ nhìn thấy một kỳ thi đúng một lần duy nhất, dữ liệu kết quả chấm không bị nhân bản theo lớp nhằm bảo toàn tính toàn vẹn của bảng xếp hạng.</w:t>
+      </w:r>
+    </w:p>
+    <w:p>
+      <w:pPr>
+        <w:pStyle w:val="Heading1"/>
+        <w:spacing w:after="180" w:before="360"/>
+      </w:pPr>
+      <w:r>
+        <w:rPr>
+          <w:rFonts w:ascii="Times New Roman" w:cs="Times New Roman" w:eastAsia="Times New Roman" w:hAnsi="Times New Roman"/>
+          <w:b/>
+          <w:bCs/>
+          <w:color w:val="1E3A8A"/>
+          <w:sz w:val="32"/>
+          <w:szCs w:val="32"/>
+        </w:rPr>
+        <w:t xml:space="preserve">CHƯƠNG 3: PHÂN TÍCH VÀ THIẾT KẾ HỆ THỐNG</w:t>
+      </w:r>
+    </w:p>
+    <w:p>
+      <w:pPr>
+        <w:pStyle w:val="Heading2"/>
+        <w:spacing w:after="120" w:before="240"/>
+      </w:pPr>
+      <w:r>
+        <w:rPr>
+          <w:rFonts w:ascii="Times New Roman" w:cs="Times New Roman" w:eastAsia="Times New Roman" w:hAnsi="Times New Roman"/>
+          <w:b/>
+          <w:bCs/>
+          <w:color w:val="0F766E"/>
+          <w:sz w:val="28"/>
+          <w:szCs w:val="28"/>
+        </w:rPr>
+        <w:t xml:space="preserve">3.1. Phân tích yêu cầu chức năng</w:t>
+      </w:r>
+    </w:p>
+    <w:p>
+      <w:pPr>
+        <w:spacing w:after="120" w:before="80" w:line="320"/>
+        <w:jc w:val="left"/>
+      </w:pPr>
+      <w:r>
+        <w:rPr>
+          <w:rFonts w:ascii="Times New Roman" w:cs="Times New Roman" w:eastAsia="Times New Roman" w:hAnsi="Times New Roman"/>
+          <w:b w:val="false"/>
+          <w:bCs w:val="false"/>
+          <w:i w:val="false"/>
+          <w:iCs w:val="false"/>
+          <w:color w:val="1F2937"/>
+          <w:sz w:val="26"/>
+          <w:szCs w:val="26"/>
+        </w:rPr>
+        <w:t xml:space="preserve">Hệ thống phân rã thành 4 nhóm tác tử người dùng chính:</w:t>
       </w:r>
     </w:p>
     <w:p>
@@ -3433,11 +4245,15 @@
       <w:r>
         <w:rPr>
           <w:rFonts w:ascii="Times New Roman" w:cs="Times New Roman" w:eastAsia="Times New Roman" w:hAnsi="Times New Roman"/>
-          <w:color w:val="1F2937"/>
-          <w:sz w:val="26"/>
-          <w:szCs w:val="26"/>
-        </w:rPr>
-        <w:t xml:space="preserve">Tra cứu học bạ điện tử, huy hiệu thành tích và lịch sử bài nộp chi tiết.</w:t>
+          <w:b/>
+          <w:bCs/>
+          <w:i w:val="false"/>
+          <w:iCs w:val="false"/>
+          <w:color w:val="1F2937"/>
+          <w:sz w:val="26"/>
+          <w:szCs w:val="26"/>
+        </w:rPr>
+        <w:t xml:space="preserve">Học sinh (Student):</w:t>
       </w:r>
     </w:p>
     <w:p>
@@ -3452,11 +4268,15 @@
       <w:r>
         <w:rPr>
           <w:rFonts w:ascii="Times New Roman" w:cs="Times New Roman" w:eastAsia="Times New Roman" w:hAnsi="Times New Roman"/>
-          <w:color w:val="1F2937"/>
-          <w:sz w:val="26"/>
-          <w:szCs w:val="26"/>
-        </w:rPr>
-        <w:t xml:space="preserve">Giáo viên / Giám thị (Host / Teacher):</w:t>
+          <w:b w:val="false"/>
+          <w:bCs w:val="false"/>
+          <w:i w:val="false"/>
+          <w:iCs w:val="false"/>
+          <w:color w:val="1F2937"/>
+          <w:sz w:val="26"/>
+          <w:szCs w:val="26"/>
+        </w:rPr>
+        <w:t xml:space="preserve">Xem danh sách kỳ thi đủ điều kiện tham gia, phòng luyện tập cá nhân (Sandbox).</w:t>
       </w:r>
     </w:p>
     <w:p>
@@ -3471,11 +4291,15 @@
       <w:r>
         <w:rPr>
           <w:rFonts w:ascii="Times New Roman" w:cs="Times New Roman" w:eastAsia="Times New Roman" w:hAnsi="Times New Roman"/>
-          <w:color w:val="1F2937"/>
-          <w:sz w:val="26"/>
-          <w:szCs w:val="26"/>
-        </w:rPr>
-        <w:t xml:space="preserve">Quản lý kỳ thi: Tạo ca thi, đặt thời gian làm bài, mật khẩu ca thi, cấu hình chế độ chấm (Olympic chấm lần cuối, ICPC tính penalty, hoặc Best Score).</w:t>
+          <w:b w:val="false"/>
+          <w:bCs w:val="false"/>
+          <w:i w:val="false"/>
+          <w:iCs w:val="false"/>
+          <w:color w:val="1F2937"/>
+          <w:sz w:val="26"/>
+          <w:szCs w:val="26"/>
+        </w:rPr>
+        <w:t xml:space="preserve">Soạn thảo mã nguồn trực tiếp trên trình biên tập Monaco Editor với tính năng gợi ý cú pháp, căn chỉnh lề tự động, chạy thử dữ liệu mẫu (Custom Input).</w:t>
       </w:r>
     </w:p>
     <w:p>
@@ -3490,11 +4314,15 @@
       <w:r>
         <w:rPr>
           <w:rFonts w:ascii="Times New Roman" w:cs="Times New Roman" w:eastAsia="Times New Roman" w:hAnsi="Times New Roman"/>
-          <w:color w:val="1F2937"/>
-          <w:sz w:val="26"/>
-          <w:szCs w:val="26"/>
-        </w:rPr>
-        <w:t xml:space="preserve">Quản lý ngân hàng đề bài: Hỗ trợ nhập trực tiếp từ thư mục Themis hoặc file ZIP chuẩn cấu trúc .inp / .out.</w:t>
+          <w:b w:val="false"/>
+          <w:bCs w:val="false"/>
+          <w:i w:val="false"/>
+          <w:iCs w:val="false"/>
+          <w:color w:val="1F2937"/>
+          <w:sz w:val="26"/>
+          <w:szCs w:val="26"/>
+        </w:rPr>
+        <w:t xml:space="preserve">Tương tác với Lộ trình đào tạo 9 chặng: xem bài giảng Markdown/KaTeX, làm bài tập thực hành, thi vượt cấp (Test-out).</w:t>
       </w:r>
     </w:p>
     <w:p>
@@ -3509,11 +4337,15 @@
       <w:r>
         <w:rPr>
           <w:rFonts w:ascii="Times New Roman" w:cs="Times New Roman" w:eastAsia="Times New Roman" w:hAnsi="Times New Roman"/>
-          <w:color w:val="1F2937"/>
-          <w:sz w:val="26"/>
-          <w:szCs w:val="26"/>
-        </w:rPr>
-        <w:t xml:space="preserve">Giám sát thời gian thực (Live Monitor): Theo dõi trạng thái màn hình của học sinh, nhận cảnh báo tức thì khi học sinh rời tab, mất tiêu điểm hoặc paste mã nguồn từ ngoài.</w:t>
+          <w:b w:val="false"/>
+          <w:bCs w:val="false"/>
+          <w:i w:val="false"/>
+          <w:iCs w:val="false"/>
+          <w:color w:val="1F2937"/>
+          <w:sz w:val="26"/>
+          <w:szCs w:val="26"/>
+        </w:rPr>
+        <w:t xml:space="preserve">Tham gia đấu trường 1v1 (Arena) ghép cặp ngẫu nhiên theo thời gian thực.</w:t>
       </w:r>
     </w:p>
     <w:p>
@@ -3528,11 +4360,15 @@
       <w:r>
         <w:rPr>
           <w:rFonts w:ascii="Times New Roman" w:cs="Times New Roman" w:eastAsia="Times New Roman" w:hAnsi="Times New Roman"/>
-          <w:color w:val="1F2937"/>
-          <w:sz w:val="26"/>
-          <w:szCs w:val="26"/>
-        </w:rPr>
-        <w:t xml:space="preserve">Quản lý lộ trình học tập: Gán đề bài từ kho đề vào từng chặng bài giảng, xem trước đề bài, điều chỉnh thứ tự.</w:t>
+          <w:b w:val="false"/>
+          <w:bCs w:val="false"/>
+          <w:i w:val="false"/>
+          <w:iCs w:val="false"/>
+          <w:color w:val="1F2937"/>
+          <w:sz w:val="26"/>
+          <w:szCs w:val="26"/>
+        </w:rPr>
+        <w:t xml:space="preserve">Tra cứu học bạ điện tử, huy hiệu thành tích và lịch sử bài nộp chi tiết.</w:t>
       </w:r>
     </w:p>
     <w:p>
@@ -3547,11 +4383,15 @@
       <w:r>
         <w:rPr>
           <w:rFonts w:ascii="Times New Roman" w:cs="Times New Roman" w:eastAsia="Times New Roman" w:hAnsi="Times New Roman"/>
-          <w:color w:val="1F2937"/>
-          <w:sz w:val="26"/>
-          <w:szCs w:val="26"/>
-        </w:rPr>
-        <w:t xml:space="preserve">Quản lý học sinh và lớp học: Nhập xuất danh sách tài khoản học sinh thông qua tệp Excel (.xlsx), reset mật khẩu hàng loạt.</w:t>
+          <w:b/>
+          <w:bCs/>
+          <w:i w:val="false"/>
+          <w:iCs w:val="false"/>
+          <w:color w:val="1F2937"/>
+          <w:sz w:val="26"/>
+          <w:szCs w:val="26"/>
+        </w:rPr>
+        <w:t xml:space="preserve">Giáo viên / Giám thị (Host / Teacher):</w:t>
       </w:r>
     </w:p>
     <w:p>
@@ -3566,72 +4406,15 @@
       <w:r>
         <w:rPr>
           <w:rFonts w:ascii="Times New Roman" w:cs="Times New Roman" w:eastAsia="Times New Roman" w:hAnsi="Times New Roman"/>
-          <w:color w:val="1F2937"/>
-          <w:sz w:val="26"/>
-          <w:szCs w:val="26"/>
-        </w:rPr>
-        <w:t xml:space="preserve">Xuất bảng điểm kỳ thi và bảng tổng hợp học kỳ ra file Excel chuẩn.</w:t>
-      </w:r>
-    </w:p>
-    <w:p>
-      <w:pPr>
-        <w:pStyle w:val="Heading2"/>
-        <w:spacing w:after="120" w:before="240"/>
-      </w:pPr>
-      <w:r>
-        <w:rPr>
-          <w:rFonts w:ascii="Times New Roman" w:cs="Times New Roman" w:eastAsia="Times New Roman" w:hAnsi="Times New Roman"/>
-          <w:b/>
-          <w:bCs/>
-          <w:color w:val="0F766E"/>
-          <w:sz w:val="28"/>
-          <w:szCs w:val="28"/>
-        </w:rPr>
-        <w:t xml:space="preserve">3.2. Thiết kế kiến trúc tổng thể (System Architecture)</w:t>
-      </w:r>
-    </w:p>
-    <w:p>
-      <w:pPr>
-        <w:spacing w:after="120" w:before="80" w:line="320"/>
-        <w:jc w:val="left"/>
-      </w:pPr>
-      <w:r>
-        <w:rPr>
-          <w:rFonts w:ascii="Times New Roman" w:cs="Times New Roman" w:eastAsia="Times New Roman" w:hAnsi="Times New Roman"/>
-          <w:b w:val="false"/>
-          <w:bCs w:val="false"/>
-          <w:i w:val="false"/>
-          <w:iCs w:val="false"/>
-          <w:color w:val="1F2937"/>
-          <w:sz w:val="26"/>
-          <w:szCs w:val="26"/>
-        </w:rPr>
-        <w:t xml:space="preserve">Hệ thống được thiết kế theo mô hình 4 tầng module hóa cao:</w:t>
-      </w:r>
-    </w:p>
-    <w:p>
-      <w:pPr>
-        <w:spacing w:after="50" w:before="50" w:line="300"/>
-      </w:pPr>
-      <w:r>
-        <w:rPr>
-          <w:rFonts w:ascii="Times New Roman" w:cs="Times New Roman" w:eastAsia="Times New Roman" w:hAnsi="Times New Roman"/>
-          <w:b/>
-          <w:bCs/>
-          <w:color w:val="0F766E"/>
-          <w:sz w:val="26"/>
-          <w:szCs w:val="26"/>
-        </w:rPr>
-        <w:t xml:space="preserve">1.  </w:t>
-      </w:r>
-      <w:r>
-        <w:rPr>
-          <w:rFonts w:ascii="Times New Roman" w:cs="Times New Roman" w:eastAsia="Times New Roman" w:hAnsi="Times New Roman"/>
-          <w:color w:val="1F2937"/>
-          <w:sz w:val="26"/>
-          <w:szCs w:val="26"/>
-        </w:rPr>
-        <w:t xml:space="preserve">Presentation Layer (Tầng hiển thị):</w:t>
+          <w:b w:val="false"/>
+          <w:bCs w:val="false"/>
+          <w:i w:val="false"/>
+          <w:iCs w:val="false"/>
+          <w:color w:val="1F2937"/>
+          <w:sz w:val="26"/>
+          <w:szCs w:val="26"/>
+        </w:rPr>
+        <w:t xml:space="preserve">Quản lý kỳ thi: Tạo ca thi, đặt thời gian làm bài, mật khẩu ca thi, cấu hình chế độ chấm (Olympic chấm lần cuối, ICPC tính penalty, hoặc Best Score).</w:t>
       </w:r>
     </w:p>
     <w:p>
@@ -3646,11 +4429,39 @@
       <w:r>
         <w:rPr>
           <w:rFonts w:ascii="Times New Roman" w:cs="Times New Roman" w:eastAsia="Times New Roman" w:hAnsi="Times New Roman"/>
-          <w:color w:val="1F2937"/>
-          <w:sz w:val="26"/>
-          <w:szCs w:val="26"/>
-        </w:rPr>
-        <w:t xml:space="preserve">React 18, TypeScript, Tailwind CSS / Vanilla Design Tokens.</w:t>
+          <w:b w:val="false"/>
+          <w:bCs w:val="false"/>
+          <w:i w:val="false"/>
+          <w:iCs w:val="false"/>
+          <w:color w:val="1F2937"/>
+          <w:sz w:val="26"/>
+          <w:szCs w:val="26"/>
+        </w:rPr>
+        <w:t xml:space="preserve">Quản lý ngân hàng đề bài: Hỗ trợ nhập trực tiếp từ thư mục Themis hoặc file ZIP chuẩn cấu trúc </w:t>
+      </w:r>
+      <w:r>
+        <w:rPr>
+          <w:rFonts w:ascii="Consolas" w:cs="Consolas" w:eastAsia="Consolas" w:hAnsi="Consolas"/>
+          <w:b w:val="false"/>
+          <w:bCs w:val="false"/>
+          <w:color w:val="0F766E"/>
+          <w:sz w:val="24"/>
+          <w:szCs w:val="24"/>
+        </w:rPr>
+        <w:t xml:space="preserve">.inp / .out</w:t>
+      </w:r>
+      <w:r>
+        <w:rPr>
+          <w:rFonts w:ascii="Times New Roman" w:cs="Times New Roman" w:eastAsia="Times New Roman" w:hAnsi="Times New Roman"/>
+          <w:b w:val="false"/>
+          <w:bCs w:val="false"/>
+          <w:i w:val="false"/>
+          <w:iCs w:val="false"/>
+          <w:color w:val="1F2937"/>
+          <w:sz w:val="26"/>
+          <w:szCs w:val="26"/>
+        </w:rPr>
+        <w:t xml:space="preserve">.</w:t>
       </w:r>
     </w:p>
     <w:p>
@@ -3665,11 +4476,15 @@
       <w:r>
         <w:rPr>
           <w:rFonts w:ascii="Times New Roman" w:cs="Times New Roman" w:eastAsia="Times New Roman" w:hAnsi="Times New Roman"/>
-          <w:color w:val="1F2937"/>
-          <w:sz w:val="26"/>
-          <w:szCs w:val="26"/>
-        </w:rPr>
-        <w:t xml:space="preserve">Monaco Editor (nhân lõi của VS Code) mang lại trải nghiệm lập trình chuyên nghiệp.</w:t>
+          <w:b w:val="false"/>
+          <w:bCs w:val="false"/>
+          <w:i w:val="false"/>
+          <w:iCs w:val="false"/>
+          <w:color w:val="1F2937"/>
+          <w:sz w:val="26"/>
+          <w:szCs w:val="26"/>
+        </w:rPr>
+        <w:t xml:space="preserve">Giám sát thời gian thực (Live Monitor): Theo dõi trạng thái màn hình của học sinh, nhận cảnh báo tức thì khi học sinh rời tab, mất tiêu điểm hoặc paste mã nguồn từ ngoài.</w:t>
       </w:r>
     </w:p>
     <w:p>
@@ -3684,36 +4499,15 @@
       <w:r>
         <w:rPr>
           <w:rFonts w:ascii="Times New Roman" w:cs="Times New Roman" w:eastAsia="Times New Roman" w:hAnsi="Times New Roman"/>
-          <w:color w:val="1F2937"/>
-          <w:sz w:val="26"/>
-          <w:szCs w:val="26"/>
-        </w:rPr>
-        <w:t xml:space="preserve">KaTeX Engine hiển thị công thức toán học và biểu thức thuật toán mượt mà.</w:t>
-      </w:r>
-    </w:p>
-    <w:p>
-      <w:pPr>
-        <w:spacing w:after="50" w:before="50" w:line="300"/>
-      </w:pPr>
-      <w:r>
-        <w:rPr>
-          <w:rFonts w:ascii="Times New Roman" w:cs="Times New Roman" w:eastAsia="Times New Roman" w:hAnsi="Times New Roman"/>
-          <w:b/>
-          <w:bCs/>
-          <w:color w:val="0F766E"/>
-          <w:sz w:val="26"/>
-          <w:szCs w:val="26"/>
-        </w:rPr>
-        <w:t xml:space="preserve">2.  </w:t>
-      </w:r>
-      <w:r>
-        <w:rPr>
-          <w:rFonts w:ascii="Times New Roman" w:cs="Times New Roman" w:eastAsia="Times New Roman" w:hAnsi="Times New Roman"/>
-          <w:color w:val="1F2937"/>
-          <w:sz w:val="26"/>
-          <w:szCs w:val="26"/>
-        </w:rPr>
-        <w:t xml:space="preserve">Application Wrapper Layer (Tầng đóng gói Desktop):</w:t>
+          <w:b w:val="false"/>
+          <w:bCs w:val="false"/>
+          <w:i w:val="false"/>
+          <w:iCs w:val="false"/>
+          <w:color w:val="1F2937"/>
+          <w:sz w:val="26"/>
+          <w:szCs w:val="26"/>
+        </w:rPr>
+        <w:t xml:space="preserve">Quản lý lộ trình học tập: Gán đề bài từ kho đề vào từng chặng bài giảng, xem trước đề bài, điều chỉnh thứ tự.</w:t>
       </w:r>
     </w:p>
     <w:p>
@@ -3728,11 +4522,39 @@
       <w:r>
         <w:rPr>
           <w:rFonts w:ascii="Times New Roman" w:cs="Times New Roman" w:eastAsia="Times New Roman" w:hAnsi="Times New Roman"/>
-          <w:color w:val="1F2937"/>
-          <w:sz w:val="26"/>
-          <w:szCs w:val="26"/>
-        </w:rPr>
-        <w:t xml:space="preserve">Electron 35 cung cấp môi trường chạy Desktop native cho Windows và Linux.</w:t>
+          <w:b w:val="false"/>
+          <w:bCs w:val="false"/>
+          <w:i w:val="false"/>
+          <w:iCs w:val="false"/>
+          <w:color w:val="1F2937"/>
+          <w:sz w:val="26"/>
+          <w:szCs w:val="26"/>
+        </w:rPr>
+        <w:t xml:space="preserve">Quản lý học sinh và lớp học: Nhập xuất danh sách tài khoản học sinh thông qua tệp Excel (</w:t>
+      </w:r>
+      <w:r>
+        <w:rPr>
+          <w:rFonts w:ascii="Consolas" w:cs="Consolas" w:eastAsia="Consolas" w:hAnsi="Consolas"/>
+          <w:b w:val="false"/>
+          <w:bCs w:val="false"/>
+          <w:color w:val="0F766E"/>
+          <w:sz w:val="24"/>
+          <w:szCs w:val="24"/>
+        </w:rPr>
+        <w:t xml:space="preserve">.xlsx</w:t>
+      </w:r>
+      <w:r>
+        <w:rPr>
+          <w:rFonts w:ascii="Times New Roman" w:cs="Times New Roman" w:eastAsia="Times New Roman" w:hAnsi="Times New Roman"/>
+          <w:b w:val="false"/>
+          <w:bCs w:val="false"/>
+          <w:i w:val="false"/>
+          <w:iCs w:val="false"/>
+          <w:color w:val="1F2937"/>
+          <w:sz w:val="26"/>
+          <w:szCs w:val="26"/>
+        </w:rPr>
+        <w:t xml:space="preserve">), reset mật khẩu hàng loạt.</w:t>
       </w:r>
     </w:p>
     <w:p>
@@ -3747,11 +4569,51 @@
       <w:r>
         <w:rPr>
           <w:rFonts w:ascii="Times New Roman" w:cs="Times New Roman" w:eastAsia="Times New Roman" w:hAnsi="Times New Roman"/>
-          <w:color w:val="1F2937"/>
-          <w:sz w:val="26"/>
-          <w:szCs w:val="26"/>
-        </w:rPr>
-        <w:t xml:space="preserve">Preload Script bảo mật cách ly giữa ngữ cảnh Renderer và Node.js.</w:t>
+          <w:b w:val="false"/>
+          <w:bCs w:val="false"/>
+          <w:i w:val="false"/>
+          <w:iCs w:val="false"/>
+          <w:color w:val="1F2937"/>
+          <w:sz w:val="26"/>
+          <w:szCs w:val="26"/>
+        </w:rPr>
+        <w:t xml:space="preserve">Xuất bảng điểm kỳ thi và bảng tổng hợp học kỳ ra file Excel chuẩn.</w:t>
+      </w:r>
+    </w:p>
+    <w:p>
+      <w:pPr>
+        <w:pStyle w:val="Heading2"/>
+        <w:spacing w:after="120" w:before="240"/>
+      </w:pPr>
+      <w:r>
+        <w:rPr>
+          <w:rFonts w:ascii="Times New Roman" w:cs="Times New Roman" w:eastAsia="Times New Roman" w:hAnsi="Times New Roman"/>
+          <w:b/>
+          <w:bCs/>
+          <w:color w:val="0F766E"/>
+          <w:sz w:val="28"/>
+          <w:szCs w:val="28"/>
+        </w:rPr>
+        <w:t xml:space="preserve">3.2. Thiết kế kiến trúc tổng thể (System Architecture)</w:t>
+      </w:r>
+    </w:p>
+    <w:p>
+      <w:pPr>
+        <w:spacing w:after="120" w:before="80" w:line="320"/>
+        <w:jc w:val="left"/>
+      </w:pPr>
+      <w:r>
+        <w:rPr>
+          <w:rFonts w:ascii="Times New Roman" w:cs="Times New Roman" w:eastAsia="Times New Roman" w:hAnsi="Times New Roman"/>
+          <w:b w:val="false"/>
+          <w:bCs w:val="false"/>
+          <w:i w:val="false"/>
+          <w:iCs w:val="false"/>
+          <w:color w:val="1F2937"/>
+          <w:sz w:val="26"/>
+          <w:szCs w:val="26"/>
+        </w:rPr>
+        <w:t xml:space="preserve">Hệ thống được thiết kế theo mô hình 4 tầng module hóa cao:</w:t>
       </w:r>
     </w:p>
     <w:p>
@@ -3767,16 +4629,20 @@
           <w:sz w:val="26"/>
           <w:szCs w:val="26"/>
         </w:rPr>
-        <w:t xml:space="preserve">3.  </w:t>
-      </w:r>
-      <w:r>
-        <w:rPr>
-          <w:rFonts w:ascii="Times New Roman" w:cs="Times New Roman" w:eastAsia="Times New Roman" w:hAnsi="Times New Roman"/>
-          <w:color w:val="1F2937"/>
-          <w:sz w:val="26"/>
-          <w:szCs w:val="26"/>
-        </w:rPr>
-        <w:t xml:space="preserve">Service &amp; Controller Layer (Tầng dịch vụ Backend):</w:t>
+        <w:t xml:space="preserve">1. </w:t>
+      </w:r>
+      <w:r>
+        <w:rPr>
+          <w:rFonts w:ascii="Times New Roman" w:cs="Times New Roman" w:eastAsia="Times New Roman" w:hAnsi="Times New Roman"/>
+          <w:b/>
+          <w:bCs/>
+          <w:i w:val="false"/>
+          <w:iCs w:val="false"/>
+          <w:color w:val="1F2937"/>
+          <w:sz w:val="26"/>
+          <w:szCs w:val="26"/>
+        </w:rPr>
+        <w:t xml:space="preserve">Presentation Layer (Tầng hiển thị):</w:t>
       </w:r>
     </w:p>
     <w:p>
@@ -3791,11 +4657,15 @@
       <w:r>
         <w:rPr>
           <w:rFonts w:ascii="Times New Roman" w:cs="Times New Roman" w:eastAsia="Times New Roman" w:hAnsi="Times New Roman"/>
-          <w:color w:val="1F2937"/>
-          <w:sz w:val="26"/>
-          <w:szCs w:val="26"/>
-        </w:rPr>
-        <w:t xml:space="preserve">Node.js &amp; Express RESTful API.</w:t>
+          <w:b w:val="false"/>
+          <w:bCs w:val="false"/>
+          <w:i w:val="false"/>
+          <w:iCs w:val="false"/>
+          <w:color w:val="1F2937"/>
+          <w:sz w:val="26"/>
+          <w:szCs w:val="26"/>
+        </w:rPr>
+        <w:t xml:space="preserve">React 18, TypeScript, Tailwind CSS / Vanilla Design Tokens.</w:t>
       </w:r>
     </w:p>
     <w:p>
@@ -3810,36 +4680,15 @@
       <w:r>
         <w:rPr>
           <w:rFonts w:ascii="Times New Roman" w:cs="Times New Roman" w:eastAsia="Times New Roman" w:hAnsi="Times New Roman"/>
-          <w:color w:val="1F2937"/>
-          <w:sz w:val="26"/>
-          <w:szCs w:val="26"/>
-        </w:rPr>
-        <w:t xml:space="preserve">Socket.IO Server điều phối các sự kiện thời gian thực (Leaderboard, Anti-cheat alert, Arena matchmaking).</w:t>
-      </w:r>
-    </w:p>
-    <w:p>
-      <w:pPr>
-        <w:spacing w:after="50" w:before="50" w:line="300"/>
-      </w:pPr>
-      <w:r>
-        <w:rPr>
-          <w:rFonts w:ascii="Times New Roman" w:cs="Times New Roman" w:eastAsia="Times New Roman" w:hAnsi="Times New Roman"/>
-          <w:b/>
-          <w:bCs/>
-          <w:color w:val="0F766E"/>
-          <w:sz w:val="26"/>
-          <w:szCs w:val="26"/>
-        </w:rPr>
-        <w:t xml:space="preserve">4.  </w:t>
-      </w:r>
-      <w:r>
-        <w:rPr>
-          <w:rFonts w:ascii="Times New Roman" w:cs="Times New Roman" w:eastAsia="Times New Roman" w:hAnsi="Times New Roman"/>
-          <w:color w:val="1F2937"/>
-          <w:sz w:val="26"/>
-          <w:szCs w:val="26"/>
-        </w:rPr>
-        <w:t xml:space="preserve">Data &amp; Execution Layer (Tầng dữ liệu &amp; Máy chấm):</w:t>
+          <w:b w:val="false"/>
+          <w:bCs w:val="false"/>
+          <w:i w:val="false"/>
+          <w:iCs w:val="false"/>
+          <w:color w:val="1F2937"/>
+          <w:sz w:val="26"/>
+          <w:szCs w:val="26"/>
+        </w:rPr>
+        <w:t xml:space="preserve">Monaco Editor (nhân lõi của VS Code) mang lại trải nghiệm lập trình chuyên nghiệp.</w:t>
       </w:r>
     </w:p>
     <w:p>
@@ -3854,11 +4703,44 @@
       <w:r>
         <w:rPr>
           <w:rFonts w:ascii="Times New Roman" w:cs="Times New Roman" w:eastAsia="Times New Roman" w:hAnsi="Times New Roman"/>
-          <w:color w:val="1F2937"/>
-          <w:sz w:val="26"/>
-          <w:szCs w:val="26"/>
-        </w:rPr>
-        <w:t xml:space="preserve">Local Database Adapter (vận hành qua file cấu trúc JSON đồng bộ, tự động sao lưu định kỳ) kết hợp PostgreSQL Adapter (khi triển khai quy mô lớn).</w:t>
+          <w:b w:val="false"/>
+          <w:bCs w:val="false"/>
+          <w:i w:val="false"/>
+          <w:iCs w:val="false"/>
+          <w:color w:val="1F2937"/>
+          <w:sz w:val="26"/>
+          <w:szCs w:val="26"/>
+        </w:rPr>
+        <w:t xml:space="preserve">KaTeX Engine hiển thị công thức toán học và biểu thức thuật toán mượt mà.</w:t>
+      </w:r>
+    </w:p>
+    <w:p>
+      <w:pPr>
+        <w:spacing w:after="50" w:before="50" w:line="300"/>
+      </w:pPr>
+      <w:r>
+        <w:rPr>
+          <w:rFonts w:ascii="Times New Roman" w:cs="Times New Roman" w:eastAsia="Times New Roman" w:hAnsi="Times New Roman"/>
+          <w:b/>
+          <w:bCs/>
+          <w:color w:val="0F766E"/>
+          <w:sz w:val="26"/>
+          <w:szCs w:val="26"/>
+        </w:rPr>
+        <w:t xml:space="preserve">2. </w:t>
+      </w:r>
+      <w:r>
+        <w:rPr>
+          <w:rFonts w:ascii="Times New Roman" w:cs="Times New Roman" w:eastAsia="Times New Roman" w:hAnsi="Times New Roman"/>
+          <w:b/>
+          <w:bCs/>
+          <w:i w:val="false"/>
+          <w:iCs w:val="false"/>
+          <w:color w:val="1F2937"/>
+          <w:sz w:val="26"/>
+          <w:szCs w:val="26"/>
+        </w:rPr>
+        <w:t xml:space="preserve">Application Wrapper Layer (Tầng đóng gói Desktop):</w:t>
       </w:r>
     </w:p>
     <w:p>
@@ -3873,555 +4755,15 @@
       <w:r>
         <w:rPr>
           <w:rFonts w:ascii="Times New Roman" w:cs="Times New Roman" w:eastAsia="Times New Roman" w:hAnsi="Times New Roman"/>
-          <w:color w:val="1F2937"/>
-          <w:sz w:val="26"/>
-          <w:szCs w:val="26"/>
-        </w:rPr>
-        <w:t xml:space="preserve">Bộ máy chấm cô lập judge.cjs quản lý thực thi tiến trình con g++.exe hoặc Docker Container.</w:t>
-      </w:r>
-    </w:p>
-    <w:p>
-      <w:pPr>
-        <w:spacing w:after="40" w:before="40" w:line="260"/>
-      </w:pPr>
-      <w:r>
-        <w:rPr>
-          <w:rFonts w:ascii="Consolas" w:cs="Consolas" w:eastAsia="Consolas" w:hAnsi="Consolas"/>
-          <w:color w:val="0F172A"/>
-          <w:sz w:val="21"/>
-          <w:szCs w:val="21"/>
-        </w:rPr>
-        <w:t xml:space="preserve">┌────────────────────────────────────────────────────────┐</w:t>
-      </w:r>
-    </w:p>
-    <w:p>
-      <w:pPr>
-        <w:spacing w:after="40" w:before="40" w:line="260"/>
-      </w:pPr>
-      <w:r>
-        <w:rPr>
-          <w:rFonts w:ascii="Consolas" w:cs="Consolas" w:eastAsia="Consolas" w:hAnsi="Consolas"/>
-          <w:color w:val="0F172A"/>
-          <w:sz w:val="21"/>
-          <w:szCs w:val="21"/>
-        </w:rPr>
-        <w:t xml:space="preserve">│                   CLIENT RUNTIME                       │</w:t>
-      </w:r>
-    </w:p>
-    <w:p>
-      <w:pPr>
-        <w:spacing w:after="40" w:before="40" w:line="260"/>
-      </w:pPr>
-      <w:r>
-        <w:rPr>
-          <w:rFonts w:ascii="Consolas" w:cs="Consolas" w:eastAsia="Consolas" w:hAnsi="Consolas"/>
-          <w:color w:val="0F172A"/>
-          <w:sz w:val="21"/>
-          <w:szCs w:val="21"/>
-        </w:rPr>
-        <w:t xml:space="preserve">│  ┌───────────────────────┐  ┌───────────────────────┐  │</w:t>
-      </w:r>
-    </w:p>
-    <w:p>
-      <w:pPr>
-        <w:spacing w:after="40" w:before="40" w:line="260"/>
-      </w:pPr>
-      <w:r>
-        <w:rPr>
-          <w:rFonts w:ascii="Consolas" w:cs="Consolas" w:eastAsia="Consolas" w:hAnsi="Consolas"/>
-          <w:color w:val="0F172A"/>
-          <w:sz w:val="21"/>
-          <w:szCs w:val="21"/>
-        </w:rPr>
-        <w:t xml:space="preserve">│  │   Electron Desktop    │  │     Web Browser       │  │</w:t>
-      </w:r>
-    </w:p>
-    <w:p>
-      <w:pPr>
-        <w:spacing w:after="40" w:before="40" w:line="260"/>
-      </w:pPr>
-      <w:r>
-        <w:rPr>
-          <w:rFonts w:ascii="Consolas" w:cs="Consolas" w:eastAsia="Consolas" w:hAnsi="Consolas"/>
-          <w:color w:val="0F172A"/>
-          <w:sz w:val="21"/>
-          <w:szCs w:val="21"/>
-        </w:rPr>
-        <w:t xml:space="preserve">│  │   (Giám thị / Thi)    │  │   (Máy trạm từ xa)    │  │</w:t>
-      </w:r>
-    </w:p>
-    <w:p>
-      <w:pPr>
-        <w:spacing w:after="40" w:before="40" w:line="260"/>
-      </w:pPr>
-      <w:r>
-        <w:rPr>
-          <w:rFonts w:ascii="Consolas" w:cs="Consolas" w:eastAsia="Consolas" w:hAnsi="Consolas"/>
-          <w:color w:val="0F172A"/>
-          <w:sz w:val="21"/>
-          <w:szCs w:val="21"/>
-        </w:rPr>
-        <w:t xml:space="preserve">│  └───────────┬───────────┘  └───────────┬───────────┘  │</w:t>
-      </w:r>
-    </w:p>
-    <w:p>
-      <w:pPr>
-        <w:spacing w:after="40" w:before="40" w:line="260"/>
-      </w:pPr>
-      <w:r>
-        <w:rPr>
-          <w:rFonts w:ascii="Consolas" w:cs="Consolas" w:eastAsia="Consolas" w:hAnsi="Consolas"/>
-          <w:color w:val="0F172A"/>
-          <w:sz w:val="21"/>
-          <w:szCs w:val="21"/>
-        </w:rPr>
-        <w:t xml:space="preserve">└──────────────┼──────────────────────────┼──────────────┘</w:t>
-      </w:r>
-    </w:p>
-    <w:p>
-      <w:pPr>
-        <w:spacing w:after="40" w:before="40" w:line="260"/>
-      </w:pPr>
-      <w:r>
-        <w:rPr>
-          <w:rFonts w:ascii="Consolas" w:cs="Consolas" w:eastAsia="Consolas" w:hAnsi="Consolas"/>
-          <w:color w:val="0F172A"/>
-          <w:sz w:val="21"/>
-          <w:szCs w:val="21"/>
-        </w:rPr>
-        <w:t xml:space="preserve">               │ (HTTP REST / WebSocket)  │</w:t>
-      </w:r>
-    </w:p>
-    <w:p>
-      <w:pPr>
-        <w:spacing w:after="40" w:before="40" w:line="260"/>
-      </w:pPr>
-      <w:r>
-        <w:rPr>
-          <w:rFonts w:ascii="Consolas" w:cs="Consolas" w:eastAsia="Consolas" w:hAnsi="Consolas"/>
-          <w:color w:val="0F172A"/>
-          <w:sz w:val="21"/>
-          <w:szCs w:val="21"/>
-        </w:rPr>
-        <w:t xml:space="preserve">               ▼                          ▼</w:t>
-      </w:r>
-    </w:p>
-    <w:p>
-      <w:pPr>
-        <w:spacing w:after="40" w:before="40" w:line="260"/>
-      </w:pPr>
-      <w:r>
-        <w:rPr>
-          <w:rFonts w:ascii="Consolas" w:cs="Consolas" w:eastAsia="Consolas" w:hAnsi="Consolas"/>
-          <w:color w:val="0F172A"/>
-          <w:sz w:val="21"/>
-          <w:szCs w:val="21"/>
-        </w:rPr>
-        <w:t xml:space="preserve">┌────────────────────────────────────────────────────────┐</w:t>
-      </w:r>
-    </w:p>
-    <w:p>
-      <w:pPr>
-        <w:spacing w:after="40" w:before="40" w:line="260"/>
-      </w:pPr>
-      <w:r>
-        <w:rPr>
-          <w:rFonts w:ascii="Consolas" w:cs="Consolas" w:eastAsia="Consolas" w:hAnsi="Consolas"/>
-          <w:color w:val="0F172A"/>
-          <w:sz w:val="21"/>
-          <w:szCs w:val="21"/>
-        </w:rPr>
-        <w:t xml:space="preserve">│                   BACKEND SERVER                       │</w:t>
-      </w:r>
-    </w:p>
-    <w:p>
-      <w:pPr>
-        <w:spacing w:after="40" w:before="40" w:line="260"/>
-      </w:pPr>
-      <w:r>
-        <w:rPr>
-          <w:rFonts w:ascii="Consolas" w:cs="Consolas" w:eastAsia="Consolas" w:hAnsi="Consolas"/>
-          <w:color w:val="0F172A"/>
-          <w:sz w:val="21"/>
-          <w:szCs w:val="21"/>
-        </w:rPr>
-        <w:t xml:space="preserve">│  ┌──────────────────────────────────────────────────┐  │</w:t>
-      </w:r>
-    </w:p>
-    <w:p>
-      <w:pPr>
-        <w:spacing w:after="40" w:before="40" w:line="260"/>
-      </w:pPr>
-      <w:r>
-        <w:rPr>
-          <w:rFonts w:ascii="Consolas" w:cs="Consolas" w:eastAsia="Consolas" w:hAnsi="Consolas"/>
-          <w:color w:val="0F172A"/>
-          <w:sz w:val="21"/>
-          <w:szCs w:val="21"/>
-        </w:rPr>
-        <w:t xml:space="preserve">│  │ Express REST Router / Socket.IO Realtime Hub     │  │</w:t>
-      </w:r>
-    </w:p>
-    <w:p>
-      <w:pPr>
-        <w:spacing w:after="40" w:before="40" w:line="260"/>
-      </w:pPr>
-      <w:r>
-        <w:rPr>
-          <w:rFonts w:ascii="Consolas" w:cs="Consolas" w:eastAsia="Consolas" w:hAnsi="Consolas"/>
-          <w:color w:val="0F172A"/>
-          <w:sz w:val="21"/>
-          <w:szCs w:val="21"/>
-        </w:rPr>
-        <w:t xml:space="preserve">│  └──────────────────────────┬───────────────────────┘  │</w:t>
-      </w:r>
-    </w:p>
-    <w:p>
-      <w:pPr>
-        <w:spacing w:after="40" w:before="40" w:line="260"/>
-      </w:pPr>
-      <w:r>
-        <w:rPr>
-          <w:rFonts w:ascii="Consolas" w:cs="Consolas" w:eastAsia="Consolas" w:hAnsi="Consolas"/>
-          <w:color w:val="0F172A"/>
-          <w:sz w:val="21"/>
-          <w:szCs w:val="21"/>
-        </w:rPr>
-        <w:t xml:space="preserve">│                             │                          │</w:t>
-      </w:r>
-    </w:p>
-    <w:p>
-      <w:pPr>
-        <w:spacing w:after="40" w:before="40" w:line="260"/>
-      </w:pPr>
-      <w:r>
-        <w:rPr>
-          <w:rFonts w:ascii="Consolas" w:cs="Consolas" w:eastAsia="Consolas" w:hAnsi="Consolas"/>
-          <w:color w:val="0F172A"/>
-          <w:sz w:val="21"/>
-          <w:szCs w:val="21"/>
-        </w:rPr>
-        <w:t xml:space="preserve">│         ┌───────────────────┴───────────────────┐      │</w:t>
-      </w:r>
-    </w:p>
-    <w:p>
-      <w:pPr>
-        <w:spacing w:after="40" w:before="40" w:line="260"/>
-      </w:pPr>
-      <w:r>
-        <w:rPr>
-          <w:rFonts w:ascii="Consolas" w:cs="Consolas" w:eastAsia="Consolas" w:hAnsi="Consolas"/>
-          <w:color w:val="0F172A"/>
-          <w:sz w:val="21"/>
-          <w:szCs w:val="21"/>
-        </w:rPr>
-        <w:t xml:space="preserve">│         ▼                                       ▼      │</w:t>
-      </w:r>
-    </w:p>
-    <w:p>
-      <w:pPr>
-        <w:spacing w:after="40" w:before="40" w:line="260"/>
-      </w:pPr>
-      <w:r>
-        <w:rPr>
-          <w:rFonts w:ascii="Consolas" w:cs="Consolas" w:eastAsia="Consolas" w:hAnsi="Consolas"/>
-          <w:color w:val="0F172A"/>
-          <w:sz w:val="21"/>
-          <w:szCs w:val="21"/>
-        </w:rPr>
-        <w:t xml:space="preserve">│  ┌──────────────┐                       ┌───────────┐  │</w:t>
-      </w:r>
-    </w:p>
-    <w:p>
-      <w:pPr>
-        <w:spacing w:after="40" w:before="40" w:line="260"/>
-      </w:pPr>
-      <w:r>
-        <w:rPr>
-          <w:rFonts w:ascii="Consolas" w:cs="Consolas" w:eastAsia="Consolas" w:hAnsi="Consolas"/>
-          <w:color w:val="0F172A"/>
-          <w:sz w:val="21"/>
-          <w:szCs w:val="21"/>
-        </w:rPr>
-        <w:t xml:space="preserve">│  │ Judge Engine │                       │ DB Engine │  │</w:t>
-      </w:r>
-    </w:p>
-    <w:p>
-      <w:pPr>
-        <w:spacing w:after="40" w:before="40" w:line="260"/>
-      </w:pPr>
-      <w:r>
-        <w:rPr>
-          <w:rFonts w:ascii="Consolas" w:cs="Consolas" w:eastAsia="Consolas" w:hAnsi="Consolas"/>
-          <w:color w:val="0F172A"/>
-          <w:sz w:val="21"/>
-          <w:szCs w:val="21"/>
-        </w:rPr>
-        <w:t xml:space="preserve">│  │ (Process/    │                       │ (Hybrid   │  │</w:t>
-      </w:r>
-    </w:p>
-    <w:p>
-      <w:pPr>
-        <w:spacing w:after="40" w:before="40" w:line="260"/>
-      </w:pPr>
-      <w:r>
-        <w:rPr>
-          <w:rFonts w:ascii="Consolas" w:cs="Consolas" w:eastAsia="Consolas" w:hAnsi="Consolas"/>
-          <w:color w:val="0F172A"/>
-          <w:sz w:val="21"/>
-          <w:szCs w:val="21"/>
-        </w:rPr>
-        <w:t xml:space="preserve">│  │  Docker)     │                       │ JSON/PG)  │  │</w:t>
-      </w:r>
-    </w:p>
-    <w:p>
-      <w:pPr>
-        <w:spacing w:after="40" w:before="40" w:line="260"/>
-      </w:pPr>
-      <w:r>
-        <w:rPr>
-          <w:rFonts w:ascii="Consolas" w:cs="Consolas" w:eastAsia="Consolas" w:hAnsi="Consolas"/>
-          <w:color w:val="0F172A"/>
-          <w:sz w:val="21"/>
-          <w:szCs w:val="21"/>
-        </w:rPr>
-        <w:t xml:space="preserve">│  └──────────────┘                       └───────────┘  │</w:t>
-      </w:r>
-    </w:p>
-    <w:p>
-      <w:pPr>
-        <w:spacing w:after="40" w:before="40" w:line="260"/>
-      </w:pPr>
-      <w:r>
-        <w:rPr>
-          <w:rFonts w:ascii="Consolas" w:cs="Consolas" w:eastAsia="Consolas" w:hAnsi="Consolas"/>
-          <w:color w:val="0F172A"/>
-          <w:sz w:val="21"/>
-          <w:szCs w:val="21"/>
-        </w:rPr>
-        <w:t xml:space="preserve">└────────────────────────────────────────────────────────┘</w:t>
-      </w:r>
-    </w:p>
-    <w:p>
-      <w:pPr>
-        <w:pStyle w:val="Heading1"/>
-        <w:spacing w:after="180" w:before="360"/>
-      </w:pPr>
-      <w:r>
-        <w:rPr>
-          <w:rFonts w:ascii="Times New Roman" w:cs="Times New Roman" w:eastAsia="Times New Roman" w:hAnsi="Times New Roman"/>
-          <w:b/>
-          <w:bCs/>
-          <w:color w:val="1E3A8A"/>
-          <w:sz w:val="32"/>
-          <w:szCs w:val="32"/>
-        </w:rPr>
-        <w:t xml:space="preserve">CHƯƠNG 4: HIỆN THỰC HÓA VÀ TRIỂN KHAI HỆ THỐNG</w:t>
-      </w:r>
-    </w:p>
-    <w:p>
-      <w:pPr>
-        <w:pStyle w:val="Heading2"/>
-        <w:spacing w:after="120" w:before="240"/>
-      </w:pPr>
-      <w:r>
-        <w:rPr>
-          <w:rFonts w:ascii="Times New Roman" w:cs="Times New Roman" w:eastAsia="Times New Roman" w:hAnsi="Times New Roman"/>
-          <w:b/>
-          <w:bCs/>
-          <w:color w:val="0F766E"/>
-          <w:sz w:val="28"/>
-          <w:szCs w:val="28"/>
-        </w:rPr>
-        <w:t xml:space="preserve">4.1. Hiện thực hóa bộ máy chấm mã nguồn C++</w:t>
-      </w:r>
-    </w:p>
-    <w:p>
-      <w:pPr>
-        <w:spacing w:after="120" w:before="80" w:line="320"/>
-        <w:jc w:val="left"/>
-      </w:pPr>
-      <w:r>
-        <w:rPr>
-          <w:rFonts w:ascii="Times New Roman" w:cs="Times New Roman" w:eastAsia="Times New Roman" w:hAnsi="Times New Roman"/>
-          <w:b w:val="false"/>
-          <w:bCs w:val="false"/>
-          <w:i w:val="false"/>
-          <w:iCs w:val="false"/>
-          <w:color w:val="1F2937"/>
-          <w:sz w:val="26"/>
-          <w:szCs w:val="26"/>
-        </w:rPr>
-        <w:t xml:space="preserve">Máy chấm được hiện thực trong tệp server/judge.cjs. Khi một bài nộp được gửi đến:</w:t>
-      </w:r>
-    </w:p>
-    <w:p>
-      <w:pPr>
-        <w:spacing w:after="50" w:before="50" w:line="300"/>
-      </w:pPr>
-      <w:r>
-        <w:rPr>
-          <w:rFonts w:ascii="Times New Roman" w:cs="Times New Roman" w:eastAsia="Times New Roman" w:hAnsi="Times New Roman"/>
-          <w:b/>
-          <w:bCs/>
-          <w:color w:val="0F766E"/>
-          <w:sz w:val="26"/>
-          <w:szCs w:val="26"/>
-        </w:rPr>
-        <w:t xml:space="preserve">1.  </w:t>
-      </w:r>
-      <w:r>
-        <w:rPr>
-          <w:rFonts w:ascii="Times New Roman" w:cs="Times New Roman" w:eastAsia="Times New Roman" w:hAnsi="Times New Roman"/>
-          <w:color w:val="1F2937"/>
-          <w:sz w:val="26"/>
-          <w:szCs w:val="26"/>
-        </w:rPr>
-        <w:t xml:space="preserve">Biên dịch: Mã nguồn C++ được ghi ra tệp tạm và biên dịch bằng lệnh:</w:t>
-      </w:r>
-    </w:p>
-    <w:p>
-      <w:pPr>
-        <w:spacing w:after="40" w:before="40" w:line="260"/>
-      </w:pPr>
-      <w:r>
-        <w:rPr>
-          <w:rFonts w:ascii="Consolas" w:cs="Consolas" w:eastAsia="Consolas" w:hAnsi="Consolas"/>
-          <w:color w:val="0F172A"/>
-          <w:sz w:val="21"/>
-          <w:szCs w:val="21"/>
-        </w:rPr>
-        <w:t xml:space="preserve">   g++ -std=c++17 -O2 -pipe solution.cpp -o solution.exe</w:t>
-      </w:r>
-    </w:p>
-    <w:p>
-      <w:pPr>
-        <w:spacing w:after="120" w:before="80" w:line="320"/>
-        <w:jc w:val="left"/>
-      </w:pPr>
-      <w:r>
-        <w:rPr>
-          <w:rFonts w:ascii="Times New Roman" w:cs="Times New Roman" w:eastAsia="Times New Roman" w:hAnsi="Times New Roman"/>
-          <w:b w:val="false"/>
-          <w:bCs w:val="false"/>
-          <w:i w:val="false"/>
-          <w:iCs w:val="false"/>
-          <w:color w:val="1F2937"/>
-          <w:sz w:val="26"/>
-          <w:szCs w:val="26"/>
-        </w:rPr>
-        <w:t xml:space="preserve">Nếu biên dịch thất bại, toàn bộ thông báo lỗi của trình biên dịch được thu thập và trả về phán quyết CE.</w:t>
-      </w:r>
-    </w:p>
-    <w:p>
-      <w:pPr>
-        <w:spacing w:after="50" w:before="50" w:line="300"/>
-      </w:pPr>
-      <w:r>
-        <w:rPr>
-          <w:rFonts w:ascii="Times New Roman" w:cs="Times New Roman" w:eastAsia="Times New Roman" w:hAnsi="Times New Roman"/>
-          <w:b/>
-          <w:bCs/>
-          <w:color w:val="0F766E"/>
-          <w:sz w:val="26"/>
-          <w:szCs w:val="26"/>
-        </w:rPr>
-        <w:t xml:space="preserve">2.  </w:t>
-      </w:r>
-      <w:r>
-        <w:rPr>
-          <w:rFonts w:ascii="Times New Roman" w:cs="Times New Roman" w:eastAsia="Times New Roman" w:hAnsi="Times New Roman"/>
-          <w:color w:val="1F2937"/>
-          <w:sz w:val="26"/>
-          <w:szCs w:val="26"/>
-        </w:rPr>
-        <w:t xml:space="preserve">Nạp Testcase từ hệ thống tệp bảo mật: Testcase không lưu trực tiếp trong cơ sở dữ liệu chính để tránh tràn bộ nhớ RAM của server. Mỗi bài tập sở hữu một file JSON độc lập trong thư mục storage/testcases/&lt;problemId&gt;.json. Dữ liệu test ẩn tuyệt đối không gửi về phía máy trạm học sinh.</w:t>
-      </w:r>
-    </w:p>
-    <w:p>
-      <w:pPr>
-        <w:spacing w:after="50" w:before="50" w:line="300"/>
-      </w:pPr>
-      <w:r>
-        <w:rPr>
-          <w:rFonts w:ascii="Times New Roman" w:cs="Times New Roman" w:eastAsia="Times New Roman" w:hAnsi="Times New Roman"/>
-          <w:b/>
-          <w:bCs/>
-          <w:color w:val="0F766E"/>
-          <w:sz w:val="26"/>
-          <w:szCs w:val="26"/>
-        </w:rPr>
-        <w:t xml:space="preserve">3.  </w:t>
-      </w:r>
-      <w:r>
-        <w:rPr>
-          <w:rFonts w:ascii="Times New Roman" w:cs="Times New Roman" w:eastAsia="Times New Roman" w:hAnsi="Times New Roman"/>
-          <w:color w:val="1F2937"/>
-          <w:sz w:val="26"/>
-          <w:szCs w:val="26"/>
-        </w:rPr>
-        <w:t xml:space="preserve">Thực thi và giám sát: Mỗi testcase được chạy trong một luồng tiến trình riêng biệt với các giới hạn timeLimit (ms) và memoryLimit (MB).</w:t>
-      </w:r>
-    </w:p>
-    <w:p>
-      <w:pPr>
-        <w:spacing w:after="50" w:before="50" w:line="300"/>
-      </w:pPr>
-      <w:r>
-        <w:rPr>
-          <w:rFonts w:ascii="Times New Roman" w:cs="Times New Roman" w:eastAsia="Times New Roman" w:hAnsi="Times New Roman"/>
-          <w:b/>
-          <w:bCs/>
-          <w:color w:val="0F766E"/>
-          <w:sz w:val="26"/>
-          <w:szCs w:val="26"/>
-        </w:rPr>
-        <w:t xml:space="preserve">4.  </w:t>
-      </w:r>
-      <w:r>
-        <w:rPr>
-          <w:rFonts w:ascii="Times New Roman" w:cs="Times New Roman" w:eastAsia="Times New Roman" w:hAnsi="Times New Roman"/>
-          <w:color w:val="1F2937"/>
-          <w:sz w:val="26"/>
-          <w:szCs w:val="26"/>
-        </w:rPr>
-        <w:t xml:space="preserve">So khớp kết quả: Kết quả đầu ra được chuẩn hóa loại bỏ ký tự điều khiển và so sánh với đáp án mẫu. Điểm số của từng testcase được cộng dồn theo trọng số.</w:t>
-      </w:r>
-    </w:p>
-    <w:p>
-      <w:pPr>
-        <w:pStyle w:val="Heading2"/>
-        <w:spacing w:after="120" w:before="240"/>
-      </w:pPr>
-      <w:r>
-        <w:rPr>
-          <w:rFonts w:ascii="Times New Roman" w:cs="Times New Roman" w:eastAsia="Times New Roman" w:hAnsi="Times New Roman"/>
-          <w:b/>
-          <w:bCs/>
-          <w:color w:val="0F766E"/>
-          <w:sz w:val="28"/>
-          <w:szCs w:val="28"/>
-        </w:rPr>
-        <w:t xml:space="preserve">4.2. Hiện thực hóa Lộ trình đào tạo 9 chặng và Bộ sinh Test tất định</w:t>
-      </w:r>
-    </w:p>
-    <w:p>
-      <w:pPr>
-        <w:spacing w:after="120" w:before="80" w:line="320"/>
-        <w:jc w:val="left"/>
-      </w:pPr>
-      <w:r>
-        <w:rPr>
-          <w:rFonts w:ascii="Times New Roman" w:cs="Times New Roman" w:eastAsia="Times New Roman" w:hAnsi="Times New Roman"/>
-          <w:b w:val="false"/>
-          <w:bCs w:val="false"/>
-          <w:i w:val="false"/>
-          <w:iCs w:val="false"/>
-          <w:color w:val="1F2937"/>
-          <w:sz w:val="26"/>
-          <w:szCs w:val="26"/>
-        </w:rPr>
-        <w:t xml:space="preserve">Nhằm đảm bảo học sinh có một lộ trình học tập khoa học từ con số 0, đề tài đã thiết kế chương trình 9 chặng bài học:</w:t>
+          <w:b w:val="false"/>
+          <w:bCs w:val="false"/>
+          <w:i w:val="false"/>
+          <w:iCs w:val="false"/>
+          <w:color w:val="1F2937"/>
+          <w:sz w:val="26"/>
+          <w:szCs w:val="26"/>
+        </w:rPr>
+        <w:t xml:space="preserve">Electron 35 cung cấp môi trường chạy Desktop native cho Windows và Linux.</w:t>
       </w:r>
     </w:p>
     <w:p>
@@ -4436,11 +4778,44 @@
       <w:r>
         <w:rPr>
           <w:rFonts w:ascii="Times New Roman" w:cs="Times New Roman" w:eastAsia="Times New Roman" w:hAnsi="Times New Roman"/>
-          <w:color w:val="1F2937"/>
-          <w:sz w:val="26"/>
-          <w:szCs w:val="26"/>
-        </w:rPr>
-        <w:t xml:space="preserve">Chặng 1: C++ Basic Syntax &amp; Foundation (Cú pháp, rẽ nhánh, vòng lặp, mảng 1D/2D, chuỗi, hàm, struct).</w:t>
+          <w:b w:val="false"/>
+          <w:bCs w:val="false"/>
+          <w:i w:val="false"/>
+          <w:iCs w:val="false"/>
+          <w:color w:val="1F2937"/>
+          <w:sz w:val="26"/>
+          <w:szCs w:val="26"/>
+        </w:rPr>
+        <w:t xml:space="preserve">Preload Script bảo mật cách ly giữa ngữ cảnh Renderer và Node.js.</w:t>
+      </w:r>
+    </w:p>
+    <w:p>
+      <w:pPr>
+        <w:spacing w:after="50" w:before="50" w:line="300"/>
+      </w:pPr>
+      <w:r>
+        <w:rPr>
+          <w:rFonts w:ascii="Times New Roman" w:cs="Times New Roman" w:eastAsia="Times New Roman" w:hAnsi="Times New Roman"/>
+          <w:b/>
+          <w:bCs/>
+          <w:color w:val="0F766E"/>
+          <w:sz w:val="26"/>
+          <w:szCs w:val="26"/>
+        </w:rPr>
+        <w:t xml:space="preserve">3. </w:t>
+      </w:r>
+      <w:r>
+        <w:rPr>
+          <w:rFonts w:ascii="Times New Roman" w:cs="Times New Roman" w:eastAsia="Times New Roman" w:hAnsi="Times New Roman"/>
+          <w:b/>
+          <w:bCs/>
+          <w:i w:val="false"/>
+          <w:iCs w:val="false"/>
+          <w:color w:val="1F2937"/>
+          <w:sz w:val="26"/>
+          <w:szCs w:val="26"/>
+        </w:rPr>
+        <w:t xml:space="preserve">Service &amp; Controller Layer (Tầng dịch vụ Backend):</w:t>
       </w:r>
     </w:p>
     <w:p>
@@ -4455,11 +4830,15 @@
       <w:r>
         <w:rPr>
           <w:rFonts w:ascii="Times New Roman" w:cs="Times New Roman" w:eastAsia="Times New Roman" w:hAnsi="Times New Roman"/>
-          <w:color w:val="1F2937"/>
-          <w:sz w:val="26"/>
-          <w:szCs w:val="26"/>
-        </w:rPr>
-        <w:t xml:space="preserve">Chặng 2: Number Theory Foundations (Ước số, số nguyên tố, sàng Eratosthenes, Modulo).</w:t>
+          <w:b w:val="false"/>
+          <w:bCs w:val="false"/>
+          <w:i w:val="false"/>
+          <w:iCs w:val="false"/>
+          <w:color w:val="1F2937"/>
+          <w:sz w:val="26"/>
+          <w:szCs w:val="26"/>
+        </w:rPr>
+        <w:t xml:space="preserve">Node.js &amp; Express RESTful API.</w:t>
       </w:r>
     </w:p>
     <w:p>
@@ -4474,11 +4853,44 @@
       <w:r>
         <w:rPr>
           <w:rFonts w:ascii="Times New Roman" w:cs="Times New Roman" w:eastAsia="Times New Roman" w:hAnsi="Times New Roman"/>
-          <w:color w:val="1F2937"/>
-          <w:sz w:val="26"/>
-          <w:szCs w:val="26"/>
-        </w:rPr>
-        <w:t xml:space="preserve">Chặng 3: Ad-hoc &amp; Kỹ thuật giải quyết vấn đề (Mô phỏng, tìm quy luật bất biến).</w:t>
+          <w:b w:val="false"/>
+          <w:bCs w:val="false"/>
+          <w:i w:val="false"/>
+          <w:iCs w:val="false"/>
+          <w:color w:val="1F2937"/>
+          <w:sz w:val="26"/>
+          <w:szCs w:val="26"/>
+        </w:rPr>
+        <w:t xml:space="preserve">Socket.IO Server điều phối các sự kiện thời gian thực (Leaderboard, Anti-cheat alert, Arena matchmaking).</w:t>
+      </w:r>
+    </w:p>
+    <w:p>
+      <w:pPr>
+        <w:spacing w:after="50" w:before="50" w:line="300"/>
+      </w:pPr>
+      <w:r>
+        <w:rPr>
+          <w:rFonts w:ascii="Times New Roman" w:cs="Times New Roman" w:eastAsia="Times New Roman" w:hAnsi="Times New Roman"/>
+          <w:b/>
+          <w:bCs/>
+          <w:color w:val="0F766E"/>
+          <w:sz w:val="26"/>
+          <w:szCs w:val="26"/>
+        </w:rPr>
+        <w:t xml:space="preserve">4. </w:t>
+      </w:r>
+      <w:r>
+        <w:rPr>
+          <w:rFonts w:ascii="Times New Roman" w:cs="Times New Roman" w:eastAsia="Times New Roman" w:hAnsi="Times New Roman"/>
+          <w:b/>
+          <w:bCs/>
+          <w:i w:val="false"/>
+          <w:iCs w:val="false"/>
+          <w:color w:val="1F2937"/>
+          <w:sz w:val="26"/>
+          <w:szCs w:val="26"/>
+        </w:rPr>
+        <w:t xml:space="preserve">Data &amp; Execution Layer (Tầng dữ liệu &amp; Máy chấm):</w:t>
       </w:r>
     </w:p>
     <w:p>
@@ -4493,11 +4905,15 @@
       <w:r>
         <w:rPr>
           <w:rFonts w:ascii="Times New Roman" w:cs="Times New Roman" w:eastAsia="Times New Roman" w:hAnsi="Times New Roman"/>
-          <w:color w:val="1F2937"/>
-          <w:sz w:val="26"/>
-          <w:szCs w:val="26"/>
-        </w:rPr>
-        <w:t xml:space="preserve">Chặng 4: Thư viện chuẩn STL &amp; Cấu trúc dữ liệu tuyến tính (Vector, Set, Map, Stack, Queue).</w:t>
+          <w:b w:val="false"/>
+          <w:bCs w:val="false"/>
+          <w:i w:val="false"/>
+          <w:iCs w:val="false"/>
+          <w:color w:val="1F2937"/>
+          <w:sz w:val="26"/>
+          <w:szCs w:val="26"/>
+        </w:rPr>
+        <w:t xml:space="preserve">Local Database Adapter (vận hành qua file cấu trúc JSON đồng bộ, tự động sao lưu định kỳ) kết hợp PostgreSQL Adapter (khi triển khai quy mô lớn).</w:t>
       </w:r>
     </w:p>
     <w:p>
@@ -4512,11 +4928,795 @@
       <w:r>
         <w:rPr>
           <w:rFonts w:ascii="Times New Roman" w:cs="Times New Roman" w:eastAsia="Times New Roman" w:hAnsi="Times New Roman"/>
-          <w:color w:val="1F2937"/>
-          <w:sz w:val="26"/>
-          <w:szCs w:val="26"/>
-        </w:rPr>
-        <w:t xml:space="preserve">Chặng 5: Thuật toán nền tảng (Hai con trỏ, Tìm kiếm nhị phân, Thuật toán tham lam Greedy, Sắp xếp Struct).</w:t>
+          <w:b w:val="false"/>
+          <w:bCs w:val="false"/>
+          <w:i w:val="false"/>
+          <w:iCs w:val="false"/>
+          <w:color w:val="1F2937"/>
+          <w:sz w:val="26"/>
+          <w:szCs w:val="26"/>
+        </w:rPr>
+        <w:t xml:space="preserve">Bộ máy chấm cô lập </w:t>
+      </w:r>
+      <w:r>
+        <w:rPr>
+          <w:rFonts w:ascii="Consolas" w:cs="Consolas" w:eastAsia="Consolas" w:hAnsi="Consolas"/>
+          <w:b w:val="false"/>
+          <w:bCs w:val="false"/>
+          <w:color w:val="0F766E"/>
+          <w:sz w:val="24"/>
+          <w:szCs w:val="24"/>
+        </w:rPr>
+        <w:t xml:space="preserve">judge.cjs</w:t>
+      </w:r>
+      <w:r>
+        <w:rPr>
+          <w:rFonts w:ascii="Times New Roman" w:cs="Times New Roman" w:eastAsia="Times New Roman" w:hAnsi="Times New Roman"/>
+          <w:b w:val="false"/>
+          <w:bCs w:val="false"/>
+          <w:i w:val="false"/>
+          <w:iCs w:val="false"/>
+          <w:color w:val="1F2937"/>
+          <w:sz w:val="26"/>
+          <w:szCs w:val="26"/>
+        </w:rPr>
+        <w:t xml:space="preserve"> quản lý thực thi tiến trình con </w:t>
+      </w:r>
+      <w:r>
+        <w:rPr>
+          <w:rFonts w:ascii="Consolas" w:cs="Consolas" w:eastAsia="Consolas" w:hAnsi="Consolas"/>
+          <w:b w:val="false"/>
+          <w:bCs w:val="false"/>
+          <w:color w:val="0F766E"/>
+          <w:sz w:val="24"/>
+          <w:szCs w:val="24"/>
+        </w:rPr>
+        <w:t xml:space="preserve">g++.exe</w:t>
+      </w:r>
+      <w:r>
+        <w:rPr>
+          <w:rFonts w:ascii="Times New Roman" w:cs="Times New Roman" w:eastAsia="Times New Roman" w:hAnsi="Times New Roman"/>
+          <w:b w:val="false"/>
+          <w:bCs w:val="false"/>
+          <w:i w:val="false"/>
+          <w:iCs w:val="false"/>
+          <w:color w:val="1F2937"/>
+          <w:sz w:val="26"/>
+          <w:szCs w:val="26"/>
+        </w:rPr>
+        <w:t xml:space="preserve"> hoặc Docker Container.</w:t>
+      </w:r>
+    </w:p>
+    <w:p>
+      <w:pPr>
+        <w:spacing w:after="40" w:before="40" w:line="260"/>
+      </w:pPr>
+      <w:r>
+        <w:rPr>
+          <w:rFonts w:ascii="Consolas" w:cs="Consolas" w:eastAsia="Consolas" w:hAnsi="Consolas"/>
+          <w:color w:val="0F172A"/>
+          <w:sz w:val="21"/>
+          <w:szCs w:val="21"/>
+        </w:rPr>
+        <w:t xml:space="preserve">┌────────────────────────────────────────────────────────┐</w:t>
+      </w:r>
+    </w:p>
+    <w:p>
+      <w:pPr>
+        <w:spacing w:after="40" w:before="40" w:line="260"/>
+      </w:pPr>
+      <w:r>
+        <w:rPr>
+          <w:rFonts w:ascii="Consolas" w:cs="Consolas" w:eastAsia="Consolas" w:hAnsi="Consolas"/>
+          <w:color w:val="0F172A"/>
+          <w:sz w:val="21"/>
+          <w:szCs w:val="21"/>
+        </w:rPr>
+        <w:t xml:space="preserve">│                   CLIENT RUNTIME                       │</w:t>
+      </w:r>
+    </w:p>
+    <w:p>
+      <w:pPr>
+        <w:spacing w:after="40" w:before="40" w:line="260"/>
+      </w:pPr>
+      <w:r>
+        <w:rPr>
+          <w:rFonts w:ascii="Consolas" w:cs="Consolas" w:eastAsia="Consolas" w:hAnsi="Consolas"/>
+          <w:color w:val="0F172A"/>
+          <w:sz w:val="21"/>
+          <w:szCs w:val="21"/>
+        </w:rPr>
+        <w:t xml:space="preserve">│  ┌───────────────────────┐  ┌───────────────────────┐  │</w:t>
+      </w:r>
+    </w:p>
+    <w:p>
+      <w:pPr>
+        <w:spacing w:after="40" w:before="40" w:line="260"/>
+      </w:pPr>
+      <w:r>
+        <w:rPr>
+          <w:rFonts w:ascii="Consolas" w:cs="Consolas" w:eastAsia="Consolas" w:hAnsi="Consolas"/>
+          <w:color w:val="0F172A"/>
+          <w:sz w:val="21"/>
+          <w:szCs w:val="21"/>
+        </w:rPr>
+        <w:t xml:space="preserve">│  │   Electron Desktop    │  │     Web Browser       │  │</w:t>
+      </w:r>
+    </w:p>
+    <w:p>
+      <w:pPr>
+        <w:spacing w:after="40" w:before="40" w:line="260"/>
+      </w:pPr>
+      <w:r>
+        <w:rPr>
+          <w:rFonts w:ascii="Consolas" w:cs="Consolas" w:eastAsia="Consolas" w:hAnsi="Consolas"/>
+          <w:color w:val="0F172A"/>
+          <w:sz w:val="21"/>
+          <w:szCs w:val="21"/>
+        </w:rPr>
+        <w:t xml:space="preserve">│  │   (Giám thị / Thi)    │  │   (Máy trạm từ xa)    │  │</w:t>
+      </w:r>
+    </w:p>
+    <w:p>
+      <w:pPr>
+        <w:spacing w:after="40" w:before="40" w:line="260"/>
+      </w:pPr>
+      <w:r>
+        <w:rPr>
+          <w:rFonts w:ascii="Consolas" w:cs="Consolas" w:eastAsia="Consolas" w:hAnsi="Consolas"/>
+          <w:color w:val="0F172A"/>
+          <w:sz w:val="21"/>
+          <w:szCs w:val="21"/>
+        </w:rPr>
+        <w:t xml:space="preserve">│  └───────────┬───────────┘  └───────────┬───────────┘  │</w:t>
+      </w:r>
+    </w:p>
+    <w:p>
+      <w:pPr>
+        <w:spacing w:after="40" w:before="40" w:line="260"/>
+      </w:pPr>
+      <w:r>
+        <w:rPr>
+          <w:rFonts w:ascii="Consolas" w:cs="Consolas" w:eastAsia="Consolas" w:hAnsi="Consolas"/>
+          <w:color w:val="0F172A"/>
+          <w:sz w:val="21"/>
+          <w:szCs w:val="21"/>
+        </w:rPr>
+        <w:t xml:space="preserve">└──────────────┼──────────────────────────┼──────────────┘</w:t>
+      </w:r>
+    </w:p>
+    <w:p>
+      <w:pPr>
+        <w:spacing w:after="40" w:before="40" w:line="260"/>
+      </w:pPr>
+      <w:r>
+        <w:rPr>
+          <w:rFonts w:ascii="Consolas" w:cs="Consolas" w:eastAsia="Consolas" w:hAnsi="Consolas"/>
+          <w:color w:val="0F172A"/>
+          <w:sz w:val="21"/>
+          <w:szCs w:val="21"/>
+        </w:rPr>
+        <w:t xml:space="preserve">               │ (HTTP REST / WebSocket)  │</w:t>
+      </w:r>
+    </w:p>
+    <w:p>
+      <w:pPr>
+        <w:spacing w:after="40" w:before="40" w:line="260"/>
+      </w:pPr>
+      <w:r>
+        <w:rPr>
+          <w:rFonts w:ascii="Consolas" w:cs="Consolas" w:eastAsia="Consolas" w:hAnsi="Consolas"/>
+          <w:color w:val="0F172A"/>
+          <w:sz w:val="21"/>
+          <w:szCs w:val="21"/>
+        </w:rPr>
+        <w:t xml:space="preserve">               ▼                          ▼</w:t>
+      </w:r>
+    </w:p>
+    <w:p>
+      <w:pPr>
+        <w:spacing w:after="40" w:before="40" w:line="260"/>
+      </w:pPr>
+      <w:r>
+        <w:rPr>
+          <w:rFonts w:ascii="Consolas" w:cs="Consolas" w:eastAsia="Consolas" w:hAnsi="Consolas"/>
+          <w:color w:val="0F172A"/>
+          <w:sz w:val="21"/>
+          <w:szCs w:val="21"/>
+        </w:rPr>
+        <w:t xml:space="preserve">┌────────────────────────────────────────────────────────┐</w:t>
+      </w:r>
+    </w:p>
+    <w:p>
+      <w:pPr>
+        <w:spacing w:after="40" w:before="40" w:line="260"/>
+      </w:pPr>
+      <w:r>
+        <w:rPr>
+          <w:rFonts w:ascii="Consolas" w:cs="Consolas" w:eastAsia="Consolas" w:hAnsi="Consolas"/>
+          <w:color w:val="0F172A"/>
+          <w:sz w:val="21"/>
+          <w:szCs w:val="21"/>
+        </w:rPr>
+        <w:t xml:space="preserve">│                   BACKEND SERVER                       │</w:t>
+      </w:r>
+    </w:p>
+    <w:p>
+      <w:pPr>
+        <w:spacing w:after="40" w:before="40" w:line="260"/>
+      </w:pPr>
+      <w:r>
+        <w:rPr>
+          <w:rFonts w:ascii="Consolas" w:cs="Consolas" w:eastAsia="Consolas" w:hAnsi="Consolas"/>
+          <w:color w:val="0F172A"/>
+          <w:sz w:val="21"/>
+          <w:szCs w:val="21"/>
+        </w:rPr>
+        <w:t xml:space="preserve">│  ┌──────────────────────────────────────────────────┐  │</w:t>
+      </w:r>
+    </w:p>
+    <w:p>
+      <w:pPr>
+        <w:spacing w:after="40" w:before="40" w:line="260"/>
+      </w:pPr>
+      <w:r>
+        <w:rPr>
+          <w:rFonts w:ascii="Consolas" w:cs="Consolas" w:eastAsia="Consolas" w:hAnsi="Consolas"/>
+          <w:color w:val="0F172A"/>
+          <w:sz w:val="21"/>
+          <w:szCs w:val="21"/>
+        </w:rPr>
+        <w:t xml:space="preserve">│  │ Express REST Router / Socket.IO Realtime Hub     │  │</w:t>
+      </w:r>
+    </w:p>
+    <w:p>
+      <w:pPr>
+        <w:spacing w:after="40" w:before="40" w:line="260"/>
+      </w:pPr>
+      <w:r>
+        <w:rPr>
+          <w:rFonts w:ascii="Consolas" w:cs="Consolas" w:eastAsia="Consolas" w:hAnsi="Consolas"/>
+          <w:color w:val="0F172A"/>
+          <w:sz w:val="21"/>
+          <w:szCs w:val="21"/>
+        </w:rPr>
+        <w:t xml:space="preserve">│  └──────────────────────────┬───────────────────────┘  │</w:t>
+      </w:r>
+    </w:p>
+    <w:p>
+      <w:pPr>
+        <w:spacing w:after="40" w:before="40" w:line="260"/>
+      </w:pPr>
+      <w:r>
+        <w:rPr>
+          <w:rFonts w:ascii="Consolas" w:cs="Consolas" w:eastAsia="Consolas" w:hAnsi="Consolas"/>
+          <w:color w:val="0F172A"/>
+          <w:sz w:val="21"/>
+          <w:szCs w:val="21"/>
+        </w:rPr>
+        <w:t xml:space="preserve">│                             │                          │</w:t>
+      </w:r>
+    </w:p>
+    <w:p>
+      <w:pPr>
+        <w:spacing w:after="40" w:before="40" w:line="260"/>
+      </w:pPr>
+      <w:r>
+        <w:rPr>
+          <w:rFonts w:ascii="Consolas" w:cs="Consolas" w:eastAsia="Consolas" w:hAnsi="Consolas"/>
+          <w:color w:val="0F172A"/>
+          <w:sz w:val="21"/>
+          <w:szCs w:val="21"/>
+        </w:rPr>
+        <w:t xml:space="preserve">│         ┌───────────────────┴───────────────────┐      │</w:t>
+      </w:r>
+    </w:p>
+    <w:p>
+      <w:pPr>
+        <w:spacing w:after="40" w:before="40" w:line="260"/>
+      </w:pPr>
+      <w:r>
+        <w:rPr>
+          <w:rFonts w:ascii="Consolas" w:cs="Consolas" w:eastAsia="Consolas" w:hAnsi="Consolas"/>
+          <w:color w:val="0F172A"/>
+          <w:sz w:val="21"/>
+          <w:szCs w:val="21"/>
+        </w:rPr>
+        <w:t xml:space="preserve">│         ▼                                       ▼      │</w:t>
+      </w:r>
+    </w:p>
+    <w:p>
+      <w:pPr>
+        <w:spacing w:after="40" w:before="40" w:line="260"/>
+      </w:pPr>
+      <w:r>
+        <w:rPr>
+          <w:rFonts w:ascii="Consolas" w:cs="Consolas" w:eastAsia="Consolas" w:hAnsi="Consolas"/>
+          <w:color w:val="0F172A"/>
+          <w:sz w:val="21"/>
+          <w:szCs w:val="21"/>
+        </w:rPr>
+        <w:t xml:space="preserve">│  ┌──────────────┐                       ┌───────────┐  │</w:t>
+      </w:r>
+    </w:p>
+    <w:p>
+      <w:pPr>
+        <w:spacing w:after="40" w:before="40" w:line="260"/>
+      </w:pPr>
+      <w:r>
+        <w:rPr>
+          <w:rFonts w:ascii="Consolas" w:cs="Consolas" w:eastAsia="Consolas" w:hAnsi="Consolas"/>
+          <w:color w:val="0F172A"/>
+          <w:sz w:val="21"/>
+          <w:szCs w:val="21"/>
+        </w:rPr>
+        <w:t xml:space="preserve">│  │ Judge Engine │                       │ DB Engine │  │</w:t>
+      </w:r>
+    </w:p>
+    <w:p>
+      <w:pPr>
+        <w:spacing w:after="40" w:before="40" w:line="260"/>
+      </w:pPr>
+      <w:r>
+        <w:rPr>
+          <w:rFonts w:ascii="Consolas" w:cs="Consolas" w:eastAsia="Consolas" w:hAnsi="Consolas"/>
+          <w:color w:val="0F172A"/>
+          <w:sz w:val="21"/>
+          <w:szCs w:val="21"/>
+        </w:rPr>
+        <w:t xml:space="preserve">│  │ (Process/    │                       │ (Hybrid   │  │</w:t>
+      </w:r>
+    </w:p>
+    <w:p>
+      <w:pPr>
+        <w:spacing w:after="40" w:before="40" w:line="260"/>
+      </w:pPr>
+      <w:r>
+        <w:rPr>
+          <w:rFonts w:ascii="Consolas" w:cs="Consolas" w:eastAsia="Consolas" w:hAnsi="Consolas"/>
+          <w:color w:val="0F172A"/>
+          <w:sz w:val="21"/>
+          <w:szCs w:val="21"/>
+        </w:rPr>
+        <w:t xml:space="preserve">│  │  Docker)     │                       │ JSON/PG)  │  │</w:t>
+      </w:r>
+    </w:p>
+    <w:p>
+      <w:pPr>
+        <w:spacing w:after="40" w:before="40" w:line="260"/>
+      </w:pPr>
+      <w:r>
+        <w:rPr>
+          <w:rFonts w:ascii="Consolas" w:cs="Consolas" w:eastAsia="Consolas" w:hAnsi="Consolas"/>
+          <w:color w:val="0F172A"/>
+          <w:sz w:val="21"/>
+          <w:szCs w:val="21"/>
+        </w:rPr>
+        <w:t xml:space="preserve">│  └──────────────┘                       └───────────┘  │</w:t>
+      </w:r>
+    </w:p>
+    <w:p>
+      <w:pPr>
+        <w:spacing w:after="40" w:before="40" w:line="260"/>
+      </w:pPr>
+      <w:r>
+        <w:rPr>
+          <w:rFonts w:ascii="Consolas" w:cs="Consolas" w:eastAsia="Consolas" w:hAnsi="Consolas"/>
+          <w:color w:val="0F172A"/>
+          <w:sz w:val="21"/>
+          <w:szCs w:val="21"/>
+        </w:rPr>
+        <w:t xml:space="preserve">└────────────────────────────────────────────────────────┘</w:t>
+      </w:r>
+    </w:p>
+    <w:p>
+      <w:pPr>
+        <w:pStyle w:val="Heading1"/>
+        <w:spacing w:after="180" w:before="360"/>
+      </w:pPr>
+      <w:r>
+        <w:rPr>
+          <w:rFonts w:ascii="Times New Roman" w:cs="Times New Roman" w:eastAsia="Times New Roman" w:hAnsi="Times New Roman"/>
+          <w:b/>
+          <w:bCs/>
+          <w:color w:val="1E3A8A"/>
+          <w:sz w:val="32"/>
+          <w:szCs w:val="32"/>
+        </w:rPr>
+        <w:t xml:space="preserve">CHƯƠNG 4: HIỆN THỰC HÓA VÀ TRIỂN KHAI HỆ THỐNG</w:t>
+      </w:r>
+    </w:p>
+    <w:p>
+      <w:pPr>
+        <w:pStyle w:val="Heading2"/>
+        <w:spacing w:after="120" w:before="240"/>
+      </w:pPr>
+      <w:r>
+        <w:rPr>
+          <w:rFonts w:ascii="Times New Roman" w:cs="Times New Roman" w:eastAsia="Times New Roman" w:hAnsi="Times New Roman"/>
+          <w:b/>
+          <w:bCs/>
+          <w:color w:val="0F766E"/>
+          <w:sz w:val="28"/>
+          <w:szCs w:val="28"/>
+        </w:rPr>
+        <w:t xml:space="preserve">4.1. Hiện thực hóa bộ máy chấm mã nguồn C++</w:t>
+      </w:r>
+    </w:p>
+    <w:p>
+      <w:pPr>
+        <w:spacing w:after="120" w:before="80" w:line="320"/>
+        <w:jc w:val="left"/>
+      </w:pPr>
+      <w:r>
+        <w:rPr>
+          <w:rFonts w:ascii="Times New Roman" w:cs="Times New Roman" w:eastAsia="Times New Roman" w:hAnsi="Times New Roman"/>
+          <w:b w:val="false"/>
+          <w:bCs w:val="false"/>
+          <w:i w:val="false"/>
+          <w:iCs w:val="false"/>
+          <w:color w:val="1F2937"/>
+          <w:sz w:val="26"/>
+          <w:szCs w:val="26"/>
+        </w:rPr>
+        <w:t xml:space="preserve">Máy chấm được hiện thực trong tệp </w:t>
+      </w:r>
+      <w:r>
+        <w:rPr>
+          <w:rFonts w:ascii="Consolas" w:cs="Consolas" w:eastAsia="Consolas" w:hAnsi="Consolas"/>
+          <w:b w:val="false"/>
+          <w:bCs w:val="false"/>
+          <w:color w:val="0F766E"/>
+          <w:sz w:val="24"/>
+          <w:szCs w:val="24"/>
+        </w:rPr>
+        <w:t xml:space="preserve">server/judge.cjs</w:t>
+      </w:r>
+      <w:r>
+        <w:rPr>
+          <w:rFonts w:ascii="Times New Roman" w:cs="Times New Roman" w:eastAsia="Times New Roman" w:hAnsi="Times New Roman"/>
+          <w:b w:val="false"/>
+          <w:bCs w:val="false"/>
+          <w:i w:val="false"/>
+          <w:iCs w:val="false"/>
+          <w:color w:val="1F2937"/>
+          <w:sz w:val="26"/>
+          <w:szCs w:val="26"/>
+        </w:rPr>
+        <w:t xml:space="preserve">. Khi một bài nộp được gửi đến:</w:t>
+      </w:r>
+    </w:p>
+    <w:p>
+      <w:pPr>
+        <w:spacing w:after="50" w:before="50" w:line="300"/>
+      </w:pPr>
+      <w:r>
+        <w:rPr>
+          <w:rFonts w:ascii="Times New Roman" w:cs="Times New Roman" w:eastAsia="Times New Roman" w:hAnsi="Times New Roman"/>
+          <w:b/>
+          <w:bCs/>
+          <w:color w:val="0F766E"/>
+          <w:sz w:val="26"/>
+          <w:szCs w:val="26"/>
+        </w:rPr>
+        <w:t xml:space="preserve">1. </w:t>
+      </w:r>
+      <w:r>
+        <w:rPr>
+          <w:rFonts w:ascii="Times New Roman" w:cs="Times New Roman" w:eastAsia="Times New Roman" w:hAnsi="Times New Roman"/>
+          <w:b/>
+          <w:bCs/>
+          <w:i w:val="false"/>
+          <w:iCs w:val="false"/>
+          <w:color w:val="1F2937"/>
+          <w:sz w:val="26"/>
+          <w:szCs w:val="26"/>
+        </w:rPr>
+        <w:t xml:space="preserve">Biên dịch:</w:t>
+      </w:r>
+      <w:r>
+        <w:rPr>
+          <w:rFonts w:ascii="Times New Roman" w:cs="Times New Roman" w:eastAsia="Times New Roman" w:hAnsi="Times New Roman"/>
+          <w:b w:val="false"/>
+          <w:bCs w:val="false"/>
+          <w:i w:val="false"/>
+          <w:iCs w:val="false"/>
+          <w:color w:val="1F2937"/>
+          <w:sz w:val="26"/>
+          <w:szCs w:val="26"/>
+        </w:rPr>
+        <w:t xml:space="preserve"> Mã nguồn C++ được ghi ra tệp tạm và biên dịch bằng lệnh:</w:t>
+      </w:r>
+    </w:p>
+    <w:p>
+      <w:pPr>
+        <w:spacing w:after="40" w:before="40" w:line="260"/>
+      </w:pPr>
+      <w:r>
+        <w:rPr>
+          <w:rFonts w:ascii="Consolas" w:cs="Consolas" w:eastAsia="Consolas" w:hAnsi="Consolas"/>
+          <w:color w:val="0F172A"/>
+          <w:sz w:val="21"/>
+          <w:szCs w:val="21"/>
+        </w:rPr>
+        <w:t xml:space="preserve">   g++ -std=c++17 -O2 -pipe solution.cpp -o solution.exe</w:t>
+      </w:r>
+    </w:p>
+    <w:p>
+      <w:pPr>
+        <w:spacing w:after="120" w:before="80" w:line="320"/>
+        <w:jc w:val="left"/>
+      </w:pPr>
+      <w:r>
+        <w:rPr>
+          <w:rFonts w:ascii="Times New Roman" w:cs="Times New Roman" w:eastAsia="Times New Roman" w:hAnsi="Times New Roman"/>
+          <w:b w:val="false"/>
+          <w:bCs w:val="false"/>
+          <w:i w:val="false"/>
+          <w:iCs w:val="false"/>
+          <w:color w:val="1F2937"/>
+          <w:sz w:val="26"/>
+          <w:szCs w:val="26"/>
+        </w:rPr>
+        <w:t xml:space="preserve">Nếu biên dịch thất bại, toàn bộ thông báo lỗi của trình biên dịch được thu thập và trả về phán quyết </w:t>
+      </w:r>
+      <w:r>
+        <w:rPr>
+          <w:rFonts w:ascii="Consolas" w:cs="Consolas" w:eastAsia="Consolas" w:hAnsi="Consolas"/>
+          <w:b w:val="false"/>
+          <w:bCs w:val="false"/>
+          <w:color w:val="0F766E"/>
+          <w:sz w:val="24"/>
+          <w:szCs w:val="24"/>
+        </w:rPr>
+        <w:t xml:space="preserve">CE</w:t>
+      </w:r>
+      <w:r>
+        <w:rPr>
+          <w:rFonts w:ascii="Times New Roman" w:cs="Times New Roman" w:eastAsia="Times New Roman" w:hAnsi="Times New Roman"/>
+          <w:b w:val="false"/>
+          <w:bCs w:val="false"/>
+          <w:i w:val="false"/>
+          <w:iCs w:val="false"/>
+          <w:color w:val="1F2937"/>
+          <w:sz w:val="26"/>
+          <w:szCs w:val="26"/>
+        </w:rPr>
+        <w:t xml:space="preserve">.</w:t>
+      </w:r>
+    </w:p>
+    <w:p>
+      <w:pPr>
+        <w:spacing w:after="50" w:before="50" w:line="300"/>
+      </w:pPr>
+      <w:r>
+        <w:rPr>
+          <w:rFonts w:ascii="Times New Roman" w:cs="Times New Roman" w:eastAsia="Times New Roman" w:hAnsi="Times New Roman"/>
+          <w:b/>
+          <w:bCs/>
+          <w:color w:val="0F766E"/>
+          <w:sz w:val="26"/>
+          <w:szCs w:val="26"/>
+        </w:rPr>
+        <w:t xml:space="preserve">2. </w:t>
+      </w:r>
+      <w:r>
+        <w:rPr>
+          <w:rFonts w:ascii="Times New Roman" w:cs="Times New Roman" w:eastAsia="Times New Roman" w:hAnsi="Times New Roman"/>
+          <w:b/>
+          <w:bCs/>
+          <w:i w:val="false"/>
+          <w:iCs w:val="false"/>
+          <w:color w:val="1F2937"/>
+          <w:sz w:val="26"/>
+          <w:szCs w:val="26"/>
+        </w:rPr>
+        <w:t xml:space="preserve">Nạp Testcase từ hệ thống tệp bảo mật:</w:t>
+      </w:r>
+      <w:r>
+        <w:rPr>
+          <w:rFonts w:ascii="Times New Roman" w:cs="Times New Roman" w:eastAsia="Times New Roman" w:hAnsi="Times New Roman"/>
+          <w:b w:val="false"/>
+          <w:bCs w:val="false"/>
+          <w:i w:val="false"/>
+          <w:iCs w:val="false"/>
+          <w:color w:val="1F2937"/>
+          <w:sz w:val="26"/>
+          <w:szCs w:val="26"/>
+        </w:rPr>
+        <w:t xml:space="preserve"> Testcase không lưu trực tiếp trong cơ sở dữ liệu chính để tránh tràn bộ nhớ RAM của server. Mỗi bài tập sở hữu một file JSON độc lập trong thư mục </w:t>
+      </w:r>
+      <w:r>
+        <w:rPr>
+          <w:rFonts w:ascii="Consolas" w:cs="Consolas" w:eastAsia="Consolas" w:hAnsi="Consolas"/>
+          <w:b w:val="false"/>
+          <w:bCs w:val="false"/>
+          <w:color w:val="0F766E"/>
+          <w:sz w:val="24"/>
+          <w:szCs w:val="24"/>
+        </w:rPr>
+        <w:t xml:space="preserve">storage/testcases/&lt;problemId&gt;.json</w:t>
+      </w:r>
+      <w:r>
+        <w:rPr>
+          <w:rFonts w:ascii="Times New Roman" w:cs="Times New Roman" w:eastAsia="Times New Roman" w:hAnsi="Times New Roman"/>
+          <w:b w:val="false"/>
+          <w:bCs w:val="false"/>
+          <w:i w:val="false"/>
+          <w:iCs w:val="false"/>
+          <w:color w:val="1F2937"/>
+          <w:sz w:val="26"/>
+          <w:szCs w:val="26"/>
+        </w:rPr>
+        <w:t xml:space="preserve">. Dữ liệu test ẩn tuyệt đối không gửi về phía máy trạm học sinh.</w:t>
+      </w:r>
+    </w:p>
+    <w:p>
+      <w:pPr>
+        <w:spacing w:after="50" w:before="50" w:line="300"/>
+      </w:pPr>
+      <w:r>
+        <w:rPr>
+          <w:rFonts w:ascii="Times New Roman" w:cs="Times New Roman" w:eastAsia="Times New Roman" w:hAnsi="Times New Roman"/>
+          <w:b/>
+          <w:bCs/>
+          <w:color w:val="0F766E"/>
+          <w:sz w:val="26"/>
+          <w:szCs w:val="26"/>
+        </w:rPr>
+        <w:t xml:space="preserve">3. </w:t>
+      </w:r>
+      <w:r>
+        <w:rPr>
+          <w:rFonts w:ascii="Times New Roman" w:cs="Times New Roman" w:eastAsia="Times New Roman" w:hAnsi="Times New Roman"/>
+          <w:b/>
+          <w:bCs/>
+          <w:i w:val="false"/>
+          <w:iCs w:val="false"/>
+          <w:color w:val="1F2937"/>
+          <w:sz w:val="26"/>
+          <w:szCs w:val="26"/>
+        </w:rPr>
+        <w:t xml:space="preserve">Thực thi và giám sát:</w:t>
+      </w:r>
+      <w:r>
+        <w:rPr>
+          <w:rFonts w:ascii="Times New Roman" w:cs="Times New Roman" w:eastAsia="Times New Roman" w:hAnsi="Times New Roman"/>
+          <w:b w:val="false"/>
+          <w:bCs w:val="false"/>
+          <w:i w:val="false"/>
+          <w:iCs w:val="false"/>
+          <w:color w:val="1F2937"/>
+          <w:sz w:val="26"/>
+          <w:szCs w:val="26"/>
+        </w:rPr>
+        <w:t xml:space="preserve"> Mỗi testcase được chạy trong một luồng tiến trình riêng biệt với các giới hạn </w:t>
+      </w:r>
+      <w:r>
+        <w:rPr>
+          <w:rFonts w:ascii="Consolas" w:cs="Consolas" w:eastAsia="Consolas" w:hAnsi="Consolas"/>
+          <w:b w:val="false"/>
+          <w:bCs w:val="false"/>
+          <w:color w:val="0F766E"/>
+          <w:sz w:val="24"/>
+          <w:szCs w:val="24"/>
+        </w:rPr>
+        <w:t xml:space="preserve">timeLimit</w:t>
+      </w:r>
+      <w:r>
+        <w:rPr>
+          <w:rFonts w:ascii="Times New Roman" w:cs="Times New Roman" w:eastAsia="Times New Roman" w:hAnsi="Times New Roman"/>
+          <w:b w:val="false"/>
+          <w:bCs w:val="false"/>
+          <w:i w:val="false"/>
+          <w:iCs w:val="false"/>
+          <w:color w:val="1F2937"/>
+          <w:sz w:val="26"/>
+          <w:szCs w:val="26"/>
+        </w:rPr>
+        <w:t xml:space="preserve"> (ms) và </w:t>
+      </w:r>
+      <w:r>
+        <w:rPr>
+          <w:rFonts w:ascii="Consolas" w:cs="Consolas" w:eastAsia="Consolas" w:hAnsi="Consolas"/>
+          <w:b w:val="false"/>
+          <w:bCs w:val="false"/>
+          <w:color w:val="0F766E"/>
+          <w:sz w:val="24"/>
+          <w:szCs w:val="24"/>
+        </w:rPr>
+        <w:t xml:space="preserve">memoryLimit</w:t>
+      </w:r>
+      <w:r>
+        <w:rPr>
+          <w:rFonts w:ascii="Times New Roman" w:cs="Times New Roman" w:eastAsia="Times New Roman" w:hAnsi="Times New Roman"/>
+          <w:b w:val="false"/>
+          <w:bCs w:val="false"/>
+          <w:i w:val="false"/>
+          <w:iCs w:val="false"/>
+          <w:color w:val="1F2937"/>
+          <w:sz w:val="26"/>
+          <w:szCs w:val="26"/>
+        </w:rPr>
+        <w:t xml:space="preserve"> (MB).</w:t>
+      </w:r>
+    </w:p>
+    <w:p>
+      <w:pPr>
+        <w:spacing w:after="50" w:before="50" w:line="300"/>
+      </w:pPr>
+      <w:r>
+        <w:rPr>
+          <w:rFonts w:ascii="Times New Roman" w:cs="Times New Roman" w:eastAsia="Times New Roman" w:hAnsi="Times New Roman"/>
+          <w:b/>
+          <w:bCs/>
+          <w:color w:val="0F766E"/>
+          <w:sz w:val="26"/>
+          <w:szCs w:val="26"/>
+        </w:rPr>
+        <w:t xml:space="preserve">4. </w:t>
+      </w:r>
+      <w:r>
+        <w:rPr>
+          <w:rFonts w:ascii="Times New Roman" w:cs="Times New Roman" w:eastAsia="Times New Roman" w:hAnsi="Times New Roman"/>
+          <w:b/>
+          <w:bCs/>
+          <w:i w:val="false"/>
+          <w:iCs w:val="false"/>
+          <w:color w:val="1F2937"/>
+          <w:sz w:val="26"/>
+          <w:szCs w:val="26"/>
+        </w:rPr>
+        <w:t xml:space="preserve">So khớp kết quả:</w:t>
+      </w:r>
+      <w:r>
+        <w:rPr>
+          <w:rFonts w:ascii="Times New Roman" w:cs="Times New Roman" w:eastAsia="Times New Roman" w:hAnsi="Times New Roman"/>
+          <w:b w:val="false"/>
+          <w:bCs w:val="false"/>
+          <w:i w:val="false"/>
+          <w:iCs w:val="false"/>
+          <w:color w:val="1F2937"/>
+          <w:sz w:val="26"/>
+          <w:szCs w:val="26"/>
+        </w:rPr>
+        <w:t xml:space="preserve"> Kết quả đầu ra được chuẩn hóa loại bỏ ký tự điều khiển và so sánh với đáp án mẫu. Điểm số của từng testcase được cộng dồn theo trọng số.</w:t>
+      </w:r>
+    </w:p>
+    <w:p>
+      <w:pPr>
+        <w:pStyle w:val="Heading2"/>
+        <w:spacing w:after="120" w:before="240"/>
+      </w:pPr>
+      <w:r>
+        <w:rPr>
+          <w:rFonts w:ascii="Times New Roman" w:cs="Times New Roman" w:eastAsia="Times New Roman" w:hAnsi="Times New Roman"/>
+          <w:b/>
+          <w:bCs/>
+          <w:color w:val="0F766E"/>
+          <w:sz w:val="28"/>
+          <w:szCs w:val="28"/>
+        </w:rPr>
+        <w:t xml:space="preserve">4.2. Hiện thực hóa Lộ trình đào tạo 9 chặng và Bộ sinh Test tất định</w:t>
+      </w:r>
+    </w:p>
+    <w:p>
+      <w:pPr>
+        <w:spacing w:after="120" w:before="80" w:line="320"/>
+        <w:jc w:val="left"/>
+      </w:pPr>
+      <w:r>
+        <w:rPr>
+          <w:rFonts w:ascii="Times New Roman" w:cs="Times New Roman" w:eastAsia="Times New Roman" w:hAnsi="Times New Roman"/>
+          <w:b w:val="false"/>
+          <w:bCs w:val="false"/>
+          <w:i w:val="false"/>
+          <w:iCs w:val="false"/>
+          <w:color w:val="1F2937"/>
+          <w:sz w:val="26"/>
+          <w:szCs w:val="26"/>
+        </w:rPr>
+        <w:t xml:space="preserve">Nhằm đảm bảo học sinh có một lộ trình học tập khoa học từ con số 0, đề tài đã thiết kế chương trình 9 chặng bài học:</w:t>
       </w:r>
     </w:p>
     <w:p>
@@ -4531,11 +5731,28 @@
       <w:r>
         <w:rPr>
           <w:rFonts w:ascii="Times New Roman" w:cs="Times New Roman" w:eastAsia="Times New Roman" w:hAnsi="Times New Roman"/>
-          <w:color w:val="1F2937"/>
-          <w:sz w:val="26"/>
-          <w:szCs w:val="26"/>
-        </w:rPr>
-        <w:t xml:space="preserve">Chặng 6: Quy hoạch động (Dynamic Programming 1D/2D, Balo Knapsack, Đoạn con lớn nhất).</w:t>
+          <w:b/>
+          <w:bCs/>
+          <w:i w:val="false"/>
+          <w:iCs w:val="false"/>
+          <w:color w:val="1F2937"/>
+          <w:sz w:val="26"/>
+          <w:szCs w:val="26"/>
+        </w:rPr>
+        <w:t xml:space="preserve">Chặng 1:</w:t>
+      </w:r>
+      <w:r>
+        <w:rPr>
+          <w:rFonts w:ascii="Times New Roman" w:cs="Times New Roman" w:eastAsia="Times New Roman" w:hAnsi="Times New Roman"/>
+          <w:b w:val="false"/>
+          <w:bCs w:val="false"/>
+          <w:i w:val="false"/>
+          <w:iCs w:val="false"/>
+          <w:color w:val="1F2937"/>
+          <w:sz w:val="26"/>
+          <w:szCs w:val="26"/>
+        </w:rPr>
+        <w:t xml:space="preserve"> C++ Basic Syntax &amp; Foundation (Cú pháp, rẽ nhánh, vòng lặp, mảng 1D/2D, chuỗi, hàm, struct).</w:t>
       </w:r>
     </w:p>
     <w:p>
@@ -4550,11 +5767,28 @@
       <w:r>
         <w:rPr>
           <w:rFonts w:ascii="Times New Roman" w:cs="Times New Roman" w:eastAsia="Times New Roman" w:hAnsi="Times New Roman"/>
-          <w:color w:val="1F2937"/>
-          <w:sz w:val="26"/>
-          <w:szCs w:val="26"/>
-        </w:rPr>
-        <w:t xml:space="preserve">Chặng 7: Thuật toán đồ thị cơ bản (BFS, DFS, Dijkstra, Cây khung Kruskal).</w:t>
+          <w:b/>
+          <w:bCs/>
+          <w:i w:val="false"/>
+          <w:iCs w:val="false"/>
+          <w:color w:val="1F2937"/>
+          <w:sz w:val="26"/>
+          <w:szCs w:val="26"/>
+        </w:rPr>
+        <w:t xml:space="preserve">Chặng 2:</w:t>
+      </w:r>
+      <w:r>
+        <w:rPr>
+          <w:rFonts w:ascii="Times New Roman" w:cs="Times New Roman" w:eastAsia="Times New Roman" w:hAnsi="Times New Roman"/>
+          <w:b w:val="false"/>
+          <w:bCs w:val="false"/>
+          <w:i w:val="false"/>
+          <w:iCs w:val="false"/>
+          <w:color w:val="1F2937"/>
+          <w:sz w:val="26"/>
+          <w:szCs w:val="26"/>
+        </w:rPr>
+        <w:t xml:space="preserve"> Number Theory Foundations (Ước số, số nguyên tố, sàng Eratosthenes, Modulo).</w:t>
       </w:r>
     </w:p>
     <w:p>
@@ -4569,11 +5803,28 @@
       <w:r>
         <w:rPr>
           <w:rFonts w:ascii="Times New Roman" w:cs="Times New Roman" w:eastAsia="Times New Roman" w:hAnsi="Times New Roman"/>
-          <w:color w:val="1F2937"/>
-          <w:sz w:val="26"/>
-          <w:szCs w:val="26"/>
-        </w:rPr>
-        <w:t xml:space="preserve">Chặng 8: Lập trình thi đấu nâng cao (Segment Tree, Fenwick Tree, DP Bitmask).</w:t>
+          <w:b/>
+          <w:bCs/>
+          <w:i w:val="false"/>
+          <w:iCs w:val="false"/>
+          <w:color w:val="1F2937"/>
+          <w:sz w:val="26"/>
+          <w:szCs w:val="26"/>
+        </w:rPr>
+        <w:t xml:space="preserve">Chặng 3:</w:t>
+      </w:r>
+      <w:r>
+        <w:rPr>
+          <w:rFonts w:ascii="Times New Roman" w:cs="Times New Roman" w:eastAsia="Times New Roman" w:hAnsi="Times New Roman"/>
+          <w:b w:val="false"/>
+          <w:bCs w:val="false"/>
+          <w:i w:val="false"/>
+          <w:iCs w:val="false"/>
+          <w:color w:val="1F2937"/>
+          <w:sz w:val="26"/>
+          <w:szCs w:val="26"/>
+        </w:rPr>
+        <w:t xml:space="preserve"> Ad-hoc &amp; Kỹ thuật giải quyết vấn đề (Mô phỏng, tìm quy luật bất biến).</w:t>
       </w:r>
     </w:p>
     <w:p>
@@ -4588,49 +5839,28 @@
       <w:r>
         <w:rPr>
           <w:rFonts w:ascii="Times New Roman" w:cs="Times New Roman" w:eastAsia="Times New Roman" w:hAnsi="Times New Roman"/>
-          <w:color w:val="1F2937"/>
-          <w:sz w:val="26"/>
-          <w:szCs w:val="26"/>
-        </w:rPr>
-        <w:t xml:space="preserve">Chặng 9: Luyện đề thi thử &amp; Tối ưu thời gian (Timed Mocks &amp; Contest Practice).</w:t>
-      </w:r>
-    </w:p>
-    <w:p>
-      <w:pPr>
-        <w:spacing w:after="120" w:before="80" w:line="320"/>
-        <w:jc w:val="left"/>
-      </w:pPr>
-      <w:r>
-        <w:rPr>
-          <w:rFonts w:ascii="Times New Roman" w:cs="Times New Roman" w:eastAsia="Times New Roman" w:hAnsi="Times New Roman"/>
-          <w:b w:val="false"/>
-          <w:bCs w:val="false"/>
-          <w:i w:val="false"/>
-          <w:iCs w:val="false"/>
-          <w:color w:val="1F2937"/>
-          <w:sz w:val="26"/>
-          <w:szCs w:val="26"/>
-        </w:rPr>
-        <w:t xml:space="preserve">Thuật toán sinh Test tất định (Deterministic Test Generator):</w:t>
-      </w:r>
-    </w:p>
-    <w:p>
-      <w:pPr>
-        <w:spacing w:after="120" w:before="80" w:line="320"/>
-        <w:jc w:val="left"/>
-      </w:pPr>
-      <w:r>
-        <w:rPr>
-          <w:rFonts w:ascii="Times New Roman" w:cs="Times New Roman" w:eastAsia="Times New Roman" w:hAnsi="Times New Roman"/>
-          <w:b w:val="false"/>
-          <w:bCs w:val="false"/>
-          <w:i w:val="false"/>
-          <w:iCs w:val="false"/>
-          <w:color w:val="1F2937"/>
-          <w:sz w:val="26"/>
-          <w:szCs w:val="26"/>
-        </w:rPr>
-        <w:t xml:space="preserve">Mỗi bài tập được trang bị một thuật toán sinh test bằng thuật toán số học giả ngẫu nhiên có hạt giống cố định (PRNG Fixed Seed), đảm bảo:</w:t>
+          <w:b/>
+          <w:bCs/>
+          <w:i w:val="false"/>
+          <w:iCs w:val="false"/>
+          <w:color w:val="1F2937"/>
+          <w:sz w:val="26"/>
+          <w:szCs w:val="26"/>
+        </w:rPr>
+        <w:t xml:space="preserve">Chặng 4:</w:t>
+      </w:r>
+      <w:r>
+        <w:rPr>
+          <w:rFonts w:ascii="Times New Roman" w:cs="Times New Roman" w:eastAsia="Times New Roman" w:hAnsi="Times New Roman"/>
+          <w:b w:val="false"/>
+          <w:bCs w:val="false"/>
+          <w:i w:val="false"/>
+          <w:iCs w:val="false"/>
+          <w:color w:val="1F2937"/>
+          <w:sz w:val="26"/>
+          <w:szCs w:val="26"/>
+        </w:rPr>
+        <w:t xml:space="preserve"> Thư viện chuẩn STL &amp; Cấu trúc dữ liệu tuyến tính (Vector, Set, Map, Stack, Queue).</w:t>
       </w:r>
     </w:p>
     <w:p>
@@ -4645,11 +5875,28 @@
       <w:r>
         <w:rPr>
           <w:rFonts w:ascii="Times New Roman" w:cs="Times New Roman" w:eastAsia="Times New Roman" w:hAnsi="Times New Roman"/>
-          <w:color w:val="1F2937"/>
-          <w:sz w:val="26"/>
-          <w:szCs w:val="26"/>
-        </w:rPr>
-        <w:t xml:space="preserve">Test 1 và Test 2 là các trường hợp ví dụ mẫu được giải thích cặn kẽ.</w:t>
+          <w:b/>
+          <w:bCs/>
+          <w:i w:val="false"/>
+          <w:iCs w:val="false"/>
+          <w:color w:val="1F2937"/>
+          <w:sz w:val="26"/>
+          <w:szCs w:val="26"/>
+        </w:rPr>
+        <w:t xml:space="preserve">Chặng 5:</w:t>
+      </w:r>
+      <w:r>
+        <w:rPr>
+          <w:rFonts w:ascii="Times New Roman" w:cs="Times New Roman" w:eastAsia="Times New Roman" w:hAnsi="Times New Roman"/>
+          <w:b w:val="false"/>
+          <w:bCs w:val="false"/>
+          <w:i w:val="false"/>
+          <w:iCs w:val="false"/>
+          <w:color w:val="1F2937"/>
+          <w:sz w:val="26"/>
+          <w:szCs w:val="26"/>
+        </w:rPr>
+        <w:t xml:space="preserve"> Thuật toán nền tảng (Hai con trỏ, Tìm kiếm nhị phân, Thuật toán tham lam Greedy, Sắp xếp Struct).</w:t>
       </w:r>
     </w:p>
     <w:p>
@@ -4664,11 +5911,28 @@
       <w:r>
         <w:rPr>
           <w:rFonts w:ascii="Times New Roman" w:cs="Times New Roman" w:eastAsia="Times New Roman" w:hAnsi="Times New Roman"/>
-          <w:color w:val="1F2937"/>
-          <w:sz w:val="26"/>
-          <w:szCs w:val="26"/>
-        </w:rPr>
-        <w:t xml:space="preserve">Test 3 đến 5 bao phủ các trường hợp biên nguy hiểm: giá trị nhỏ nhất (N = 0, 1), giá trị lớn nhất (10^9, 10^{18}), số âm, chuỗi rỗng.</w:t>
+          <w:b/>
+          <w:bCs/>
+          <w:i w:val="false"/>
+          <w:iCs w:val="false"/>
+          <w:color w:val="1F2937"/>
+          <w:sz w:val="26"/>
+          <w:szCs w:val="26"/>
+        </w:rPr>
+        <w:t xml:space="preserve">Chặng 6:</w:t>
+      </w:r>
+      <w:r>
+        <w:rPr>
+          <w:rFonts w:ascii="Times New Roman" w:cs="Times New Roman" w:eastAsia="Times New Roman" w:hAnsi="Times New Roman"/>
+          <w:b w:val="false"/>
+          <w:bCs w:val="false"/>
+          <w:i w:val="false"/>
+          <w:iCs w:val="false"/>
+          <w:color w:val="1F2937"/>
+          <w:sz w:val="26"/>
+          <w:szCs w:val="26"/>
+        </w:rPr>
+        <w:t xml:space="preserve"> Quy hoạch động (Dynamic Programming 1D/2D, Balo Knapsack, Đoạn con lớn nhất).</w:t>
       </w:r>
     </w:p>
     <w:p>
@@ -4683,212 +5947,28 @@
       <w:r>
         <w:rPr>
           <w:rFonts w:ascii="Times New Roman" w:cs="Times New Roman" w:eastAsia="Times New Roman" w:hAnsi="Times New Roman"/>
-          <w:color w:val="1F2937"/>
-          <w:sz w:val="26"/>
-          <w:szCs w:val="26"/>
-        </w:rPr>
-        <w:t xml:space="preserve">Test 6 đến 10 là dữ liệu lớn ngẫu nhiên nhằm kiểm tra triệt để nguy cơ TLE hoặc tràn số nguyên 64-bit.</w:t>
-      </w:r>
-    </w:p>
-    <w:p>
-      <w:pPr>
-        <w:pStyle w:val="Heading2"/>
-        <w:spacing w:after="120" w:before="240"/>
-      </w:pPr>
-      <w:r>
-        <w:rPr>
-          <w:rFonts w:ascii="Times New Roman" w:cs="Times New Roman" w:eastAsia="Times New Roman" w:hAnsi="Times New Roman"/>
-          <w:b/>
-          <w:bCs/>
-          <w:color w:val="0F766E"/>
-          <w:sz w:val="28"/>
-          <w:szCs w:val="28"/>
-        </w:rPr>
-        <w:t xml:space="preserve">4.3. Đóng gói dữ liệu Themis và ZIP xuất khẩu</w:t>
-      </w:r>
-    </w:p>
-    <w:p>
-      <w:pPr>
-        <w:spacing w:after="120" w:before="80" w:line="320"/>
-        <w:jc w:val="left"/>
-      </w:pPr>
-      <w:r>
-        <w:rPr>
-          <w:rFonts w:ascii="Times New Roman" w:cs="Times New Roman" w:eastAsia="Times New Roman" w:hAnsi="Times New Roman"/>
-          <w:b w:val="false"/>
-          <w:bCs w:val="false"/>
-          <w:i w:val="false"/>
-          <w:iCs w:val="false"/>
-          <w:color w:val="1F2937"/>
-          <w:sz w:val="26"/>
-          <w:szCs w:val="26"/>
-        </w:rPr>
-        <w:t xml:space="preserve">Hệ thống hỗ trợ xuất và nhập dữ liệu tương thích hoàn toàn với định dạng chuẩn Themis của Bộ Giáo dục và Đào tạo:</w:t>
-      </w:r>
-    </w:p>
-    <w:p>
-      <w:pPr>
-        <w:spacing w:after="40" w:before="40" w:line="260"/>
-      </w:pPr>
-      <w:r>
-        <w:rPr>
-          <w:rFonts w:ascii="Consolas" w:cs="Consolas" w:eastAsia="Consolas" w:hAnsi="Consolas"/>
-          <w:color w:val="0F172A"/>
-          <w:sz w:val="21"/>
-          <w:szCs w:val="21"/>
-        </w:rPr>
-        <w:t xml:space="preserve">storage/testcases_packages/</w:t>
-      </w:r>
-    </w:p>
-    <w:p>
-      <w:pPr>
-        <w:spacing w:after="40" w:before="40" w:line="260"/>
-      </w:pPr>
-      <w:r>
-        <w:rPr>
-          <w:rFonts w:ascii="Consolas" w:cs="Consolas" w:eastAsia="Consolas" w:hAnsi="Consolas"/>
-          <w:color w:val="0F172A"/>
-          <w:sz w:val="21"/>
-          <w:szCs w:val="21"/>
-        </w:rPr>
-        <w:t xml:space="preserve">├── RM_RECTAREA/</w:t>
-      </w:r>
-    </w:p>
-    <w:p>
-      <w:pPr>
-        <w:spacing w:after="40" w:before="40" w:line="260"/>
-      </w:pPr>
-      <w:r>
-        <w:rPr>
-          <w:rFonts w:ascii="Consolas" w:cs="Consolas" w:eastAsia="Consolas" w:hAnsi="Consolas"/>
-          <w:color w:val="0F172A"/>
-          <w:sz w:val="21"/>
-          <w:szCs w:val="21"/>
-        </w:rPr>
-        <w:t xml:space="preserve">│   ├── Test01/ (rm_rectarea.inp, rm_rectarea.out)</w:t>
-      </w:r>
-    </w:p>
-    <w:p>
-      <w:pPr>
-        <w:spacing w:after="40" w:before="40" w:line="260"/>
-      </w:pPr>
-      <w:r>
-        <w:rPr>
-          <w:rFonts w:ascii="Consolas" w:cs="Consolas" w:eastAsia="Consolas" w:hAnsi="Consolas"/>
-          <w:color w:val="0F172A"/>
-          <w:sz w:val="21"/>
-          <w:szCs w:val="21"/>
-        </w:rPr>
-        <w:t xml:space="preserve">│   ├── Test02/ (rm_rectarea.inp, rm_rectarea.out)</w:t>
-      </w:r>
-    </w:p>
-    <w:p>
-      <w:pPr>
-        <w:spacing w:after="40" w:before="40" w:line="260"/>
-      </w:pPr>
-      <w:r>
-        <w:rPr>
-          <w:rFonts w:ascii="Consolas" w:cs="Consolas" w:eastAsia="Consolas" w:hAnsi="Consolas"/>
-          <w:color w:val="0F172A"/>
-          <w:sz w:val="21"/>
-          <w:szCs w:val="21"/>
-        </w:rPr>
-        <w:t xml:space="preserve">│   ...</w:t>
-      </w:r>
-    </w:p>
-    <w:p>
-      <w:pPr>
-        <w:spacing w:after="40" w:before="40" w:line="260"/>
-      </w:pPr>
-      <w:r>
-        <w:rPr>
-          <w:rFonts w:ascii="Consolas" w:cs="Consolas" w:eastAsia="Consolas" w:hAnsi="Consolas"/>
-          <w:color w:val="0F172A"/>
-          <w:sz w:val="21"/>
-          <w:szCs w:val="21"/>
-        </w:rPr>
-        <w:t xml:space="preserve">│   └── Test10/ (rm_rectarea.inp, rm_rectarea.out)</w:t>
-      </w:r>
-    </w:p>
-    <w:p>
-      <w:pPr>
-        <w:spacing w:after="40" w:before="40" w:line="260"/>
-      </w:pPr>
-      <w:r>
-        <w:rPr>
-          <w:rFonts w:ascii="Consolas" w:cs="Consolas" w:eastAsia="Consolas" w:hAnsi="Consolas"/>
-          <w:color w:val="0F172A"/>
-          <w:sz w:val="21"/>
-          <w:szCs w:val="21"/>
-        </w:rPr>
-        <w:t xml:space="preserve">├── RM_RECTAREA.zip</w:t>
-      </w:r>
-    </w:p>
-    <w:p>
-      <w:pPr>
-        <w:spacing w:after="40" w:before="40" w:line="260"/>
-      </w:pPr>
-      <w:r>
-        <w:rPr>
-          <w:rFonts w:ascii="Consolas" w:cs="Consolas" w:eastAsia="Consolas" w:hAnsi="Consolas"/>
-          <w:color w:val="0F172A"/>
-          <w:sz w:val="21"/>
-          <w:szCs w:val="21"/>
-        </w:rPr>
-        <w:t xml:space="preserve">└── STAGE_1_ALL_PROBLEMS.zip (Tập hợp toàn bộ bài tập nén)</w:t>
-      </w:r>
-    </w:p>
-    <w:p>
-      <w:pPr>
-        <w:pStyle w:val="Heading1"/>
-        <w:spacing w:after="180" w:before="360"/>
-      </w:pPr>
-      <w:r>
-        <w:rPr>
-          <w:rFonts w:ascii="Times New Roman" w:cs="Times New Roman" w:eastAsia="Times New Roman" w:hAnsi="Times New Roman"/>
-          <w:b/>
-          <w:bCs/>
-          <w:color w:val="1E3A8A"/>
-          <w:sz w:val="32"/>
-          <w:szCs w:val="32"/>
-        </w:rPr>
-        <w:t xml:space="preserve">CHƯƠNG 5: THỬ NGHIỆM, ĐÁNH GIÁ VÀ BÀN LUẬN</w:t>
-      </w:r>
-    </w:p>
-    <w:p>
-      <w:pPr>
-        <w:pStyle w:val="Heading2"/>
-        <w:spacing w:after="120" w:before="240"/>
-      </w:pPr>
-      <w:r>
-        <w:rPr>
-          <w:rFonts w:ascii="Times New Roman" w:cs="Times New Roman" w:eastAsia="Times New Roman" w:hAnsi="Times New Roman"/>
-          <w:b/>
-          <w:bCs/>
-          <w:color w:val="0F766E"/>
-          <w:sz w:val="28"/>
-          <w:szCs w:val="28"/>
-        </w:rPr>
-        <w:t xml:space="preserve">5.1. Môi trường và kịch bản thực nghiệm</w:t>
-      </w:r>
-    </w:p>
-    <w:p>
-      <w:pPr>
-        <w:spacing w:after="120" w:before="80" w:line="320"/>
-        <w:jc w:val="left"/>
-      </w:pPr>
-      <w:r>
-        <w:rPr>
-          <w:rFonts w:ascii="Times New Roman" w:cs="Times New Roman" w:eastAsia="Times New Roman" w:hAnsi="Times New Roman"/>
-          <w:b w:val="false"/>
-          <w:bCs w:val="false"/>
-          <w:i w:val="false"/>
-          <w:iCs w:val="false"/>
-          <w:color w:val="1F2937"/>
-          <w:sz w:val="26"/>
-          <w:szCs w:val="26"/>
-        </w:rPr>
-        <w:t xml:space="preserve">Hệ thống được kiểm thử thực tế trên môi trường máy chủ và máy trạm:</w:t>
+          <w:b/>
+          <w:bCs/>
+          <w:i w:val="false"/>
+          <w:iCs w:val="false"/>
+          <w:color w:val="1F2937"/>
+          <w:sz w:val="26"/>
+          <w:szCs w:val="26"/>
+        </w:rPr>
+        <w:t xml:space="preserve">Chặng 7:</w:t>
+      </w:r>
+      <w:r>
+        <w:rPr>
+          <w:rFonts w:ascii="Times New Roman" w:cs="Times New Roman" w:eastAsia="Times New Roman" w:hAnsi="Times New Roman"/>
+          <w:b w:val="false"/>
+          <w:bCs w:val="false"/>
+          <w:i w:val="false"/>
+          <w:iCs w:val="false"/>
+          <w:color w:val="1F2937"/>
+          <w:sz w:val="26"/>
+          <w:szCs w:val="26"/>
+        </w:rPr>
+        <w:t xml:space="preserve"> Thuật toán đồ thị cơ bản (BFS, DFS, Dijkstra, Cây khung Kruskal).</w:t>
       </w:r>
     </w:p>
     <w:p>
@@ -4903,11 +5983,28 @@
       <w:r>
         <w:rPr>
           <w:rFonts w:ascii="Times New Roman" w:cs="Times New Roman" w:eastAsia="Times New Roman" w:hAnsi="Times New Roman"/>
-          <w:color w:val="1F2937"/>
-          <w:sz w:val="26"/>
-          <w:szCs w:val="26"/>
-        </w:rPr>
-        <w:t xml:space="preserve">Hệ điều hành: Windows 11 64-bit &amp; Linux (Ubuntu 22.04 LTS).</w:t>
+          <w:b/>
+          <w:bCs/>
+          <w:i w:val="false"/>
+          <w:iCs w:val="false"/>
+          <w:color w:val="1F2937"/>
+          <w:sz w:val="26"/>
+          <w:szCs w:val="26"/>
+        </w:rPr>
+        <w:t xml:space="preserve">Chặng 8:</w:t>
+      </w:r>
+      <w:r>
+        <w:rPr>
+          <w:rFonts w:ascii="Times New Roman" w:cs="Times New Roman" w:eastAsia="Times New Roman" w:hAnsi="Times New Roman"/>
+          <w:b w:val="false"/>
+          <w:bCs w:val="false"/>
+          <w:i w:val="false"/>
+          <w:iCs w:val="false"/>
+          <w:color w:val="1F2937"/>
+          <w:sz w:val="26"/>
+          <w:szCs w:val="26"/>
+        </w:rPr>
+        <w:t xml:space="preserve"> Lập trình thi đấu nâng cao (Segment Tree, Fenwick Tree, DP Bitmask).</w:t>
       </w:r>
     </w:p>
     <w:p>
@@ -4922,11 +6019,66 @@
       <w:r>
         <w:rPr>
           <w:rFonts w:ascii="Times New Roman" w:cs="Times New Roman" w:eastAsia="Times New Roman" w:hAnsi="Times New Roman"/>
-          <w:color w:val="1F2937"/>
-          <w:sz w:val="26"/>
-          <w:szCs w:val="26"/>
-        </w:rPr>
-        <w:t xml:space="preserve">Phần cứng máy chủ thử nghiệm: CPU Intel Core i7, 16GB RAM, SSD NVMe.</w:t>
+          <w:b/>
+          <w:bCs/>
+          <w:i w:val="false"/>
+          <w:iCs w:val="false"/>
+          <w:color w:val="1F2937"/>
+          <w:sz w:val="26"/>
+          <w:szCs w:val="26"/>
+        </w:rPr>
+        <w:t xml:space="preserve">Chặng 9:</w:t>
+      </w:r>
+      <w:r>
+        <w:rPr>
+          <w:rFonts w:ascii="Times New Roman" w:cs="Times New Roman" w:eastAsia="Times New Roman" w:hAnsi="Times New Roman"/>
+          <w:b w:val="false"/>
+          <w:bCs w:val="false"/>
+          <w:i w:val="false"/>
+          <w:iCs w:val="false"/>
+          <w:color w:val="1F2937"/>
+          <w:sz w:val="26"/>
+          <w:szCs w:val="26"/>
+        </w:rPr>
+        <w:t xml:space="preserve"> Luyện đề thi thử &amp; Tối ưu thời gian (Timed Mocks &amp; Contest Practice).</w:t>
+      </w:r>
+    </w:p>
+    <w:p>
+      <w:pPr>
+        <w:spacing w:after="120" w:before="80" w:line="320"/>
+        <w:jc w:val="left"/>
+      </w:pPr>
+      <w:r>
+        <w:rPr>
+          <w:rFonts w:ascii="Times New Roman" w:cs="Times New Roman" w:eastAsia="Times New Roman" w:hAnsi="Times New Roman"/>
+          <w:b/>
+          <w:bCs/>
+          <w:i w:val="false"/>
+          <w:iCs w:val="false"/>
+          <w:color w:val="1F2937"/>
+          <w:sz w:val="26"/>
+          <w:szCs w:val="26"/>
+        </w:rPr>
+        <w:t xml:space="preserve">Thuật toán sinh Test tất định (Deterministic Test Generator):</w:t>
+      </w:r>
+    </w:p>
+    <w:p>
+      <w:pPr>
+        <w:spacing w:after="120" w:before="80" w:line="320"/>
+        <w:jc w:val="left"/>
+      </w:pPr>
+      <w:r>
+        <w:rPr>
+          <w:rFonts w:ascii="Times New Roman" w:cs="Times New Roman" w:eastAsia="Times New Roman" w:hAnsi="Times New Roman"/>
+          <w:b w:val="false"/>
+          <w:bCs w:val="false"/>
+          <w:i w:val="false"/>
+          <w:iCs w:val="false"/>
+          <w:color w:val="1F2937"/>
+          <w:sz w:val="26"/>
+          <w:szCs w:val="26"/>
+        </w:rPr>
+        <w:t xml:space="preserve">Mỗi bài tập được trang bị một thuật toán sinh test bằng thuật toán số học giả ngẫu nhiên có hạt giống cố định (PRNG Fixed Seed), đảm bảo:</w:t>
       </w:r>
     </w:p>
     <w:p>
@@ -4941,11 +6093,394 @@
       <w:r>
         <w:rPr>
           <w:rFonts w:ascii="Times New Roman" w:cs="Times New Roman" w:eastAsia="Times New Roman" w:hAnsi="Times New Roman"/>
-          <w:color w:val="1F2937"/>
-          <w:sz w:val="26"/>
-          <w:szCs w:val="26"/>
-        </w:rPr>
-        <w:t xml:space="preserve">Bộ công cụ kiểm thử: Node.js Test Runner tích hợp (node --test), kiểm tra đồng thời 66 kịch bản kiểm thử tích hợp (Unit &amp; Integration Tests).</w:t>
+          <w:b w:val="false"/>
+          <w:bCs w:val="false"/>
+          <w:i w:val="false"/>
+          <w:iCs w:val="false"/>
+          <w:color w:val="1F2937"/>
+          <w:sz w:val="26"/>
+          <w:szCs w:val="26"/>
+        </w:rPr>
+        <w:t xml:space="preserve">Test 1 và Test 2 là các trường hợp ví dụ mẫu được giải thích cặn kẽ.</w:t>
+      </w:r>
+    </w:p>
+    <w:p>
+      <w:pPr>
+        <w:pStyle w:val="ListParagraph"/>
+        <w:numPr>
+          <w:ilvl w:val="0"/>
+          <w:numId w:val="1"/>
+        </w:numPr>
+        <w:spacing w:after="40" w:before="40" w:line="300"/>
+      </w:pPr>
+      <w:r>
+        <w:rPr>
+          <w:rFonts w:ascii="Times New Roman" w:cs="Times New Roman" w:eastAsia="Times New Roman" w:hAnsi="Times New Roman"/>
+          <w:b w:val="false"/>
+          <w:bCs w:val="false"/>
+          <w:i w:val="false"/>
+          <w:iCs w:val="false"/>
+          <w:color w:val="1F2937"/>
+          <w:sz w:val="26"/>
+          <w:szCs w:val="26"/>
+        </w:rPr>
+        <w:t xml:space="preserve">Test 3 đến 5 bao phủ các trường hợp biên nguy hiểm: giá trị nhỏ nhất (N = 0, 1), giá trị lớn nhất (10^9, 10^18), số âm, chuỗi rỗng.</w:t>
+      </w:r>
+    </w:p>
+    <w:p>
+      <w:pPr>
+        <w:pStyle w:val="ListParagraph"/>
+        <w:numPr>
+          <w:ilvl w:val="0"/>
+          <w:numId w:val="1"/>
+        </w:numPr>
+        <w:spacing w:after="40" w:before="40" w:line="300"/>
+      </w:pPr>
+      <w:r>
+        <w:rPr>
+          <w:rFonts w:ascii="Times New Roman" w:cs="Times New Roman" w:eastAsia="Times New Roman" w:hAnsi="Times New Roman"/>
+          <w:b w:val="false"/>
+          <w:bCs w:val="false"/>
+          <w:i w:val="false"/>
+          <w:iCs w:val="false"/>
+          <w:color w:val="1F2937"/>
+          <w:sz w:val="26"/>
+          <w:szCs w:val="26"/>
+        </w:rPr>
+        <w:t xml:space="preserve">Test 6 đến 10 là dữ liệu lớn ngẫu nhiên nhằm kiểm tra triệt để nguy cơ TLE hoặc tràn số nguyên 64-bit.</w:t>
+      </w:r>
+    </w:p>
+    <w:p>
+      <w:pPr>
+        <w:pStyle w:val="Heading2"/>
+        <w:spacing w:after="120" w:before="240"/>
+      </w:pPr>
+      <w:r>
+        <w:rPr>
+          <w:rFonts w:ascii="Times New Roman" w:cs="Times New Roman" w:eastAsia="Times New Roman" w:hAnsi="Times New Roman"/>
+          <w:b/>
+          <w:bCs/>
+          <w:color w:val="0F766E"/>
+          <w:sz w:val="28"/>
+          <w:szCs w:val="28"/>
+        </w:rPr>
+        <w:t xml:space="preserve">4.3. Đóng gói dữ liệu Themis và ZIP xuất khẩu</w:t>
+      </w:r>
+    </w:p>
+    <w:p>
+      <w:pPr>
+        <w:spacing w:after="120" w:before="80" w:line="320"/>
+        <w:jc w:val="left"/>
+      </w:pPr>
+      <w:r>
+        <w:rPr>
+          <w:rFonts w:ascii="Times New Roman" w:cs="Times New Roman" w:eastAsia="Times New Roman" w:hAnsi="Times New Roman"/>
+          <w:b w:val="false"/>
+          <w:bCs w:val="false"/>
+          <w:i w:val="false"/>
+          <w:iCs w:val="false"/>
+          <w:color w:val="1F2937"/>
+          <w:sz w:val="26"/>
+          <w:szCs w:val="26"/>
+        </w:rPr>
+        <w:t xml:space="preserve">Hệ thống hỗ trợ xuất và nhập dữ liệu tương thích hoàn toàn với định dạng chuẩn Themis của Bộ Giáo dục và Đào tạo:</w:t>
+      </w:r>
+    </w:p>
+    <w:p>
+      <w:pPr>
+        <w:spacing w:after="40" w:before="40" w:line="260"/>
+      </w:pPr>
+      <w:r>
+        <w:rPr>
+          <w:rFonts w:ascii="Consolas" w:cs="Consolas" w:eastAsia="Consolas" w:hAnsi="Consolas"/>
+          <w:color w:val="0F172A"/>
+          <w:sz w:val="21"/>
+          <w:szCs w:val="21"/>
+        </w:rPr>
+        <w:t xml:space="preserve">storage/testcases_packages/</w:t>
+      </w:r>
+    </w:p>
+    <w:p>
+      <w:pPr>
+        <w:spacing w:after="40" w:before="40" w:line="260"/>
+      </w:pPr>
+      <w:r>
+        <w:rPr>
+          <w:rFonts w:ascii="Consolas" w:cs="Consolas" w:eastAsia="Consolas" w:hAnsi="Consolas"/>
+          <w:color w:val="0F172A"/>
+          <w:sz w:val="21"/>
+          <w:szCs w:val="21"/>
+        </w:rPr>
+        <w:t xml:space="preserve">├── RM_RECTAREA/</w:t>
+      </w:r>
+    </w:p>
+    <w:p>
+      <w:pPr>
+        <w:spacing w:after="40" w:before="40" w:line="260"/>
+      </w:pPr>
+      <w:r>
+        <w:rPr>
+          <w:rFonts w:ascii="Consolas" w:cs="Consolas" w:eastAsia="Consolas" w:hAnsi="Consolas"/>
+          <w:color w:val="0F172A"/>
+          <w:sz w:val="21"/>
+          <w:szCs w:val="21"/>
+        </w:rPr>
+        <w:t xml:space="preserve">│   ├── Test01/ (rm_rectarea.inp, rm_rectarea.out)</w:t>
+      </w:r>
+    </w:p>
+    <w:p>
+      <w:pPr>
+        <w:spacing w:after="40" w:before="40" w:line="260"/>
+      </w:pPr>
+      <w:r>
+        <w:rPr>
+          <w:rFonts w:ascii="Consolas" w:cs="Consolas" w:eastAsia="Consolas" w:hAnsi="Consolas"/>
+          <w:color w:val="0F172A"/>
+          <w:sz w:val="21"/>
+          <w:szCs w:val="21"/>
+        </w:rPr>
+        <w:t xml:space="preserve">│   ├── Test02/ (rm_rectarea.inp, rm_rectarea.out)</w:t>
+      </w:r>
+    </w:p>
+    <w:p>
+      <w:pPr>
+        <w:spacing w:after="40" w:before="40" w:line="260"/>
+      </w:pPr>
+      <w:r>
+        <w:rPr>
+          <w:rFonts w:ascii="Consolas" w:cs="Consolas" w:eastAsia="Consolas" w:hAnsi="Consolas"/>
+          <w:color w:val="0F172A"/>
+          <w:sz w:val="21"/>
+          <w:szCs w:val="21"/>
+        </w:rPr>
+        <w:t xml:space="preserve">│   ...</w:t>
+      </w:r>
+    </w:p>
+    <w:p>
+      <w:pPr>
+        <w:spacing w:after="40" w:before="40" w:line="260"/>
+      </w:pPr>
+      <w:r>
+        <w:rPr>
+          <w:rFonts w:ascii="Consolas" w:cs="Consolas" w:eastAsia="Consolas" w:hAnsi="Consolas"/>
+          <w:color w:val="0F172A"/>
+          <w:sz w:val="21"/>
+          <w:szCs w:val="21"/>
+        </w:rPr>
+        <w:t xml:space="preserve">│   └── Test10/ (rm_rectarea.inp, rm_rectarea.out)</w:t>
+      </w:r>
+    </w:p>
+    <w:p>
+      <w:pPr>
+        <w:spacing w:after="40" w:before="40" w:line="260"/>
+      </w:pPr>
+      <w:r>
+        <w:rPr>
+          <w:rFonts w:ascii="Consolas" w:cs="Consolas" w:eastAsia="Consolas" w:hAnsi="Consolas"/>
+          <w:color w:val="0F172A"/>
+          <w:sz w:val="21"/>
+          <w:szCs w:val="21"/>
+        </w:rPr>
+        <w:t xml:space="preserve">├── RM_RECTAREA.zip</w:t>
+      </w:r>
+    </w:p>
+    <w:p>
+      <w:pPr>
+        <w:spacing w:after="40" w:before="40" w:line="260"/>
+      </w:pPr>
+      <w:r>
+        <w:rPr>
+          <w:rFonts w:ascii="Consolas" w:cs="Consolas" w:eastAsia="Consolas" w:hAnsi="Consolas"/>
+          <w:color w:val="0F172A"/>
+          <w:sz w:val="21"/>
+          <w:szCs w:val="21"/>
+        </w:rPr>
+        <w:t xml:space="preserve">└── STAGE_1_ALL_PROBLEMS.zip (Tập hợp toàn bộ bài tập nén)</w:t>
+      </w:r>
+    </w:p>
+    <w:p>
+      <w:pPr>
+        <w:pStyle w:val="Heading1"/>
+        <w:spacing w:after="180" w:before="360"/>
+      </w:pPr>
+      <w:r>
+        <w:rPr>
+          <w:rFonts w:ascii="Times New Roman" w:cs="Times New Roman" w:eastAsia="Times New Roman" w:hAnsi="Times New Roman"/>
+          <w:b/>
+          <w:bCs/>
+          <w:color w:val="1E3A8A"/>
+          <w:sz w:val="32"/>
+          <w:szCs w:val="32"/>
+        </w:rPr>
+        <w:t xml:space="preserve">CHƯƠNG 5: THỬ NGHIỆM, ĐÁNH GIÁ VÀ BÀN LUẬN</w:t>
+      </w:r>
+    </w:p>
+    <w:p>
+      <w:pPr>
+        <w:pStyle w:val="Heading2"/>
+        <w:spacing w:after="120" w:before="240"/>
+      </w:pPr>
+      <w:r>
+        <w:rPr>
+          <w:rFonts w:ascii="Times New Roman" w:cs="Times New Roman" w:eastAsia="Times New Roman" w:hAnsi="Times New Roman"/>
+          <w:b/>
+          <w:bCs/>
+          <w:color w:val="0F766E"/>
+          <w:sz w:val="28"/>
+          <w:szCs w:val="28"/>
+        </w:rPr>
+        <w:t xml:space="preserve">5.1. Môi trường và kịch bản thực nghiệm</w:t>
+      </w:r>
+    </w:p>
+    <w:p>
+      <w:pPr>
+        <w:spacing w:after="120" w:before="80" w:line="320"/>
+        <w:jc w:val="left"/>
+      </w:pPr>
+      <w:r>
+        <w:rPr>
+          <w:rFonts w:ascii="Times New Roman" w:cs="Times New Roman" w:eastAsia="Times New Roman" w:hAnsi="Times New Roman"/>
+          <w:b w:val="false"/>
+          <w:bCs w:val="false"/>
+          <w:i w:val="false"/>
+          <w:iCs w:val="false"/>
+          <w:color w:val="1F2937"/>
+          <w:sz w:val="26"/>
+          <w:szCs w:val="26"/>
+        </w:rPr>
+        <w:t xml:space="preserve">Hệ thống được kiểm thử thực tế trên môi trường máy chủ và máy trạm:</w:t>
+      </w:r>
+    </w:p>
+    <w:p>
+      <w:pPr>
+        <w:pStyle w:val="ListParagraph"/>
+        <w:numPr>
+          <w:ilvl w:val="0"/>
+          <w:numId w:val="1"/>
+        </w:numPr>
+        <w:spacing w:after="40" w:before="40" w:line="300"/>
+      </w:pPr>
+      <w:r>
+        <w:rPr>
+          <w:rFonts w:ascii="Times New Roman" w:cs="Times New Roman" w:eastAsia="Times New Roman" w:hAnsi="Times New Roman"/>
+          <w:b/>
+          <w:bCs/>
+          <w:i w:val="false"/>
+          <w:iCs w:val="false"/>
+          <w:color w:val="1F2937"/>
+          <w:sz w:val="26"/>
+          <w:szCs w:val="26"/>
+        </w:rPr>
+        <w:t xml:space="preserve">Hệ điều hành:</w:t>
+      </w:r>
+      <w:r>
+        <w:rPr>
+          <w:rFonts w:ascii="Times New Roman" w:cs="Times New Roman" w:eastAsia="Times New Roman" w:hAnsi="Times New Roman"/>
+          <w:b w:val="false"/>
+          <w:bCs w:val="false"/>
+          <w:i w:val="false"/>
+          <w:iCs w:val="false"/>
+          <w:color w:val="1F2937"/>
+          <w:sz w:val="26"/>
+          <w:szCs w:val="26"/>
+        </w:rPr>
+        <w:t xml:space="preserve"> Windows 11 64-bit &amp; Linux (Ubuntu 22.04 LTS).</w:t>
+      </w:r>
+    </w:p>
+    <w:p>
+      <w:pPr>
+        <w:pStyle w:val="ListParagraph"/>
+        <w:numPr>
+          <w:ilvl w:val="0"/>
+          <w:numId w:val="1"/>
+        </w:numPr>
+        <w:spacing w:after="40" w:before="40" w:line="300"/>
+      </w:pPr>
+      <w:r>
+        <w:rPr>
+          <w:rFonts w:ascii="Times New Roman" w:cs="Times New Roman" w:eastAsia="Times New Roman" w:hAnsi="Times New Roman"/>
+          <w:b/>
+          <w:bCs/>
+          <w:i w:val="false"/>
+          <w:iCs w:val="false"/>
+          <w:color w:val="1F2937"/>
+          <w:sz w:val="26"/>
+          <w:szCs w:val="26"/>
+        </w:rPr>
+        <w:t xml:space="preserve">Phần cứng máy chủ thử nghiệm:</w:t>
+      </w:r>
+      <w:r>
+        <w:rPr>
+          <w:rFonts w:ascii="Times New Roman" w:cs="Times New Roman" w:eastAsia="Times New Roman" w:hAnsi="Times New Roman"/>
+          <w:b w:val="false"/>
+          <w:bCs w:val="false"/>
+          <w:i w:val="false"/>
+          <w:iCs w:val="false"/>
+          <w:color w:val="1F2937"/>
+          <w:sz w:val="26"/>
+          <w:szCs w:val="26"/>
+        </w:rPr>
+        <w:t xml:space="preserve"> CPU Intel Core i7, 16GB RAM, SSD NVMe.</w:t>
+      </w:r>
+    </w:p>
+    <w:p>
+      <w:pPr>
+        <w:pStyle w:val="ListParagraph"/>
+        <w:numPr>
+          <w:ilvl w:val="0"/>
+          <w:numId w:val="1"/>
+        </w:numPr>
+        <w:spacing w:after="40" w:before="40" w:line="300"/>
+      </w:pPr>
+      <w:r>
+        <w:rPr>
+          <w:rFonts w:ascii="Times New Roman" w:cs="Times New Roman" w:eastAsia="Times New Roman" w:hAnsi="Times New Roman"/>
+          <w:b/>
+          <w:bCs/>
+          <w:i w:val="false"/>
+          <w:iCs w:val="false"/>
+          <w:color w:val="1F2937"/>
+          <w:sz w:val="26"/>
+          <w:szCs w:val="26"/>
+        </w:rPr>
+        <w:t xml:space="preserve">Bộ công cụ kiểm thử:</w:t>
+      </w:r>
+      <w:r>
+        <w:rPr>
+          <w:rFonts w:ascii="Times New Roman" w:cs="Times New Roman" w:eastAsia="Times New Roman" w:hAnsi="Times New Roman"/>
+          <w:b w:val="false"/>
+          <w:bCs w:val="false"/>
+          <w:i w:val="false"/>
+          <w:iCs w:val="false"/>
+          <w:color w:val="1F2937"/>
+          <w:sz w:val="26"/>
+          <w:szCs w:val="26"/>
+        </w:rPr>
+        <w:t xml:space="preserve"> Node.js Test Runner tích hợp (</w:t>
+      </w:r>
+      <w:r>
+        <w:rPr>
+          <w:rFonts w:ascii="Consolas" w:cs="Consolas" w:eastAsia="Consolas" w:hAnsi="Consolas"/>
+          <w:b w:val="false"/>
+          <w:bCs w:val="false"/>
+          <w:color w:val="0F766E"/>
+          <w:sz w:val="24"/>
+          <w:szCs w:val="24"/>
+        </w:rPr>
+        <w:t xml:space="preserve">node --test</w:t>
+      </w:r>
+      <w:r>
+        <w:rPr>
+          <w:rFonts w:ascii="Times New Roman" w:cs="Times New Roman" w:eastAsia="Times New Roman" w:hAnsi="Times New Roman"/>
+          <w:b w:val="false"/>
+          <w:bCs w:val="false"/>
+          <w:i w:val="false"/>
+          <w:iCs w:val="false"/>
+          <w:color w:val="1F2937"/>
+          <w:sz w:val="26"/>
+          <w:szCs w:val="26"/>
+        </w:rPr>
+        <w:t xml:space="preserve">), kiểm tra đồng thời 66 kịch bản kiểm thử tích hợp (Unit &amp; Integration Tests).</w:t>
       </w:r>
     </w:p>
     <w:p>
@@ -5025,6 +6560,8 @@
                 <w:rFonts w:ascii="Times New Roman" w:cs="Times New Roman" w:eastAsia="Times New Roman" w:hAnsi="Times New Roman"/>
                 <w:b/>
                 <w:bCs/>
+                <w:i w:val="false"/>
+                <w:iCs w:val="false"/>
                 <w:color w:val="0F172A"/>
                 <w:sz w:val="23"/>
                 <w:szCs w:val="23"/>
@@ -5053,6 +6590,8 @@
                 <w:rFonts w:ascii="Times New Roman" w:cs="Times New Roman" w:eastAsia="Times New Roman" w:hAnsi="Times New Roman"/>
                 <w:b/>
                 <w:bCs/>
+                <w:i w:val="false"/>
+                <w:iCs w:val="false"/>
                 <w:color w:val="0F172A"/>
                 <w:sz w:val="23"/>
                 <w:szCs w:val="23"/>
@@ -5081,6 +6620,8 @@
                 <w:rFonts w:ascii="Times New Roman" w:cs="Times New Roman" w:eastAsia="Times New Roman" w:hAnsi="Times New Roman"/>
                 <w:b/>
                 <w:bCs/>
+                <w:i w:val="false"/>
+                <w:iCs w:val="false"/>
                 <w:color w:val="0F172A"/>
                 <w:sz w:val="23"/>
                 <w:szCs w:val="23"/>
@@ -5109,6 +6650,8 @@
                 <w:rFonts w:ascii="Times New Roman" w:cs="Times New Roman" w:eastAsia="Times New Roman" w:hAnsi="Times New Roman"/>
                 <w:b/>
                 <w:bCs/>
+                <w:i w:val="false"/>
+                <w:iCs w:val="false"/>
                 <w:color w:val="0F172A"/>
                 <w:sz w:val="23"/>
                 <w:szCs w:val="23"/>
@@ -5137,6 +6680,8 @@
                 <w:rFonts w:ascii="Times New Roman" w:cs="Times New Roman" w:eastAsia="Times New Roman" w:hAnsi="Times New Roman"/>
                 <w:b/>
                 <w:bCs/>
+                <w:i w:val="false"/>
+                <w:iCs w:val="false"/>
                 <w:color w:val="0F172A"/>
                 <w:sz w:val="23"/>
                 <w:szCs w:val="23"/>
@@ -5165,6 +6710,8 @@
                 <w:rFonts w:ascii="Times New Roman" w:cs="Times New Roman" w:eastAsia="Times New Roman" w:hAnsi="Times New Roman"/>
                 <w:b/>
                 <w:bCs/>
+                <w:i w:val="false"/>
+                <w:iCs w:val="false"/>
                 <w:color w:val="0F172A"/>
                 <w:sz w:val="23"/>
                 <w:szCs w:val="23"/>
@@ -5192,14 +6739,14 @@
             </w:pPr>
             <w:r>
               <w:rPr>
-                <w:rFonts w:ascii="Times New Roman" w:cs="Times New Roman" w:eastAsia="Times New Roman" w:hAnsi="Times New Roman"/>
-                <w:b w:val="false"/>
-                <w:bCs w:val="false"/>
-                <w:color w:val="1F2937"/>
-                <w:sz w:val="21"/>
-                <w:szCs w:val="21"/>
-              </w:rPr>
-              <w:t xml:space="preserve">`RM_RECTAREA`</w:t>
+                <w:rFonts w:ascii="Consolas" w:cs="Consolas" w:eastAsia="Consolas" w:hAnsi="Consolas"/>
+                <w:b w:val="false"/>
+                <w:bCs w:val="false"/>
+                <w:color w:val="0F766E"/>
+                <w:sz w:val="19"/>
+                <w:szCs w:val="19"/>
+              </w:rPr>
+              <w:t xml:space="preserve">RM_RECTAREA</w:t>
             </w:r>
           </w:p>
         </w:tc>
@@ -5223,6 +6770,8 @@
                 <w:rFonts w:ascii="Times New Roman" w:cs="Times New Roman" w:eastAsia="Times New Roman" w:hAnsi="Times New Roman"/>
                 <w:b w:val="false"/>
                 <w:bCs w:val="false"/>
+                <w:i w:val="false"/>
+                <w:iCs w:val="false"/>
                 <w:color w:val="1F2937"/>
                 <w:sz w:val="21"/>
                 <w:szCs w:val="21"/>
@@ -5251,6 +6800,8 @@
                 <w:rFonts w:ascii="Times New Roman" w:cs="Times New Roman" w:eastAsia="Times New Roman" w:hAnsi="Times New Roman"/>
                 <w:b w:val="false"/>
                 <w:bCs w:val="false"/>
+                <w:i w:val="false"/>
+                <w:iCs w:val="false"/>
                 <w:color w:val="1F2937"/>
                 <w:sz w:val="21"/>
                 <w:szCs w:val="21"/>
@@ -5279,6 +6830,8 @@
                 <w:rFonts w:ascii="Times New Roman" w:cs="Times New Roman" w:eastAsia="Times New Roman" w:hAnsi="Times New Roman"/>
                 <w:b w:val="false"/>
                 <w:bCs w:val="false"/>
+                <w:i w:val="false"/>
+                <w:iCs w:val="false"/>
                 <w:color w:val="1F2937"/>
                 <w:sz w:val="21"/>
                 <w:szCs w:val="21"/>
@@ -5307,11 +6860,13 @@
                 <w:rFonts w:ascii="Times New Roman" w:cs="Times New Roman" w:eastAsia="Times New Roman" w:hAnsi="Times New Roman"/>
                 <w:b w:val="false"/>
                 <w:bCs w:val="false"/>
-                <w:color w:val="1F2937"/>
-                <w:sz w:val="21"/>
-                <w:szCs w:val="21"/>
-              </w:rPr>
-              <w:t xml:space="preserve">89.25\text{ ms}</w:t>
+                <w:i w:val="false"/>
+                <w:iCs w:val="false"/>
+                <w:color w:val="1F2937"/>
+                <w:sz w:val="21"/>
+                <w:szCs w:val="21"/>
+              </w:rPr>
+              <w:t xml:space="preserve">89.25 ms</w:t>
             </w:r>
           </w:p>
         </w:tc>
@@ -5335,6 +6890,8 @@
                 <w:rFonts w:ascii="Times New Roman" w:cs="Times New Roman" w:eastAsia="Times New Roman" w:hAnsi="Times New Roman"/>
                 <w:b w:val="false"/>
                 <w:bCs w:val="false"/>
+                <w:i w:val="false"/>
+                <w:iCs w:val="false"/>
                 <w:color w:val="1F2937"/>
                 <w:sz w:val="21"/>
                 <w:szCs w:val="21"/>
@@ -5362,14 +6919,14 @@
             </w:pPr>
             <w:r>
               <w:rPr>
-                <w:rFonts w:ascii="Times New Roman" w:cs="Times New Roman" w:eastAsia="Times New Roman" w:hAnsi="Times New Roman"/>
-                <w:b w:val="false"/>
-                <w:bCs w:val="false"/>
-                <w:color w:val="1F2937"/>
-                <w:sz w:val="21"/>
-                <w:szCs w:val="21"/>
-              </w:rPr>
-              <w:t xml:space="preserve">`RM_CANDYDIV`</w:t>
+                <w:rFonts w:ascii="Consolas" w:cs="Consolas" w:eastAsia="Consolas" w:hAnsi="Consolas"/>
+                <w:b w:val="false"/>
+                <w:bCs w:val="false"/>
+                <w:color w:val="0F766E"/>
+                <w:sz w:val="19"/>
+                <w:szCs w:val="19"/>
+              </w:rPr>
+              <w:t xml:space="preserve">RM_CANDYDIV</w:t>
             </w:r>
           </w:p>
         </w:tc>
@@ -5393,6 +6950,8 @@
                 <w:rFonts w:ascii="Times New Roman" w:cs="Times New Roman" w:eastAsia="Times New Roman" w:hAnsi="Times New Roman"/>
                 <w:b w:val="false"/>
                 <w:bCs w:val="false"/>
+                <w:i w:val="false"/>
+                <w:iCs w:val="false"/>
                 <w:color w:val="1F2937"/>
                 <w:sz w:val="21"/>
                 <w:szCs w:val="21"/>
@@ -5421,6 +6980,8 @@
                 <w:rFonts w:ascii="Times New Roman" w:cs="Times New Roman" w:eastAsia="Times New Roman" w:hAnsi="Times New Roman"/>
                 <w:b w:val="false"/>
                 <w:bCs w:val="false"/>
+                <w:i w:val="false"/>
+                <w:iCs w:val="false"/>
                 <w:color w:val="1F2937"/>
                 <w:sz w:val="21"/>
                 <w:szCs w:val="21"/>
@@ -5449,6 +7010,8 @@
                 <w:rFonts w:ascii="Times New Roman" w:cs="Times New Roman" w:eastAsia="Times New Roman" w:hAnsi="Times New Roman"/>
                 <w:b w:val="false"/>
                 <w:bCs w:val="false"/>
+                <w:i w:val="false"/>
+                <w:iCs w:val="false"/>
                 <w:color w:val="1F2937"/>
                 <w:sz w:val="21"/>
                 <w:szCs w:val="21"/>
@@ -5477,11 +7040,13 @@
                 <w:rFonts w:ascii="Times New Roman" w:cs="Times New Roman" w:eastAsia="Times New Roman" w:hAnsi="Times New Roman"/>
                 <w:b w:val="false"/>
                 <w:bCs w:val="false"/>
-                <w:color w:val="1F2937"/>
-                <w:sz w:val="21"/>
-                <w:szCs w:val="21"/>
-              </w:rPr>
-              <w:t xml:space="preserve">86.00\text{ ms}</w:t>
+                <w:i w:val="false"/>
+                <w:iCs w:val="false"/>
+                <w:color w:val="1F2937"/>
+                <w:sz w:val="21"/>
+                <w:szCs w:val="21"/>
+              </w:rPr>
+              <w:t xml:space="preserve">86.00 ms</w:t>
             </w:r>
           </w:p>
         </w:tc>
@@ -5505,6 +7070,8 @@
                 <w:rFonts w:ascii="Times New Roman" w:cs="Times New Roman" w:eastAsia="Times New Roman" w:hAnsi="Times New Roman"/>
                 <w:b w:val="false"/>
                 <w:bCs w:val="false"/>
+                <w:i w:val="false"/>
+                <w:iCs w:val="false"/>
                 <w:color w:val="1F2937"/>
                 <w:sz w:val="21"/>
                 <w:szCs w:val="21"/>
@@ -5532,14 +7099,14 @@
             </w:pPr>
             <w:r>
               <w:rPr>
-                <w:rFonts w:ascii="Times New Roman" w:cs="Times New Roman" w:eastAsia="Times New Roman" w:hAnsi="Times New Roman"/>
-                <w:b w:val="false"/>
-                <w:bCs w:val="false"/>
-                <w:color w:val="1F2937"/>
-                <w:sz w:val="21"/>
-                <w:szCs w:val="21"/>
-              </w:rPr>
-              <w:t xml:space="preserve">`RM_DIGITSUM`</w:t>
+                <w:rFonts w:ascii="Consolas" w:cs="Consolas" w:eastAsia="Consolas" w:hAnsi="Consolas"/>
+                <w:b w:val="false"/>
+                <w:bCs w:val="false"/>
+                <w:color w:val="0F766E"/>
+                <w:sz w:val="19"/>
+                <w:szCs w:val="19"/>
+              </w:rPr>
+              <w:t xml:space="preserve">RM_DIGITSUM</w:t>
             </w:r>
           </w:p>
         </w:tc>
@@ -5563,6 +7130,8 @@
                 <w:rFonts w:ascii="Times New Roman" w:cs="Times New Roman" w:eastAsia="Times New Roman" w:hAnsi="Times New Roman"/>
                 <w:b w:val="false"/>
                 <w:bCs w:val="false"/>
+                <w:i w:val="false"/>
+                <w:iCs w:val="false"/>
                 <w:color w:val="1F2937"/>
                 <w:sz w:val="21"/>
                 <w:szCs w:val="21"/>
@@ -5591,6 +7160,8 @@
                 <w:rFonts w:ascii="Times New Roman" w:cs="Times New Roman" w:eastAsia="Times New Roman" w:hAnsi="Times New Roman"/>
                 <w:b w:val="false"/>
                 <w:bCs w:val="false"/>
+                <w:i w:val="false"/>
+                <w:iCs w:val="false"/>
                 <w:color w:val="1F2937"/>
                 <w:sz w:val="21"/>
                 <w:szCs w:val="21"/>
@@ -5619,6 +7190,8 @@
                 <w:rFonts w:ascii="Times New Roman" w:cs="Times New Roman" w:eastAsia="Times New Roman" w:hAnsi="Times New Roman"/>
                 <w:b w:val="false"/>
                 <w:bCs w:val="false"/>
+                <w:i w:val="false"/>
+                <w:iCs w:val="false"/>
                 <w:color w:val="1F2937"/>
                 <w:sz w:val="21"/>
                 <w:szCs w:val="21"/>
@@ -5647,11 +7220,13 @@
                 <w:rFonts w:ascii="Times New Roman" w:cs="Times New Roman" w:eastAsia="Times New Roman" w:hAnsi="Times New Roman"/>
                 <w:b w:val="false"/>
                 <w:bCs w:val="false"/>
-                <w:color w:val="1F2937"/>
-                <w:sz w:val="21"/>
-                <w:szCs w:val="21"/>
-              </w:rPr>
-              <w:t xml:space="preserve">65.03\text{ ms}</w:t>
+                <w:i w:val="false"/>
+                <w:iCs w:val="false"/>
+                <w:color w:val="1F2937"/>
+                <w:sz w:val="21"/>
+                <w:szCs w:val="21"/>
+              </w:rPr>
+              <w:t xml:space="preserve">65.03 ms</w:t>
             </w:r>
           </w:p>
         </w:tc>
@@ -5675,6 +7250,8 @@
                 <w:rFonts w:ascii="Times New Roman" w:cs="Times New Roman" w:eastAsia="Times New Roman" w:hAnsi="Times New Roman"/>
                 <w:b w:val="false"/>
                 <w:bCs w:val="false"/>
+                <w:i w:val="false"/>
+                <w:iCs w:val="false"/>
                 <w:color w:val="1F2937"/>
                 <w:sz w:val="21"/>
                 <w:szCs w:val="21"/>
@@ -5702,14 +7279,14 @@
             </w:pPr>
             <w:r>
               <w:rPr>
-                <w:rFonts w:ascii="Times New Roman" w:cs="Times New Roman" w:eastAsia="Times New Roman" w:hAnsi="Times New Roman"/>
-                <w:b w:val="false"/>
-                <w:bCs w:val="false"/>
-                <w:color w:val="1F2937"/>
-                <w:sz w:val="21"/>
-                <w:szCs w:val="21"/>
-              </w:rPr>
-              <w:t xml:space="preserve">`RM_PRINTPATTERN`</w:t>
+                <w:rFonts w:ascii="Consolas" w:cs="Consolas" w:eastAsia="Consolas" w:hAnsi="Consolas"/>
+                <w:b w:val="false"/>
+                <w:bCs w:val="false"/>
+                <w:color w:val="0F766E"/>
+                <w:sz w:val="19"/>
+                <w:szCs w:val="19"/>
+              </w:rPr>
+              <w:t xml:space="preserve">RM_PRINTPATTERN</w:t>
             </w:r>
           </w:p>
         </w:tc>
@@ -5733,6 +7310,8 @@
                 <w:rFonts w:ascii="Times New Roman" w:cs="Times New Roman" w:eastAsia="Times New Roman" w:hAnsi="Times New Roman"/>
                 <w:b w:val="false"/>
                 <w:bCs w:val="false"/>
+                <w:i w:val="false"/>
+                <w:iCs w:val="false"/>
                 <w:color w:val="1F2937"/>
                 <w:sz w:val="21"/>
                 <w:szCs w:val="21"/>
@@ -5761,6 +7340,8 @@
                 <w:rFonts w:ascii="Times New Roman" w:cs="Times New Roman" w:eastAsia="Times New Roman" w:hAnsi="Times New Roman"/>
                 <w:b w:val="false"/>
                 <w:bCs w:val="false"/>
+                <w:i w:val="false"/>
+                <w:iCs w:val="false"/>
                 <w:color w:val="1F2937"/>
                 <w:sz w:val="21"/>
                 <w:szCs w:val="21"/>
@@ -5789,6 +7370,8 @@
                 <w:rFonts w:ascii="Times New Roman" w:cs="Times New Roman" w:eastAsia="Times New Roman" w:hAnsi="Times New Roman"/>
                 <w:b w:val="false"/>
                 <w:bCs w:val="false"/>
+                <w:i w:val="false"/>
+                <w:iCs w:val="false"/>
                 <w:color w:val="1F2937"/>
                 <w:sz w:val="21"/>
                 <w:szCs w:val="21"/>
@@ -5817,11 +7400,13 @@
                 <w:rFonts w:ascii="Times New Roman" w:cs="Times New Roman" w:eastAsia="Times New Roman" w:hAnsi="Times New Roman"/>
                 <w:b w:val="false"/>
                 <w:bCs w:val="false"/>
-                <w:color w:val="1F2937"/>
-                <w:sz w:val="21"/>
-                <w:szCs w:val="21"/>
-              </w:rPr>
-              <w:t xml:space="preserve">78.88\text{ ms}</w:t>
+                <w:i w:val="false"/>
+                <w:iCs w:val="false"/>
+                <w:color w:val="1F2937"/>
+                <w:sz w:val="21"/>
+                <w:szCs w:val="21"/>
+              </w:rPr>
+              <w:t xml:space="preserve">78.88 ms</w:t>
             </w:r>
           </w:p>
         </w:tc>
@@ -5845,6 +7430,8 @@
                 <w:rFonts w:ascii="Times New Roman" w:cs="Times New Roman" w:eastAsia="Times New Roman" w:hAnsi="Times New Roman"/>
                 <w:b w:val="false"/>
                 <w:bCs w:val="false"/>
+                <w:i w:val="false"/>
+                <w:iCs w:val="false"/>
                 <w:color w:val="1F2937"/>
                 <w:sz w:val="21"/>
                 <w:szCs w:val="21"/>
@@ -5872,14 +7459,14 @@
             </w:pPr>
             <w:r>
               <w:rPr>
-                <w:rFonts w:ascii="Times New Roman" w:cs="Times New Roman" w:eastAsia="Times New Roman" w:hAnsi="Times New Roman"/>
-                <w:b w:val="false"/>
-                <w:bCs w:val="false"/>
-                <w:color w:val="1F2937"/>
-                <w:sz w:val="21"/>
-                <w:szCs w:val="21"/>
-              </w:rPr>
-              <w:t xml:space="preserve">`RM_FIRSTEVEN`</w:t>
+                <w:rFonts w:ascii="Consolas" w:cs="Consolas" w:eastAsia="Consolas" w:hAnsi="Consolas"/>
+                <w:b w:val="false"/>
+                <w:bCs w:val="false"/>
+                <w:color w:val="0F766E"/>
+                <w:sz w:val="19"/>
+                <w:szCs w:val="19"/>
+              </w:rPr>
+              <w:t xml:space="preserve">RM_FIRSTEVEN</w:t>
             </w:r>
           </w:p>
         </w:tc>
@@ -5903,6 +7490,8 @@
                 <w:rFonts w:ascii="Times New Roman" w:cs="Times New Roman" w:eastAsia="Times New Roman" w:hAnsi="Times New Roman"/>
                 <w:b w:val="false"/>
                 <w:bCs w:val="false"/>
+                <w:i w:val="false"/>
+                <w:iCs w:val="false"/>
                 <w:color w:val="1F2937"/>
                 <w:sz w:val="21"/>
                 <w:szCs w:val="21"/>
@@ -5931,6 +7520,8 @@
                 <w:rFonts w:ascii="Times New Roman" w:cs="Times New Roman" w:eastAsia="Times New Roman" w:hAnsi="Times New Roman"/>
                 <w:b w:val="false"/>
                 <w:bCs w:val="false"/>
+                <w:i w:val="false"/>
+                <w:iCs w:val="false"/>
                 <w:color w:val="1F2937"/>
                 <w:sz w:val="21"/>
                 <w:szCs w:val="21"/>
@@ -5959,6 +7550,8 @@
                 <w:rFonts w:ascii="Times New Roman" w:cs="Times New Roman" w:eastAsia="Times New Roman" w:hAnsi="Times New Roman"/>
                 <w:b w:val="false"/>
                 <w:bCs w:val="false"/>
+                <w:i w:val="false"/>
+                <w:iCs w:val="false"/>
                 <w:color w:val="1F2937"/>
                 <w:sz w:val="21"/>
                 <w:szCs w:val="21"/>
@@ -5987,11 +7580,13 @@
                 <w:rFonts w:ascii="Times New Roman" w:cs="Times New Roman" w:eastAsia="Times New Roman" w:hAnsi="Times New Roman"/>
                 <w:b w:val="false"/>
                 <w:bCs w:val="false"/>
-                <w:color w:val="1F2937"/>
-                <w:sz w:val="21"/>
-                <w:szCs w:val="21"/>
-              </w:rPr>
-              <w:t xml:space="preserve">65.06\text{ ms}</w:t>
+                <w:i w:val="false"/>
+                <w:iCs w:val="false"/>
+                <w:color w:val="1F2937"/>
+                <w:sz w:val="21"/>
+                <w:szCs w:val="21"/>
+              </w:rPr>
+              <w:t xml:space="preserve">65.06 ms</w:t>
             </w:r>
           </w:p>
         </w:tc>
@@ -6015,6 +7610,8 @@
                 <w:rFonts w:ascii="Times New Roman" w:cs="Times New Roman" w:eastAsia="Times New Roman" w:hAnsi="Times New Roman"/>
                 <w:b w:val="false"/>
                 <w:bCs w:val="false"/>
+                <w:i w:val="false"/>
+                <w:iCs w:val="false"/>
                 <w:color w:val="1F2937"/>
                 <w:sz w:val="21"/>
                 <w:szCs w:val="21"/>
@@ -6042,14 +7639,14 @@
             </w:pPr>
             <w:r>
               <w:rPr>
-                <w:rFonts w:ascii="Times New Roman" w:cs="Times New Roman" w:eastAsia="Times New Roman" w:hAnsi="Times New Roman"/>
-                <w:b w:val="false"/>
-                <w:bCs w:val="false"/>
-                <w:color w:val="1F2937"/>
-                <w:sz w:val="21"/>
-                <w:szCs w:val="21"/>
-              </w:rPr>
-              <w:t xml:space="preserve">`RM_ARRAYQUERY`</w:t>
+                <w:rFonts w:ascii="Consolas" w:cs="Consolas" w:eastAsia="Consolas" w:hAnsi="Consolas"/>
+                <w:b w:val="false"/>
+                <w:bCs w:val="false"/>
+                <w:color w:val="0F766E"/>
+                <w:sz w:val="19"/>
+                <w:szCs w:val="19"/>
+              </w:rPr>
+              <w:t xml:space="preserve">RM_ARRAYQUERY</w:t>
             </w:r>
           </w:p>
         </w:tc>
@@ -6073,6 +7670,8 @@
                 <w:rFonts w:ascii="Times New Roman" w:cs="Times New Roman" w:eastAsia="Times New Roman" w:hAnsi="Times New Roman"/>
                 <w:b w:val="false"/>
                 <w:bCs w:val="false"/>
+                <w:i w:val="false"/>
+                <w:iCs w:val="false"/>
                 <w:color w:val="1F2937"/>
                 <w:sz w:val="21"/>
                 <w:szCs w:val="21"/>
@@ -6101,6 +7700,8 @@
                 <w:rFonts w:ascii="Times New Roman" w:cs="Times New Roman" w:eastAsia="Times New Roman" w:hAnsi="Times New Roman"/>
                 <w:b w:val="false"/>
                 <w:bCs w:val="false"/>
+                <w:i w:val="false"/>
+                <w:iCs w:val="false"/>
                 <w:color w:val="1F2937"/>
                 <w:sz w:val="21"/>
                 <w:szCs w:val="21"/>
@@ -6129,6 +7730,8 @@
                 <w:rFonts w:ascii="Times New Roman" w:cs="Times New Roman" w:eastAsia="Times New Roman" w:hAnsi="Times New Roman"/>
                 <w:b w:val="false"/>
                 <w:bCs w:val="false"/>
+                <w:i w:val="false"/>
+                <w:iCs w:val="false"/>
                 <w:color w:val="1F2937"/>
                 <w:sz w:val="21"/>
                 <w:szCs w:val="21"/>
@@ -6157,11 +7760,13 @@
                 <w:rFonts w:ascii="Times New Roman" w:cs="Times New Roman" w:eastAsia="Times New Roman" w:hAnsi="Times New Roman"/>
                 <w:b w:val="false"/>
                 <w:bCs w:val="false"/>
-                <w:color w:val="1F2937"/>
-                <w:sz w:val="21"/>
-                <w:szCs w:val="21"/>
-              </w:rPr>
-              <w:t xml:space="preserve">87.73\text{ ms}</w:t>
+                <w:i w:val="false"/>
+                <w:iCs w:val="false"/>
+                <w:color w:val="1F2937"/>
+                <w:sz w:val="21"/>
+                <w:szCs w:val="21"/>
+              </w:rPr>
+              <w:t xml:space="preserve">87.73 ms</w:t>
             </w:r>
           </w:p>
         </w:tc>
@@ -6185,6 +7790,8 @@
                 <w:rFonts w:ascii="Times New Roman" w:cs="Times New Roman" w:eastAsia="Times New Roman" w:hAnsi="Times New Roman"/>
                 <w:b w:val="false"/>
                 <w:bCs w:val="false"/>
+                <w:i w:val="false"/>
+                <w:iCs w:val="false"/>
                 <w:color w:val="1F2937"/>
                 <w:sz w:val="21"/>
                 <w:szCs w:val="21"/>
@@ -6212,14 +7819,14 @@
             </w:pPr>
             <w:r>
               <w:rPr>
-                <w:rFonts w:ascii="Times New Roman" w:cs="Times New Roman" w:eastAsia="Times New Roman" w:hAnsi="Times New Roman"/>
-                <w:b w:val="false"/>
-                <w:bCs w:val="false"/>
-                <w:color w:val="1F2937"/>
-                <w:sz w:val="21"/>
-                <w:szCs w:val="21"/>
-              </w:rPr>
-              <w:t xml:space="preserve">`RM_MINMAXPOS`</w:t>
+                <w:rFonts w:ascii="Consolas" w:cs="Consolas" w:eastAsia="Consolas" w:hAnsi="Consolas"/>
+                <w:b w:val="false"/>
+                <w:bCs w:val="false"/>
+                <w:color w:val="0F766E"/>
+                <w:sz w:val="19"/>
+                <w:szCs w:val="19"/>
+              </w:rPr>
+              <w:t xml:space="preserve">RM_MINMAXPOS</w:t>
             </w:r>
           </w:p>
         </w:tc>
@@ -6243,6 +7850,8 @@
                 <w:rFonts w:ascii="Times New Roman" w:cs="Times New Roman" w:eastAsia="Times New Roman" w:hAnsi="Times New Roman"/>
                 <w:b w:val="false"/>
                 <w:bCs w:val="false"/>
+                <w:i w:val="false"/>
+                <w:iCs w:val="false"/>
                 <w:color w:val="1F2937"/>
                 <w:sz w:val="21"/>
                 <w:szCs w:val="21"/>
@@ -6271,6 +7880,8 @@
                 <w:rFonts w:ascii="Times New Roman" w:cs="Times New Roman" w:eastAsia="Times New Roman" w:hAnsi="Times New Roman"/>
                 <w:b w:val="false"/>
                 <w:bCs w:val="false"/>
+                <w:i w:val="false"/>
+                <w:iCs w:val="false"/>
                 <w:color w:val="1F2937"/>
                 <w:sz w:val="21"/>
                 <w:szCs w:val="21"/>
@@ -6299,6 +7910,8 @@
                 <w:rFonts w:ascii="Times New Roman" w:cs="Times New Roman" w:eastAsia="Times New Roman" w:hAnsi="Times New Roman"/>
                 <w:b w:val="false"/>
                 <w:bCs w:val="false"/>
+                <w:i w:val="false"/>
+                <w:iCs w:val="false"/>
                 <w:color w:val="1F2937"/>
                 <w:sz w:val="21"/>
                 <w:szCs w:val="21"/>
@@ -6327,11 +7940,13 @@
                 <w:rFonts w:ascii="Times New Roman" w:cs="Times New Roman" w:eastAsia="Times New Roman" w:hAnsi="Times New Roman"/>
                 <w:b w:val="false"/>
                 <w:bCs w:val="false"/>
-                <w:color w:val="1F2937"/>
-                <w:sz w:val="21"/>
-                <w:szCs w:val="21"/>
-              </w:rPr>
-              <w:t xml:space="preserve">82.07\text{ ms}</w:t>
+                <w:i w:val="false"/>
+                <w:iCs w:val="false"/>
+                <w:color w:val="1F2937"/>
+                <w:sz w:val="21"/>
+                <w:szCs w:val="21"/>
+              </w:rPr>
+              <w:t xml:space="preserve">82.07 ms</w:t>
             </w:r>
           </w:p>
         </w:tc>
@@ -6355,6 +7970,8 @@
                 <w:rFonts w:ascii="Times New Roman" w:cs="Times New Roman" w:eastAsia="Times New Roman" w:hAnsi="Times New Roman"/>
                 <w:b w:val="false"/>
                 <w:bCs w:val="false"/>
+                <w:i w:val="false"/>
+                <w:iCs w:val="false"/>
                 <w:color w:val="1F2937"/>
                 <w:sz w:val="21"/>
                 <w:szCs w:val="21"/>
@@ -6382,14 +7999,14 @@
             </w:pPr>
             <w:r>
               <w:rPr>
-                <w:rFonts w:ascii="Times New Roman" w:cs="Times New Roman" w:eastAsia="Times New Roman" w:hAnsi="Times New Roman"/>
-                <w:b w:val="false"/>
-                <w:bCs w:val="false"/>
-                <w:color w:val="1F2937"/>
-                <w:sz w:val="21"/>
-                <w:szCs w:val="21"/>
-              </w:rPr>
-              <w:t xml:space="preserve">`RM_REVERSEARR`</w:t>
+                <w:rFonts w:ascii="Consolas" w:cs="Consolas" w:eastAsia="Consolas" w:hAnsi="Consolas"/>
+                <w:b w:val="false"/>
+                <w:bCs w:val="false"/>
+                <w:color w:val="0F766E"/>
+                <w:sz w:val="19"/>
+                <w:szCs w:val="19"/>
+              </w:rPr>
+              <w:t xml:space="preserve">RM_REVERSEARR</w:t>
             </w:r>
           </w:p>
         </w:tc>
@@ -6413,6 +8030,8 @@
                 <w:rFonts w:ascii="Times New Roman" w:cs="Times New Roman" w:eastAsia="Times New Roman" w:hAnsi="Times New Roman"/>
                 <w:b w:val="false"/>
                 <w:bCs w:val="false"/>
+                <w:i w:val="false"/>
+                <w:iCs w:val="false"/>
                 <w:color w:val="1F2937"/>
                 <w:sz w:val="21"/>
                 <w:szCs w:val="21"/>
@@ -6441,6 +8060,8 @@
                 <w:rFonts w:ascii="Times New Roman" w:cs="Times New Roman" w:eastAsia="Times New Roman" w:hAnsi="Times New Roman"/>
                 <w:b w:val="false"/>
                 <w:bCs w:val="false"/>
+                <w:i w:val="false"/>
+                <w:iCs w:val="false"/>
                 <w:color w:val="1F2937"/>
                 <w:sz w:val="21"/>
                 <w:szCs w:val="21"/>
@@ -6469,6 +8090,8 @@
                 <w:rFonts w:ascii="Times New Roman" w:cs="Times New Roman" w:eastAsia="Times New Roman" w:hAnsi="Times New Roman"/>
                 <w:b w:val="false"/>
                 <w:bCs w:val="false"/>
+                <w:i w:val="false"/>
+                <w:iCs w:val="false"/>
                 <w:color w:val="1F2937"/>
                 <w:sz w:val="21"/>
                 <w:szCs w:val="21"/>
@@ -6497,11 +8120,13 @@
                 <w:rFonts w:ascii="Times New Roman" w:cs="Times New Roman" w:eastAsia="Times New Roman" w:hAnsi="Times New Roman"/>
                 <w:b w:val="false"/>
                 <w:bCs w:val="false"/>
-                <w:color w:val="1F2937"/>
-                <w:sz w:val="21"/>
-                <w:szCs w:val="21"/>
-              </w:rPr>
-              <w:t xml:space="preserve">75.41\text{ ms}</w:t>
+                <w:i w:val="false"/>
+                <w:iCs w:val="false"/>
+                <w:color w:val="1F2937"/>
+                <w:sz w:val="21"/>
+                <w:szCs w:val="21"/>
+              </w:rPr>
+              <w:t xml:space="preserve">75.41 ms</w:t>
             </w:r>
           </w:p>
         </w:tc>
@@ -6525,6 +8150,8 @@
                 <w:rFonts w:ascii="Times New Roman" w:cs="Times New Roman" w:eastAsia="Times New Roman" w:hAnsi="Times New Roman"/>
                 <w:b w:val="false"/>
                 <w:bCs w:val="false"/>
+                <w:i w:val="false"/>
+                <w:iCs w:val="false"/>
                 <w:color w:val="1F2937"/>
                 <w:sz w:val="21"/>
                 <w:szCs w:val="21"/>
@@ -6552,14 +8179,14 @@
             </w:pPr>
             <w:r>
               <w:rPr>
-                <w:rFonts w:ascii="Times New Roman" w:cs="Times New Roman" w:eastAsia="Times New Roman" w:hAnsi="Times New Roman"/>
-                <w:b w:val="false"/>
-                <w:bCs w:val="false"/>
-                <w:color w:val="1F2937"/>
-                <w:sz w:val="21"/>
-                <w:szCs w:val="21"/>
-              </w:rPr>
-              <w:t xml:space="preserve">`RM_GRADEFREQ`</w:t>
+                <w:rFonts w:ascii="Consolas" w:cs="Consolas" w:eastAsia="Consolas" w:hAnsi="Consolas"/>
+                <w:b w:val="false"/>
+                <w:bCs w:val="false"/>
+                <w:color w:val="0F766E"/>
+                <w:sz w:val="19"/>
+                <w:szCs w:val="19"/>
+              </w:rPr>
+              <w:t xml:space="preserve">RM_GRADEFREQ</w:t>
             </w:r>
           </w:p>
         </w:tc>
@@ -6583,6 +8210,8 @@
                 <w:rFonts w:ascii="Times New Roman" w:cs="Times New Roman" w:eastAsia="Times New Roman" w:hAnsi="Times New Roman"/>
                 <w:b w:val="false"/>
                 <w:bCs w:val="false"/>
+                <w:i w:val="false"/>
+                <w:iCs w:val="false"/>
                 <w:color w:val="1F2937"/>
                 <w:sz w:val="21"/>
                 <w:szCs w:val="21"/>
@@ -6611,6 +8240,8 @@
                 <w:rFonts w:ascii="Times New Roman" w:cs="Times New Roman" w:eastAsia="Times New Roman" w:hAnsi="Times New Roman"/>
                 <w:b w:val="false"/>
                 <w:bCs w:val="false"/>
+                <w:i w:val="false"/>
+                <w:iCs w:val="false"/>
                 <w:color w:val="1F2937"/>
                 <w:sz w:val="21"/>
                 <w:szCs w:val="21"/>
@@ -6639,6 +8270,8 @@
                 <w:rFonts w:ascii="Times New Roman" w:cs="Times New Roman" w:eastAsia="Times New Roman" w:hAnsi="Times New Roman"/>
                 <w:b w:val="false"/>
                 <w:bCs w:val="false"/>
+                <w:i w:val="false"/>
+                <w:iCs w:val="false"/>
                 <w:color w:val="1F2937"/>
                 <w:sz w:val="21"/>
                 <w:szCs w:val="21"/>
@@ -6667,11 +8300,13 @@
                 <w:rFonts w:ascii="Times New Roman" w:cs="Times New Roman" w:eastAsia="Times New Roman" w:hAnsi="Times New Roman"/>
                 <w:b w:val="false"/>
                 <w:bCs w:val="false"/>
-                <w:color w:val="1F2937"/>
-                <w:sz w:val="21"/>
-                <w:szCs w:val="21"/>
-              </w:rPr>
-              <w:t xml:space="preserve">86.15\text{ ms}</w:t>
+                <w:i w:val="false"/>
+                <w:iCs w:val="false"/>
+                <w:color w:val="1F2937"/>
+                <w:sz w:val="21"/>
+                <w:szCs w:val="21"/>
+              </w:rPr>
+              <w:t xml:space="preserve">86.15 ms</w:t>
             </w:r>
           </w:p>
         </w:tc>
@@ -6695,6 +8330,8 @@
                 <w:rFonts w:ascii="Times New Roman" w:cs="Times New Roman" w:eastAsia="Times New Roman" w:hAnsi="Times New Roman"/>
                 <w:b w:val="false"/>
                 <w:bCs w:val="false"/>
+                <w:i w:val="false"/>
+                <w:iCs w:val="false"/>
                 <w:color w:val="1F2937"/>
                 <w:sz w:val="21"/>
                 <w:szCs w:val="21"/>
@@ -6722,14 +8359,14 @@
             </w:pPr>
             <w:r>
               <w:rPr>
-                <w:rFonts w:ascii="Times New Roman" w:cs="Times New Roman" w:eastAsia="Times New Roman" w:hAnsi="Times New Roman"/>
-                <w:b w:val="false"/>
-                <w:bCs w:val="false"/>
-                <w:color w:val="1F2937"/>
-                <w:sz w:val="21"/>
-                <w:szCs w:val="21"/>
-              </w:rPr>
-              <w:t xml:space="preserve">`RM_CHARSHIFT`</w:t>
+                <w:rFonts w:ascii="Consolas" w:cs="Consolas" w:eastAsia="Consolas" w:hAnsi="Consolas"/>
+                <w:b w:val="false"/>
+                <w:bCs w:val="false"/>
+                <w:color w:val="0F766E"/>
+                <w:sz w:val="19"/>
+                <w:szCs w:val="19"/>
+              </w:rPr>
+              <w:t xml:space="preserve">RM_CHARSHIFT</w:t>
             </w:r>
           </w:p>
         </w:tc>
@@ -6753,6 +8390,8 @@
                 <w:rFonts w:ascii="Times New Roman" w:cs="Times New Roman" w:eastAsia="Times New Roman" w:hAnsi="Times New Roman"/>
                 <w:b w:val="false"/>
                 <w:bCs w:val="false"/>
+                <w:i w:val="false"/>
+                <w:iCs w:val="false"/>
                 <w:color w:val="1F2937"/>
                 <w:sz w:val="21"/>
                 <w:szCs w:val="21"/>
@@ -6781,6 +8420,8 @@
                 <w:rFonts w:ascii="Times New Roman" w:cs="Times New Roman" w:eastAsia="Times New Roman" w:hAnsi="Times New Roman"/>
                 <w:b w:val="false"/>
                 <w:bCs w:val="false"/>
+                <w:i w:val="false"/>
+                <w:iCs w:val="false"/>
                 <w:color w:val="1F2937"/>
                 <w:sz w:val="21"/>
                 <w:szCs w:val="21"/>
@@ -6809,6 +8450,8 @@
                 <w:rFonts w:ascii="Times New Roman" w:cs="Times New Roman" w:eastAsia="Times New Roman" w:hAnsi="Times New Roman"/>
                 <w:b w:val="false"/>
                 <w:bCs w:val="false"/>
+                <w:i w:val="false"/>
+                <w:iCs w:val="false"/>
                 <w:color w:val="1F2937"/>
                 <w:sz w:val="21"/>
                 <w:szCs w:val="21"/>
@@ -6837,11 +8480,13 @@
                 <w:rFonts w:ascii="Times New Roman" w:cs="Times New Roman" w:eastAsia="Times New Roman" w:hAnsi="Times New Roman"/>
                 <w:b w:val="false"/>
                 <w:bCs w:val="false"/>
-                <w:color w:val="1F2937"/>
-                <w:sz w:val="21"/>
-                <w:szCs w:val="21"/>
-              </w:rPr>
-              <w:t xml:space="preserve">87.54\text{ ms}</w:t>
+                <w:i w:val="false"/>
+                <w:iCs w:val="false"/>
+                <w:color w:val="1F2937"/>
+                <w:sz w:val="21"/>
+                <w:szCs w:val="21"/>
+              </w:rPr>
+              <w:t xml:space="preserve">87.54 ms</w:t>
             </w:r>
           </w:p>
         </w:tc>
@@ -6865,6 +8510,8 @@
                 <w:rFonts w:ascii="Times New Roman" w:cs="Times New Roman" w:eastAsia="Times New Roman" w:hAnsi="Times New Roman"/>
                 <w:b w:val="false"/>
                 <w:bCs w:val="false"/>
+                <w:i w:val="false"/>
+                <w:iCs w:val="false"/>
                 <w:color w:val="1F2937"/>
                 <w:sz w:val="21"/>
                 <w:szCs w:val="21"/>
@@ -6892,14 +8539,14 @@
             </w:pPr>
             <w:r>
               <w:rPr>
-                <w:rFonts w:ascii="Times New Roman" w:cs="Times New Roman" w:eastAsia="Times New Roman" w:hAnsi="Times New Roman"/>
-                <w:b w:val="false"/>
-                <w:bCs w:val="false"/>
-                <w:color w:val="1F2937"/>
-                <w:sz w:val="21"/>
-                <w:szCs w:val="21"/>
-              </w:rPr>
-              <w:t xml:space="preserve">`RM_PALINDROME`</w:t>
+                <w:rFonts w:ascii="Consolas" w:cs="Consolas" w:eastAsia="Consolas" w:hAnsi="Consolas"/>
+                <w:b w:val="false"/>
+                <w:bCs w:val="false"/>
+                <w:color w:val="0F766E"/>
+                <w:sz w:val="19"/>
+                <w:szCs w:val="19"/>
+              </w:rPr>
+              <w:t xml:space="preserve">RM_PALINDROME</w:t>
             </w:r>
           </w:p>
         </w:tc>
@@ -6923,6 +8570,8 @@
                 <w:rFonts w:ascii="Times New Roman" w:cs="Times New Roman" w:eastAsia="Times New Roman" w:hAnsi="Times New Roman"/>
                 <w:b w:val="false"/>
                 <w:bCs w:val="false"/>
+                <w:i w:val="false"/>
+                <w:iCs w:val="false"/>
                 <w:color w:val="1F2937"/>
                 <w:sz w:val="21"/>
                 <w:szCs w:val="21"/>
@@ -6951,6 +8600,8 @@
                 <w:rFonts w:ascii="Times New Roman" w:cs="Times New Roman" w:eastAsia="Times New Roman" w:hAnsi="Times New Roman"/>
                 <w:b w:val="false"/>
                 <w:bCs w:val="false"/>
+                <w:i w:val="false"/>
+                <w:iCs w:val="false"/>
                 <w:color w:val="1F2937"/>
                 <w:sz w:val="21"/>
                 <w:szCs w:val="21"/>
@@ -6979,6 +8630,8 @@
                 <w:rFonts w:ascii="Times New Roman" w:cs="Times New Roman" w:eastAsia="Times New Roman" w:hAnsi="Times New Roman"/>
                 <w:b w:val="false"/>
                 <w:bCs w:val="false"/>
+                <w:i w:val="false"/>
+                <w:iCs w:val="false"/>
                 <w:color w:val="1F2937"/>
                 <w:sz w:val="21"/>
                 <w:szCs w:val="21"/>
@@ -7007,11 +8660,13 @@
                 <w:rFonts w:ascii="Times New Roman" w:cs="Times New Roman" w:eastAsia="Times New Roman" w:hAnsi="Times New Roman"/>
                 <w:b w:val="false"/>
                 <w:bCs w:val="false"/>
-                <w:color w:val="1F2937"/>
-                <w:sz w:val="21"/>
-                <w:szCs w:val="21"/>
-              </w:rPr>
-              <w:t xml:space="preserve">60.80\text{ ms}</w:t>
+                <w:i w:val="false"/>
+                <w:iCs w:val="false"/>
+                <w:color w:val="1F2937"/>
+                <w:sz w:val="21"/>
+                <w:szCs w:val="21"/>
+              </w:rPr>
+              <w:t xml:space="preserve">60.80 ms</w:t>
             </w:r>
           </w:p>
         </w:tc>
@@ -7035,6 +8690,8 @@
                 <w:rFonts w:ascii="Times New Roman" w:cs="Times New Roman" w:eastAsia="Times New Roman" w:hAnsi="Times New Roman"/>
                 <w:b w:val="false"/>
                 <w:bCs w:val="false"/>
+                <w:i w:val="false"/>
+                <w:iCs w:val="false"/>
                 <w:color w:val="1F2937"/>
                 <w:sz w:val="21"/>
                 <w:szCs w:val="21"/>
@@ -7062,14 +8719,14 @@
             </w:pPr>
             <w:r>
               <w:rPr>
-                <w:rFonts w:ascii="Times New Roman" w:cs="Times New Roman" w:eastAsia="Times New Roman" w:hAnsi="Times New Roman"/>
-                <w:b w:val="false"/>
-                <w:bCs w:val="false"/>
-                <w:color w:val="1F2937"/>
-                <w:sz w:val="21"/>
-                <w:szCs w:val="21"/>
-              </w:rPr>
-              <w:t xml:space="preserve">`RM_COUNTVOWELS`</w:t>
+                <w:rFonts w:ascii="Consolas" w:cs="Consolas" w:eastAsia="Consolas" w:hAnsi="Consolas"/>
+                <w:b w:val="false"/>
+                <w:bCs w:val="false"/>
+                <w:color w:val="0F766E"/>
+                <w:sz w:val="19"/>
+                <w:szCs w:val="19"/>
+              </w:rPr>
+              <w:t xml:space="preserve">RM_COUNTVOWELS</w:t>
             </w:r>
           </w:p>
         </w:tc>
@@ -7093,6 +8750,8 @@
                 <w:rFonts w:ascii="Times New Roman" w:cs="Times New Roman" w:eastAsia="Times New Roman" w:hAnsi="Times New Roman"/>
                 <w:b w:val="false"/>
                 <w:bCs w:val="false"/>
+                <w:i w:val="false"/>
+                <w:iCs w:val="false"/>
                 <w:color w:val="1F2937"/>
                 <w:sz w:val="21"/>
                 <w:szCs w:val="21"/>
@@ -7121,6 +8780,8 @@
                 <w:rFonts w:ascii="Times New Roman" w:cs="Times New Roman" w:eastAsia="Times New Roman" w:hAnsi="Times New Roman"/>
                 <w:b w:val="false"/>
                 <w:bCs w:val="false"/>
+                <w:i w:val="false"/>
+                <w:iCs w:val="false"/>
                 <w:color w:val="1F2937"/>
                 <w:sz w:val="21"/>
                 <w:szCs w:val="21"/>
@@ -7149,6 +8810,8 @@
                 <w:rFonts w:ascii="Times New Roman" w:cs="Times New Roman" w:eastAsia="Times New Roman" w:hAnsi="Times New Roman"/>
                 <w:b w:val="false"/>
                 <w:bCs w:val="false"/>
+                <w:i w:val="false"/>
+                <w:iCs w:val="false"/>
                 <w:color w:val="1F2937"/>
                 <w:sz w:val="21"/>
                 <w:szCs w:val="21"/>
@@ -7177,11 +8840,13 @@
                 <w:rFonts w:ascii="Times New Roman" w:cs="Times New Roman" w:eastAsia="Times New Roman" w:hAnsi="Times New Roman"/>
                 <w:b w:val="false"/>
                 <w:bCs w:val="false"/>
-                <w:color w:val="1F2937"/>
-                <w:sz w:val="21"/>
-                <w:szCs w:val="21"/>
-              </w:rPr>
-              <w:t xml:space="preserve">67.08\text{ ms}</w:t>
+                <w:i w:val="false"/>
+                <w:iCs w:val="false"/>
+                <w:color w:val="1F2937"/>
+                <w:sz w:val="21"/>
+                <w:szCs w:val="21"/>
+              </w:rPr>
+              <w:t xml:space="preserve">67.08 ms</w:t>
             </w:r>
           </w:p>
         </w:tc>
@@ -7205,6 +8870,8 @@
                 <w:rFonts w:ascii="Times New Roman" w:cs="Times New Roman" w:eastAsia="Times New Roman" w:hAnsi="Times New Roman"/>
                 <w:b w:val="false"/>
                 <w:bCs w:val="false"/>
+                <w:i w:val="false"/>
+                <w:iCs w:val="false"/>
                 <w:color w:val="1F2937"/>
                 <w:sz w:val="21"/>
                 <w:szCs w:val="21"/>
@@ -7232,14 +8899,14 @@
             </w:pPr>
             <w:r>
               <w:rPr>
-                <w:rFonts w:ascii="Times New Roman" w:cs="Times New Roman" w:eastAsia="Times New Roman" w:hAnsi="Times New Roman"/>
-                <w:b w:val="false"/>
-                <w:bCs w:val="false"/>
-                <w:color w:val="1F2937"/>
-                <w:sz w:val="21"/>
-                <w:szCs w:val="21"/>
-              </w:rPr>
-              <w:t xml:space="preserve">`RM_SQUARECHECK`</w:t>
+                <w:rFonts w:ascii="Consolas" w:cs="Consolas" w:eastAsia="Consolas" w:hAnsi="Consolas"/>
+                <w:b w:val="false"/>
+                <w:bCs w:val="false"/>
+                <w:color w:val="0F766E"/>
+                <w:sz w:val="19"/>
+                <w:szCs w:val="19"/>
+              </w:rPr>
+              <w:t xml:space="preserve">RM_SQUARECHECK</w:t>
             </w:r>
           </w:p>
         </w:tc>
@@ -7263,6 +8930,8 @@
                 <w:rFonts w:ascii="Times New Roman" w:cs="Times New Roman" w:eastAsia="Times New Roman" w:hAnsi="Times New Roman"/>
                 <w:b w:val="false"/>
                 <w:bCs w:val="false"/>
+                <w:i w:val="false"/>
+                <w:iCs w:val="false"/>
                 <w:color w:val="1F2937"/>
                 <w:sz w:val="21"/>
                 <w:szCs w:val="21"/>
@@ -7291,6 +8960,8 @@
                 <w:rFonts w:ascii="Times New Roman" w:cs="Times New Roman" w:eastAsia="Times New Roman" w:hAnsi="Times New Roman"/>
                 <w:b w:val="false"/>
                 <w:bCs w:val="false"/>
+                <w:i w:val="false"/>
+                <w:iCs w:val="false"/>
                 <w:color w:val="1F2937"/>
                 <w:sz w:val="21"/>
                 <w:szCs w:val="21"/>
@@ -7319,6 +8990,8 @@
                 <w:rFonts w:ascii="Times New Roman" w:cs="Times New Roman" w:eastAsia="Times New Roman" w:hAnsi="Times New Roman"/>
                 <w:b w:val="false"/>
                 <w:bCs w:val="false"/>
+                <w:i w:val="false"/>
+                <w:iCs w:val="false"/>
                 <w:color w:val="1F2937"/>
                 <w:sz w:val="21"/>
                 <w:szCs w:val="21"/>
@@ -7347,11 +9020,13 @@
                 <w:rFonts w:ascii="Times New Roman" w:cs="Times New Roman" w:eastAsia="Times New Roman" w:hAnsi="Times New Roman"/>
                 <w:b w:val="false"/>
                 <w:bCs w:val="false"/>
-                <w:color w:val="1F2937"/>
-                <w:sz w:val="21"/>
-                <w:szCs w:val="21"/>
-              </w:rPr>
-              <w:t xml:space="preserve">73.60\text{ ms}</w:t>
+                <w:i w:val="false"/>
+                <w:iCs w:val="false"/>
+                <w:color w:val="1F2937"/>
+                <w:sz w:val="21"/>
+                <w:szCs w:val="21"/>
+              </w:rPr>
+              <w:t xml:space="preserve">73.60 ms</w:t>
             </w:r>
           </w:p>
         </w:tc>
@@ -7375,6 +9050,8 @@
                 <w:rFonts w:ascii="Times New Roman" w:cs="Times New Roman" w:eastAsia="Times New Roman" w:hAnsi="Times New Roman"/>
                 <w:b w:val="false"/>
                 <w:bCs w:val="false"/>
+                <w:i w:val="false"/>
+                <w:iCs w:val="false"/>
                 <w:color w:val="1F2937"/>
                 <w:sz w:val="21"/>
                 <w:szCs w:val="21"/>
@@ -7402,14 +9079,14 @@
             </w:pPr>
             <w:r>
               <w:rPr>
-                <w:rFonts w:ascii="Times New Roman" w:cs="Times New Roman" w:eastAsia="Times New Roman" w:hAnsi="Times New Roman"/>
-                <w:b w:val="false"/>
-                <w:bCs w:val="false"/>
-                <w:color w:val="1F2937"/>
-                <w:sz w:val="21"/>
-                <w:szCs w:val="21"/>
-              </w:rPr>
-              <w:t xml:space="preserve">`RM_REDUCERATE`</w:t>
+                <w:rFonts w:ascii="Consolas" w:cs="Consolas" w:eastAsia="Consolas" w:hAnsi="Consolas"/>
+                <w:b w:val="false"/>
+                <w:bCs w:val="false"/>
+                <w:color w:val="0F766E"/>
+                <w:sz w:val="19"/>
+                <w:szCs w:val="19"/>
+              </w:rPr>
+              <w:t xml:space="preserve">RM_REDUCERATE</w:t>
             </w:r>
           </w:p>
         </w:tc>
@@ -7433,6 +9110,8 @@
                 <w:rFonts w:ascii="Times New Roman" w:cs="Times New Roman" w:eastAsia="Times New Roman" w:hAnsi="Times New Roman"/>
                 <w:b w:val="false"/>
                 <w:bCs w:val="false"/>
+                <w:i w:val="false"/>
+                <w:iCs w:val="false"/>
                 <w:color w:val="1F2937"/>
                 <w:sz w:val="21"/>
                 <w:szCs w:val="21"/>
@@ -7461,6 +9140,8 @@
                 <w:rFonts w:ascii="Times New Roman" w:cs="Times New Roman" w:eastAsia="Times New Roman" w:hAnsi="Times New Roman"/>
                 <w:b w:val="false"/>
                 <w:bCs w:val="false"/>
+                <w:i w:val="false"/>
+                <w:iCs w:val="false"/>
                 <w:color w:val="1F2937"/>
                 <w:sz w:val="21"/>
                 <w:szCs w:val="21"/>
@@ -7489,6 +9170,8 @@
                 <w:rFonts w:ascii="Times New Roman" w:cs="Times New Roman" w:eastAsia="Times New Roman" w:hAnsi="Times New Roman"/>
                 <w:b w:val="false"/>
                 <w:bCs w:val="false"/>
+                <w:i w:val="false"/>
+                <w:iCs w:val="false"/>
                 <w:color w:val="1F2937"/>
                 <w:sz w:val="21"/>
                 <w:szCs w:val="21"/>
@@ -7517,11 +9200,13 @@
                 <w:rFonts w:ascii="Times New Roman" w:cs="Times New Roman" w:eastAsia="Times New Roman" w:hAnsi="Times New Roman"/>
                 <w:b w:val="false"/>
                 <w:bCs w:val="false"/>
-                <w:color w:val="1F2937"/>
-                <w:sz w:val="21"/>
-                <w:szCs w:val="21"/>
-              </w:rPr>
-              <w:t xml:space="preserve">65.24\text{ ms}</w:t>
+                <w:i w:val="false"/>
+                <w:iCs w:val="false"/>
+                <w:color w:val="1F2937"/>
+                <w:sz w:val="21"/>
+                <w:szCs w:val="21"/>
+              </w:rPr>
+              <w:t xml:space="preserve">65.24 ms</w:t>
             </w:r>
           </w:p>
         </w:tc>
@@ -7545,6 +9230,8 @@
                 <w:rFonts w:ascii="Times New Roman" w:cs="Times New Roman" w:eastAsia="Times New Roman" w:hAnsi="Times New Roman"/>
                 <w:b w:val="false"/>
                 <w:bCs w:val="false"/>
+                <w:i w:val="false"/>
+                <w:iCs w:val="false"/>
                 <w:color w:val="1F2937"/>
                 <w:sz w:val="21"/>
                 <w:szCs w:val="21"/>
@@ -7572,14 +9259,14 @@
             </w:pPr>
             <w:r>
               <w:rPr>
-                <w:rFonts w:ascii="Times New Roman" w:cs="Times New Roman" w:eastAsia="Times New Roman" w:hAnsi="Times New Roman"/>
-                <w:b w:val="false"/>
-                <w:bCs w:val="false"/>
-                <w:color w:val="1F2937"/>
-                <w:sz w:val="21"/>
-                <w:szCs w:val="21"/>
-              </w:rPr>
-              <w:t xml:space="preserve">`RM_DIAGONAL`</w:t>
+                <w:rFonts w:ascii="Consolas" w:cs="Consolas" w:eastAsia="Consolas" w:hAnsi="Consolas"/>
+                <w:b w:val="false"/>
+                <w:bCs w:val="false"/>
+                <w:color w:val="0F766E"/>
+                <w:sz w:val="19"/>
+                <w:szCs w:val="19"/>
+              </w:rPr>
+              <w:t xml:space="preserve">RM_DIAGONAL</w:t>
             </w:r>
           </w:p>
         </w:tc>
@@ -7603,6 +9290,8 @@
                 <w:rFonts w:ascii="Times New Roman" w:cs="Times New Roman" w:eastAsia="Times New Roman" w:hAnsi="Times New Roman"/>
                 <w:b w:val="false"/>
                 <w:bCs w:val="false"/>
+                <w:i w:val="false"/>
+                <w:iCs w:val="false"/>
                 <w:color w:val="1F2937"/>
                 <w:sz w:val="21"/>
                 <w:szCs w:val="21"/>
@@ -7631,6 +9320,8 @@
                 <w:rFonts w:ascii="Times New Roman" w:cs="Times New Roman" w:eastAsia="Times New Roman" w:hAnsi="Times New Roman"/>
                 <w:b w:val="false"/>
                 <w:bCs w:val="false"/>
+                <w:i w:val="false"/>
+                <w:iCs w:val="false"/>
                 <w:color w:val="1F2937"/>
                 <w:sz w:val="21"/>
                 <w:szCs w:val="21"/>
@@ -7659,6 +9350,8 @@
                 <w:rFonts w:ascii="Times New Roman" w:cs="Times New Roman" w:eastAsia="Times New Roman" w:hAnsi="Times New Roman"/>
                 <w:b w:val="false"/>
                 <w:bCs w:val="false"/>
+                <w:i w:val="false"/>
+                <w:iCs w:val="false"/>
                 <w:color w:val="1F2937"/>
                 <w:sz w:val="21"/>
                 <w:szCs w:val="21"/>
@@ -7687,11 +9380,13 @@
                 <w:rFonts w:ascii="Times New Roman" w:cs="Times New Roman" w:eastAsia="Times New Roman" w:hAnsi="Times New Roman"/>
                 <w:b w:val="false"/>
                 <w:bCs w:val="false"/>
-                <w:color w:val="1F2937"/>
-                <w:sz w:val="21"/>
-                <w:szCs w:val="21"/>
-              </w:rPr>
-              <w:t xml:space="preserve">80.31\text{ ms}</w:t>
+                <w:i w:val="false"/>
+                <w:iCs w:val="false"/>
+                <w:color w:val="1F2937"/>
+                <w:sz w:val="21"/>
+                <w:szCs w:val="21"/>
+              </w:rPr>
+              <w:t xml:space="preserve">80.31 ms</w:t>
             </w:r>
           </w:p>
         </w:tc>
@@ -7715,6 +9410,8 @@
                 <w:rFonts w:ascii="Times New Roman" w:cs="Times New Roman" w:eastAsia="Times New Roman" w:hAnsi="Times New Roman"/>
                 <w:b w:val="false"/>
                 <w:bCs w:val="false"/>
+                <w:i w:val="false"/>
+                <w:iCs w:val="false"/>
                 <w:color w:val="1F2937"/>
                 <w:sz w:val="21"/>
                 <w:szCs w:val="21"/>
@@ -7742,14 +9439,14 @@
             </w:pPr>
             <w:r>
               <w:rPr>
-                <w:rFonts w:ascii="Times New Roman" w:cs="Times New Roman" w:eastAsia="Times New Roman" w:hAnsi="Times New Roman"/>
-                <w:b w:val="false"/>
-                <w:bCs w:val="false"/>
-                <w:color w:val="1F2937"/>
-                <w:sz w:val="21"/>
-                <w:szCs w:val="21"/>
-              </w:rPr>
-              <w:t xml:space="preserve">`RM_STUDENTRANK`</w:t>
+                <w:rFonts w:ascii="Consolas" w:cs="Consolas" w:eastAsia="Consolas" w:hAnsi="Consolas"/>
+                <w:b w:val="false"/>
+                <w:bCs w:val="false"/>
+                <w:color w:val="0F766E"/>
+                <w:sz w:val="19"/>
+                <w:szCs w:val="19"/>
+              </w:rPr>
+              <w:t xml:space="preserve">RM_STUDENTRANK</w:t>
             </w:r>
           </w:p>
         </w:tc>
@@ -7773,6 +9470,8 @@
                 <w:rFonts w:ascii="Times New Roman" w:cs="Times New Roman" w:eastAsia="Times New Roman" w:hAnsi="Times New Roman"/>
                 <w:b w:val="false"/>
                 <w:bCs w:val="false"/>
+                <w:i w:val="false"/>
+                <w:iCs w:val="false"/>
                 <w:color w:val="1F2937"/>
                 <w:sz w:val="21"/>
                 <w:szCs w:val="21"/>
@@ -7801,6 +9500,8 @@
                 <w:rFonts w:ascii="Times New Roman" w:cs="Times New Roman" w:eastAsia="Times New Roman" w:hAnsi="Times New Roman"/>
                 <w:b w:val="false"/>
                 <w:bCs w:val="false"/>
+                <w:i w:val="false"/>
+                <w:iCs w:val="false"/>
                 <w:color w:val="1F2937"/>
                 <w:sz w:val="21"/>
                 <w:szCs w:val="21"/>
@@ -7829,6 +9530,8 @@
                 <w:rFonts w:ascii="Times New Roman" w:cs="Times New Roman" w:eastAsia="Times New Roman" w:hAnsi="Times New Roman"/>
                 <w:b w:val="false"/>
                 <w:bCs w:val="false"/>
+                <w:i w:val="false"/>
+                <w:iCs w:val="false"/>
                 <w:color w:val="1F2937"/>
                 <w:sz w:val="21"/>
                 <w:szCs w:val="21"/>
@@ -7857,11 +9560,13 @@
                 <w:rFonts w:ascii="Times New Roman" w:cs="Times New Roman" w:eastAsia="Times New Roman" w:hAnsi="Times New Roman"/>
                 <w:b w:val="false"/>
                 <w:bCs w:val="false"/>
-                <w:color w:val="1F2937"/>
-                <w:sz w:val="21"/>
-                <w:szCs w:val="21"/>
-              </w:rPr>
-              <w:t xml:space="preserve">79.66\text{ ms}</w:t>
+                <w:i w:val="false"/>
+                <w:iCs w:val="false"/>
+                <w:color w:val="1F2937"/>
+                <w:sz w:val="21"/>
+                <w:szCs w:val="21"/>
+              </w:rPr>
+              <w:t xml:space="preserve">79.66 ms</w:t>
             </w:r>
           </w:p>
         </w:tc>
@@ -7885,6 +9590,8 @@
                 <w:rFonts w:ascii="Times New Roman" w:cs="Times New Roman" w:eastAsia="Times New Roman" w:hAnsi="Times New Roman"/>
                 <w:b w:val="false"/>
                 <w:bCs w:val="false"/>
+                <w:i w:val="false"/>
+                <w:iCs w:val="false"/>
                 <w:color w:val="1F2937"/>
                 <w:sz w:val="21"/>
                 <w:szCs w:val="21"/>
@@ -7912,14 +9619,14 @@
             </w:pPr>
             <w:r>
               <w:rPr>
-                <w:rFonts w:ascii="Times New Roman" w:cs="Times New Roman" w:eastAsia="Times New Roman" w:hAnsi="Times New Roman"/>
-                <w:b w:val="false"/>
-                <w:bCs w:val="false"/>
-                <w:color w:val="1F2937"/>
-                <w:sz w:val="21"/>
-                <w:szCs w:val="21"/>
-              </w:rPr>
-              <w:t xml:space="preserve">`RM_CP1_EXAMSTAT`</w:t>
+                <w:rFonts w:ascii="Consolas" w:cs="Consolas" w:eastAsia="Consolas" w:hAnsi="Consolas"/>
+                <w:b w:val="false"/>
+                <w:bCs w:val="false"/>
+                <w:color w:val="0F766E"/>
+                <w:sz w:val="19"/>
+                <w:szCs w:val="19"/>
+              </w:rPr>
+              <w:t xml:space="preserve">RM_CP1_EXAMSTAT</w:t>
             </w:r>
           </w:p>
         </w:tc>
@@ -7943,6 +9650,8 @@
                 <w:rFonts w:ascii="Times New Roman" w:cs="Times New Roman" w:eastAsia="Times New Roman" w:hAnsi="Times New Roman"/>
                 <w:b w:val="false"/>
                 <w:bCs w:val="false"/>
+                <w:i w:val="false"/>
+                <w:iCs w:val="false"/>
                 <w:color w:val="1F2937"/>
                 <w:sz w:val="21"/>
                 <w:szCs w:val="21"/>
@@ -7971,6 +9680,8 @@
                 <w:rFonts w:ascii="Times New Roman" w:cs="Times New Roman" w:eastAsia="Times New Roman" w:hAnsi="Times New Roman"/>
                 <w:b w:val="false"/>
                 <w:bCs w:val="false"/>
+                <w:i w:val="false"/>
+                <w:iCs w:val="false"/>
                 <w:color w:val="1F2937"/>
                 <w:sz w:val="21"/>
                 <w:szCs w:val="21"/>
@@ -7999,6 +9710,8 @@
                 <w:rFonts w:ascii="Times New Roman" w:cs="Times New Roman" w:eastAsia="Times New Roman" w:hAnsi="Times New Roman"/>
                 <w:b w:val="false"/>
                 <w:bCs w:val="false"/>
+                <w:i w:val="false"/>
+                <w:iCs w:val="false"/>
                 <w:color w:val="1F2937"/>
                 <w:sz w:val="21"/>
                 <w:szCs w:val="21"/>
@@ -8027,11 +9740,13 @@
                 <w:rFonts w:ascii="Times New Roman" w:cs="Times New Roman" w:eastAsia="Times New Roman" w:hAnsi="Times New Roman"/>
                 <w:b w:val="false"/>
                 <w:bCs w:val="false"/>
-                <w:color w:val="1F2937"/>
-                <w:sz w:val="21"/>
-                <w:szCs w:val="21"/>
-              </w:rPr>
-              <w:t xml:space="preserve">80.30\text{ ms}</w:t>
+                <w:i w:val="false"/>
+                <w:iCs w:val="false"/>
+                <w:color w:val="1F2937"/>
+                <w:sz w:val="21"/>
+                <w:szCs w:val="21"/>
+              </w:rPr>
+              <w:t xml:space="preserve">80.30 ms</w:t>
             </w:r>
           </w:p>
         </w:tc>
@@ -8055,6 +9770,8 @@
                 <w:rFonts w:ascii="Times New Roman" w:cs="Times New Roman" w:eastAsia="Times New Roman" w:hAnsi="Times New Roman"/>
                 <w:b w:val="false"/>
                 <w:bCs w:val="false"/>
+                <w:i w:val="false"/>
+                <w:iCs w:val="false"/>
                 <w:color w:val="1F2937"/>
                 <w:sz w:val="21"/>
                 <w:szCs w:val="21"/>
@@ -8082,14 +9799,14 @@
             </w:pPr>
             <w:r>
               <w:rPr>
-                <w:rFonts w:ascii="Times New Roman" w:cs="Times New Roman" w:eastAsia="Times New Roman" w:hAnsi="Times New Roman"/>
-                <w:b w:val="false"/>
-                <w:bCs w:val="false"/>
-                <w:color w:val="1F2937"/>
-                <w:sz w:val="21"/>
-                <w:szCs w:val="21"/>
-              </w:rPr>
-              <w:t xml:space="preserve">`RM_CP1_BILLING`</w:t>
+                <w:rFonts w:ascii="Consolas" w:cs="Consolas" w:eastAsia="Consolas" w:hAnsi="Consolas"/>
+                <w:b w:val="false"/>
+                <w:bCs w:val="false"/>
+                <w:color w:val="0F766E"/>
+                <w:sz w:val="19"/>
+                <w:szCs w:val="19"/>
+              </w:rPr>
+              <w:t xml:space="preserve">RM_CP1_BILLING</w:t>
             </w:r>
           </w:p>
         </w:tc>
@@ -8113,6 +9830,8 @@
                 <w:rFonts w:ascii="Times New Roman" w:cs="Times New Roman" w:eastAsia="Times New Roman" w:hAnsi="Times New Roman"/>
                 <w:b w:val="false"/>
                 <w:bCs w:val="false"/>
+                <w:i w:val="false"/>
+                <w:iCs w:val="false"/>
                 <w:color w:val="1F2937"/>
                 <w:sz w:val="21"/>
                 <w:szCs w:val="21"/>
@@ -8141,6 +9860,8 @@
                 <w:rFonts w:ascii="Times New Roman" w:cs="Times New Roman" w:eastAsia="Times New Roman" w:hAnsi="Times New Roman"/>
                 <w:b w:val="false"/>
                 <w:bCs w:val="false"/>
+                <w:i w:val="false"/>
+                <w:iCs w:val="false"/>
                 <w:color w:val="1F2937"/>
                 <w:sz w:val="21"/>
                 <w:szCs w:val="21"/>
@@ -8169,6 +9890,8 @@
                 <w:rFonts w:ascii="Times New Roman" w:cs="Times New Roman" w:eastAsia="Times New Roman" w:hAnsi="Times New Roman"/>
                 <w:b w:val="false"/>
                 <w:bCs w:val="false"/>
+                <w:i w:val="false"/>
+                <w:iCs w:val="false"/>
                 <w:color w:val="1F2937"/>
                 <w:sz w:val="21"/>
                 <w:szCs w:val="21"/>
@@ -8197,11 +9920,13 @@
                 <w:rFonts w:ascii="Times New Roman" w:cs="Times New Roman" w:eastAsia="Times New Roman" w:hAnsi="Times New Roman"/>
                 <w:b w:val="false"/>
                 <w:bCs w:val="false"/>
-                <w:color w:val="1F2937"/>
-                <w:sz w:val="21"/>
-                <w:szCs w:val="21"/>
-              </w:rPr>
-              <w:t xml:space="preserve">79.20\text{ ms}</w:t>
+                <w:i w:val="false"/>
+                <w:iCs w:val="false"/>
+                <w:color w:val="1F2937"/>
+                <w:sz w:val="21"/>
+                <w:szCs w:val="21"/>
+              </w:rPr>
+              <w:t xml:space="preserve">79.20 ms</w:t>
             </w:r>
           </w:p>
         </w:tc>
@@ -8225,6 +9950,8 @@
                 <w:rFonts w:ascii="Times New Roman" w:cs="Times New Roman" w:eastAsia="Times New Roman" w:hAnsi="Times New Roman"/>
                 <w:b w:val="false"/>
                 <w:bCs w:val="false"/>
+                <w:i w:val="false"/>
+                <w:iCs w:val="false"/>
                 <w:color w:val="1F2937"/>
                 <w:sz w:val="21"/>
                 <w:szCs w:val="21"/>
@@ -8252,14 +9979,14 @@
             </w:pPr>
             <w:r>
               <w:rPr>
-                <w:rFonts w:ascii="Times New Roman" w:cs="Times New Roman" w:eastAsia="Times New Roman" w:hAnsi="Times New Roman"/>
-                <w:b w:val="false"/>
-                <w:bCs w:val="false"/>
-                <w:color w:val="1F2937"/>
-                <w:sz w:val="21"/>
-                <w:szCs w:val="21"/>
-              </w:rPr>
-              <w:t xml:space="preserve">`RM_CP1_ZIGZAG`</w:t>
+                <w:rFonts w:ascii="Consolas" w:cs="Consolas" w:eastAsia="Consolas" w:hAnsi="Consolas"/>
+                <w:b w:val="false"/>
+                <w:bCs w:val="false"/>
+                <w:color w:val="0F766E"/>
+                <w:sz w:val="19"/>
+                <w:szCs w:val="19"/>
+              </w:rPr>
+              <w:t xml:space="preserve">RM_CP1_ZIGZAG</w:t>
             </w:r>
           </w:p>
         </w:tc>
@@ -8283,6 +10010,8 @@
                 <w:rFonts w:ascii="Times New Roman" w:cs="Times New Roman" w:eastAsia="Times New Roman" w:hAnsi="Times New Roman"/>
                 <w:b w:val="false"/>
                 <w:bCs w:val="false"/>
+                <w:i w:val="false"/>
+                <w:iCs w:val="false"/>
                 <w:color w:val="1F2937"/>
                 <w:sz w:val="21"/>
                 <w:szCs w:val="21"/>
@@ -8311,6 +10040,8 @@
                 <w:rFonts w:ascii="Times New Roman" w:cs="Times New Roman" w:eastAsia="Times New Roman" w:hAnsi="Times New Roman"/>
                 <w:b w:val="false"/>
                 <w:bCs w:val="false"/>
+                <w:i w:val="false"/>
+                <w:iCs w:val="false"/>
                 <w:color w:val="1F2937"/>
                 <w:sz w:val="21"/>
                 <w:szCs w:val="21"/>
@@ -8339,6 +10070,8 @@
                 <w:rFonts w:ascii="Times New Roman" w:cs="Times New Roman" w:eastAsia="Times New Roman" w:hAnsi="Times New Roman"/>
                 <w:b w:val="false"/>
                 <w:bCs w:val="false"/>
+                <w:i w:val="false"/>
+                <w:iCs w:val="false"/>
                 <w:color w:val="1F2937"/>
                 <w:sz w:val="21"/>
                 <w:szCs w:val="21"/>
@@ -8367,11 +10100,13 @@
                 <w:rFonts w:ascii="Times New Roman" w:cs="Times New Roman" w:eastAsia="Times New Roman" w:hAnsi="Times New Roman"/>
                 <w:b w:val="false"/>
                 <w:bCs w:val="false"/>
-                <w:color w:val="1F2937"/>
-                <w:sz w:val="21"/>
-                <w:szCs w:val="21"/>
-              </w:rPr>
-              <w:t xml:space="preserve">87.29\text{ ms}</w:t>
+                <w:i w:val="false"/>
+                <w:iCs w:val="false"/>
+                <w:color w:val="1F2937"/>
+                <w:sz w:val="21"/>
+                <w:szCs w:val="21"/>
+              </w:rPr>
+              <w:t xml:space="preserve">87.29 ms</w:t>
             </w:r>
           </w:p>
         </w:tc>
@@ -8395,6 +10130,8 @@
                 <w:rFonts w:ascii="Times New Roman" w:cs="Times New Roman" w:eastAsia="Times New Roman" w:hAnsi="Times New Roman"/>
                 <w:b w:val="false"/>
                 <w:bCs w:val="false"/>
+                <w:i w:val="false"/>
+                <w:iCs w:val="false"/>
                 <w:color w:val="1F2937"/>
                 <w:sz w:val="21"/>
                 <w:szCs w:val="21"/>
@@ -8458,11 +10195,39 @@
       <w:r>
         <w:rPr>
           <w:rFonts w:ascii="Times New Roman" w:cs="Times New Roman" w:eastAsia="Times New Roman" w:hAnsi="Times New Roman"/>
-          <w:color w:val="1F2937"/>
-          <w:sz w:val="26"/>
-          <w:szCs w:val="26"/>
-        </w:rPr>
-        <w:t xml:space="preserve">Khi học sinh chuyển tab trình duyệt hoặc thu nhỏ cửa sổ làm bài, giao diện giám sát của giáo viên lập tức kích hoạt cờ cảnh báo đỏ VIOLATION_BLUR với độ trễ dưới 200\text{ ms}.</w:t>
+          <w:b w:val="false"/>
+          <w:bCs w:val="false"/>
+          <w:i w:val="false"/>
+          <w:iCs w:val="false"/>
+          <w:color w:val="1F2937"/>
+          <w:sz w:val="26"/>
+          <w:szCs w:val="26"/>
+        </w:rPr>
+        <w:t xml:space="preserve">Khi học sinh chuyển tab trình duyệt hoặc thu nhỏ cửa sổ làm bài, giao diện giám sát của giáo viên lập tức kích hoạt cờ cảnh báo đỏ </w:t>
+      </w:r>
+      <w:r>
+        <w:rPr>
+          <w:rFonts w:ascii="Consolas" w:cs="Consolas" w:eastAsia="Consolas" w:hAnsi="Consolas"/>
+          <w:b w:val="false"/>
+          <w:bCs w:val="false"/>
+          <w:color w:val="0F766E"/>
+          <w:sz w:val="24"/>
+          <w:szCs w:val="24"/>
+        </w:rPr>
+        <w:t xml:space="preserve">VIOLATION_BLUR</w:t>
+      </w:r>
+      <w:r>
+        <w:rPr>
+          <w:rFonts w:ascii="Times New Roman" w:cs="Times New Roman" w:eastAsia="Times New Roman" w:hAnsi="Times New Roman"/>
+          <w:b w:val="false"/>
+          <w:bCs w:val="false"/>
+          <w:i w:val="false"/>
+          <w:iCs w:val="false"/>
+          <w:color w:val="1F2937"/>
+          <w:sz w:val="26"/>
+          <w:szCs w:val="26"/>
+        </w:rPr>
+        <w:t xml:space="preserve"> với độ trễ dưới 200 ms.</w:t>
       </w:r>
     </w:p>
     <w:p>
@@ -8477,6 +10242,10 @@
       <w:r>
         <w:rPr>
           <w:rFonts w:ascii="Times New Roman" w:cs="Times New Roman" w:eastAsia="Times New Roman" w:hAnsi="Times New Roman"/>
+          <w:b w:val="false"/>
+          <w:bCs w:val="false"/>
+          <w:i w:val="false"/>
+          <w:iCs w:val="false"/>
           <w:color w:val="1F2937"/>
           <w:sz w:val="26"/>
           <w:szCs w:val="26"/>
@@ -8496,6 +10265,10 @@
       <w:r>
         <w:rPr>
           <w:rFonts w:ascii="Times New Roman" w:cs="Times New Roman" w:eastAsia="Times New Roman" w:hAnsi="Times New Roman"/>
+          <w:b w:val="false"/>
+          <w:bCs w:val="false"/>
+          <w:i w:val="false"/>
+          <w:iCs w:val="false"/>
           <w:color w:val="1F2937"/>
           <w:sz w:val="26"/>
           <w:szCs w:val="26"/>
@@ -8553,7 +10326,33 @@
           <w:sz w:val="26"/>
           <w:szCs w:val="26"/>
         </w:rPr>
-        <w:t xml:space="preserve">Đề tài UMTJudge đã giải quyết trọn vẹn các mục tiêu nghiên cứu và ứng dụng thực tiễn:</w:t>
+        <w:t xml:space="preserve">Đề tài </w:t>
+      </w:r>
+      <w:r>
+        <w:rPr>
+          <w:rFonts w:ascii="Times New Roman" w:cs="Times New Roman" w:eastAsia="Times New Roman" w:hAnsi="Times New Roman"/>
+          <w:b/>
+          <w:bCs/>
+          <w:i w:val="false"/>
+          <w:iCs w:val="false"/>
+          <w:color w:val="1F2937"/>
+          <w:sz w:val="26"/>
+          <w:szCs w:val="26"/>
+        </w:rPr>
+        <w:t xml:space="preserve">UMTJudge</w:t>
+      </w:r>
+      <w:r>
+        <w:rPr>
+          <w:rFonts w:ascii="Times New Roman" w:cs="Times New Roman" w:eastAsia="Times New Roman" w:hAnsi="Times New Roman"/>
+          <w:b w:val="false"/>
+          <w:bCs w:val="false"/>
+          <w:i w:val="false"/>
+          <w:iCs w:val="false"/>
+          <w:color w:val="1F2937"/>
+          <w:sz w:val="26"/>
+          <w:szCs w:val="26"/>
+        </w:rPr>
+        <w:t xml:space="preserve"> đã giải quyết trọn vẹn các mục tiêu nghiên cứu và ứng dụng thực tiễn:</w:t>
       </w:r>
     </w:p>
     <w:p>
@@ -8569,11 +10368,15 @@
           <w:sz w:val="26"/>
           <w:szCs w:val="26"/>
         </w:rPr>
-        <w:t xml:space="preserve">1.  </w:t>
-      </w:r>
-      <w:r>
-        <w:rPr>
-          <w:rFonts w:ascii="Times New Roman" w:cs="Times New Roman" w:eastAsia="Times New Roman" w:hAnsi="Times New Roman"/>
+        <w:t xml:space="preserve">1. </w:t>
+      </w:r>
+      <w:r>
+        <w:rPr>
+          <w:rFonts w:ascii="Times New Roman" w:cs="Times New Roman" w:eastAsia="Times New Roman" w:hAnsi="Times New Roman"/>
+          <w:b w:val="false"/>
+          <w:bCs w:val="false"/>
+          <w:i w:val="false"/>
+          <w:iCs w:val="false"/>
           <w:color w:val="1F2937"/>
           <w:sz w:val="26"/>
           <w:szCs w:val="26"/>
@@ -8594,11 +10397,15 @@
           <w:sz w:val="26"/>
           <w:szCs w:val="26"/>
         </w:rPr>
-        <w:t xml:space="preserve">2.  </w:t>
-      </w:r>
-      <w:r>
-        <w:rPr>
-          <w:rFonts w:ascii="Times New Roman" w:cs="Times New Roman" w:eastAsia="Times New Roman" w:hAnsi="Times New Roman"/>
+        <w:t xml:space="preserve">2. </w:t>
+      </w:r>
+      <w:r>
+        <w:rPr>
+          <w:rFonts w:ascii="Times New Roman" w:cs="Times New Roman" w:eastAsia="Times New Roman" w:hAnsi="Times New Roman"/>
+          <w:b w:val="false"/>
+          <w:bCs w:val="false"/>
+          <w:i w:val="false"/>
+          <w:iCs w:val="false"/>
           <w:color w:val="1F2937"/>
           <w:sz w:val="26"/>
           <w:szCs w:val="26"/>
@@ -8619,11 +10426,15 @@
           <w:sz w:val="26"/>
           <w:szCs w:val="26"/>
         </w:rPr>
-        <w:t xml:space="preserve">3.  </w:t>
-      </w:r>
-      <w:r>
-        <w:rPr>
-          <w:rFonts w:ascii="Times New Roman" w:cs="Times New Roman" w:eastAsia="Times New Roman" w:hAnsi="Times New Roman"/>
+        <w:t xml:space="preserve">3. </w:t>
+      </w:r>
+      <w:r>
+        <w:rPr>
+          <w:rFonts w:ascii="Times New Roman" w:cs="Times New Roman" w:eastAsia="Times New Roman" w:hAnsi="Times New Roman"/>
+          <w:b w:val="false"/>
+          <w:bCs w:val="false"/>
+          <w:i w:val="false"/>
+          <w:iCs w:val="false"/>
           <w:color w:val="1F2937"/>
           <w:sz w:val="26"/>
           <w:szCs w:val="26"/>
@@ -8644,11 +10455,15 @@
           <w:sz w:val="26"/>
           <w:szCs w:val="26"/>
         </w:rPr>
-        <w:t xml:space="preserve">4.  </w:t>
-      </w:r>
-      <w:r>
-        <w:rPr>
-          <w:rFonts w:ascii="Times New Roman" w:cs="Times New Roman" w:eastAsia="Times New Roman" w:hAnsi="Times New Roman"/>
+        <w:t xml:space="preserve">4. </w:t>
+      </w:r>
+      <w:r>
+        <w:rPr>
+          <w:rFonts w:ascii="Times New Roman" w:cs="Times New Roman" w:eastAsia="Times New Roman" w:hAnsi="Times New Roman"/>
+          <w:b w:val="false"/>
+          <w:bCs w:val="false"/>
+          <w:i w:val="false"/>
+          <w:iCs w:val="false"/>
           <w:color w:val="1F2937"/>
           <w:sz w:val="26"/>
           <w:szCs w:val="26"/>
@@ -8669,11 +10484,15 @@
           <w:sz w:val="26"/>
           <w:szCs w:val="26"/>
         </w:rPr>
-        <w:t xml:space="preserve">5.  </w:t>
-      </w:r>
-      <w:r>
-        <w:rPr>
-          <w:rFonts w:ascii="Times New Roman" w:cs="Times New Roman" w:eastAsia="Times New Roman" w:hAnsi="Times New Roman"/>
+        <w:t xml:space="preserve">5. </w:t>
+      </w:r>
+      <w:r>
+        <w:rPr>
+          <w:rFonts w:ascii="Times New Roman" w:cs="Times New Roman" w:eastAsia="Times New Roman" w:hAnsi="Times New Roman"/>
+          <w:b w:val="false"/>
+          <w:bCs w:val="false"/>
+          <w:i w:val="false"/>
+          <w:iCs w:val="false"/>
           <w:color w:val="1F2937"/>
           <w:sz w:val="26"/>
           <w:szCs w:val="26"/>
@@ -8710,6 +10529,10 @@
       <w:r>
         <w:rPr>
           <w:rFonts w:ascii="Times New Roman" w:cs="Times New Roman" w:eastAsia="Times New Roman" w:hAnsi="Times New Roman"/>
+          <w:b w:val="false"/>
+          <w:bCs w:val="false"/>
+          <w:i w:val="false"/>
+          <w:iCs w:val="false"/>
           <w:color w:val="1F2937"/>
           <w:sz w:val="26"/>
           <w:szCs w:val="26"/>
@@ -8729,6 +10552,10 @@
       <w:r>
         <w:rPr>
           <w:rFonts w:ascii="Times New Roman" w:cs="Times New Roman" w:eastAsia="Times New Roman" w:hAnsi="Times New Roman"/>
+          <w:b w:val="false"/>
+          <w:bCs w:val="false"/>
+          <w:i w:val="false"/>
+          <w:iCs w:val="false"/>
           <w:color w:val="1F2937"/>
           <w:sz w:val="26"/>
           <w:szCs w:val="26"/>
@@ -8765,6 +10592,10 @@
       <w:r>
         <w:rPr>
           <w:rFonts w:ascii="Times New Roman" w:cs="Times New Roman" w:eastAsia="Times New Roman" w:hAnsi="Times New Roman"/>
+          <w:b w:val="false"/>
+          <w:bCs w:val="false"/>
+          <w:i w:val="false"/>
+          <w:iCs w:val="false"/>
           <w:color w:val="1F2937"/>
           <w:sz w:val="26"/>
           <w:szCs w:val="26"/>
@@ -8784,6 +10615,10 @@
       <w:r>
         <w:rPr>
           <w:rFonts w:ascii="Times New Roman" w:cs="Times New Roman" w:eastAsia="Times New Roman" w:hAnsi="Times New Roman"/>
+          <w:b w:val="false"/>
+          <w:bCs w:val="false"/>
+          <w:i w:val="false"/>
+          <w:iCs w:val="false"/>
           <w:color w:val="1F2937"/>
           <w:sz w:val="26"/>
           <w:szCs w:val="26"/>
@@ -8803,6 +10638,10 @@
       <w:r>
         <w:rPr>
           <w:rFonts w:ascii="Times New Roman" w:cs="Times New Roman" w:eastAsia="Times New Roman" w:hAnsi="Times New Roman"/>
+          <w:b w:val="false"/>
+          <w:bCs w:val="false"/>
+          <w:i w:val="false"/>
+          <w:iCs w:val="false"/>
           <w:color w:val="1F2937"/>
           <w:sz w:val="26"/>
           <w:szCs w:val="26"/>
@@ -8840,16 +10679,59 @@
           <w:sz w:val="26"/>
           <w:szCs w:val="26"/>
         </w:rPr>
-        <w:t xml:space="preserve">1.  </w:t>
-      </w:r>
-      <w:r>
-        <w:rPr>
-          <w:rFonts w:ascii="Times New Roman" w:cs="Times New Roman" w:eastAsia="Times New Roman" w:hAnsi="Times New Roman"/>
-          <w:color w:val="1F2937"/>
-          <w:sz w:val="26"/>
-          <w:szCs w:val="26"/>
-        </w:rPr>
-        <w:t xml:space="preserve">Halim, S., &amp; Halim, F. (2013). *Competitive Programming 3: The New Lower Bound of Programming Contests*. Lulu Independent Publishing.</w:t>
+        <w:t xml:space="preserve">1. </w:t>
+      </w:r>
+      <w:r>
+        <w:rPr>
+          <w:rFonts w:ascii="Times New Roman" w:cs="Times New Roman" w:eastAsia="Times New Roman" w:hAnsi="Times New Roman"/>
+          <w:b/>
+          <w:bCs/>
+          <w:i w:val="false"/>
+          <w:iCs w:val="false"/>
+          <w:color w:val="1F2937"/>
+          <w:sz w:val="26"/>
+          <w:szCs w:val="26"/>
+        </w:rPr>
+        <w:t xml:space="preserve">Halim, S., &amp; Halim, F.</w:t>
+      </w:r>
+      <w:r>
+        <w:rPr>
+          <w:rFonts w:ascii="Times New Roman" w:cs="Times New Roman" w:eastAsia="Times New Roman" w:hAnsi="Times New Roman"/>
+          <w:b w:val="false"/>
+          <w:bCs w:val="false"/>
+          <w:i w:val="false"/>
+          <w:iCs w:val="false"/>
+          <w:color w:val="1F2937"/>
+          <w:sz w:val="26"/>
+          <w:szCs w:val="26"/>
+        </w:rPr>
+        <w:t xml:space="preserve"> (2013). </w:t>
+      </w:r>
+      <w:r>
+        <w:rPr>
+          <w:rFonts w:ascii="Times New Roman" w:cs="Times New Roman" w:eastAsia="Times New Roman" w:hAnsi="Times New Roman"/>
+          <w:b w:val="false"/>
+          <w:bCs w:val="false"/>
+          <w:i/>
+          <w:iCs/>
+          <w:color w:val="1F2937"/>
+          <w:sz w:val="26"/>
+          <w:szCs w:val="26"/>
+        </w:rPr>
+        <w:t xml:space="preserve">Competitive Programming 3: The New Lower Bound of Programming Contests</w:t>
+      </w:r>
+      <w:r>
+        <w:rPr>
+          <w:rFonts w:ascii="Times New Roman" w:cs="Times New Roman" w:eastAsia="Times New Roman" w:hAnsi="Times New Roman"/>
+          <w:b w:val="false"/>
+          <w:bCs w:val="false"/>
+          <w:i w:val="false"/>
+          <w:iCs w:val="false"/>
+          <w:color w:val="1F2937"/>
+          <w:sz w:val="26"/>
+          <w:szCs w:val="26"/>
+        </w:rPr>
+        <w:t xml:space="preserve">. Lulu Independent Publishing.</w:t>
       </w:r>
     </w:p>
     <w:p>
@@ -8865,16 +10747,59 @@
           <w:sz w:val="26"/>
           <w:szCs w:val="26"/>
         </w:rPr>
-        <w:t xml:space="preserve">2.  </w:t>
-      </w:r>
-      <w:r>
-        <w:rPr>
-          <w:rFonts w:ascii="Times New Roman" w:cs="Times New Roman" w:eastAsia="Times New Roman" w:hAnsi="Times New Roman"/>
-          <w:color w:val="1F2937"/>
-          <w:sz w:val="26"/>
-          <w:szCs w:val="26"/>
-        </w:rPr>
-        <w:t xml:space="preserve">Cormen, T. H., Leiserson, C. E., Rivest, R. L., &amp; Stein, C. (2009). *Introduction to Algorithms* (3rd ed.). MIT Press.</w:t>
+        <w:t xml:space="preserve">2. </w:t>
+      </w:r>
+      <w:r>
+        <w:rPr>
+          <w:rFonts w:ascii="Times New Roman" w:cs="Times New Roman" w:eastAsia="Times New Roman" w:hAnsi="Times New Roman"/>
+          <w:b/>
+          <w:bCs/>
+          <w:i w:val="false"/>
+          <w:iCs w:val="false"/>
+          <w:color w:val="1F2937"/>
+          <w:sz w:val="26"/>
+          <w:szCs w:val="26"/>
+        </w:rPr>
+        <w:t xml:space="preserve">Cormen, T. H., Leiserson, C. E., Rivest, R. L., &amp; Stein, C.</w:t>
+      </w:r>
+      <w:r>
+        <w:rPr>
+          <w:rFonts w:ascii="Times New Roman" w:cs="Times New Roman" w:eastAsia="Times New Roman" w:hAnsi="Times New Roman"/>
+          <w:b w:val="false"/>
+          <w:bCs w:val="false"/>
+          <w:i w:val="false"/>
+          <w:iCs w:val="false"/>
+          <w:color w:val="1F2937"/>
+          <w:sz w:val="26"/>
+          <w:szCs w:val="26"/>
+        </w:rPr>
+        <w:t xml:space="preserve"> (2009). </w:t>
+      </w:r>
+      <w:r>
+        <w:rPr>
+          <w:rFonts w:ascii="Times New Roman" w:cs="Times New Roman" w:eastAsia="Times New Roman" w:hAnsi="Times New Roman"/>
+          <w:b w:val="false"/>
+          <w:bCs w:val="false"/>
+          <w:i/>
+          <w:iCs/>
+          <w:color w:val="1F2937"/>
+          <w:sz w:val="26"/>
+          <w:szCs w:val="26"/>
+        </w:rPr>
+        <w:t xml:space="preserve">Introduction to Algorithms</w:t>
+      </w:r>
+      <w:r>
+        <w:rPr>
+          <w:rFonts w:ascii="Times New Roman" w:cs="Times New Roman" w:eastAsia="Times New Roman" w:hAnsi="Times New Roman"/>
+          <w:b w:val="false"/>
+          <w:bCs w:val="false"/>
+          <w:i w:val="false"/>
+          <w:iCs w:val="false"/>
+          <w:color w:val="1F2937"/>
+          <w:sz w:val="26"/>
+          <w:szCs w:val="26"/>
+        </w:rPr>
+        <w:t xml:space="preserve"> (3rd ed.). MIT Press.</w:t>
       </w:r>
     </w:p>
     <w:p>
@@ -8890,16 +10815,59 @@
           <w:sz w:val="26"/>
           <w:szCs w:val="26"/>
         </w:rPr>
-        <w:t xml:space="preserve">3.  </w:t>
-      </w:r>
-      <w:r>
-        <w:rPr>
-          <w:rFonts w:ascii="Times New Roman" w:cs="Times New Roman" w:eastAsia="Times New Roman" w:hAnsi="Times New Roman"/>
-          <w:color w:val="1F2937"/>
-          <w:sz w:val="26"/>
-          <w:szCs w:val="26"/>
-        </w:rPr>
-        <w:t xml:space="preserve">Stroustrup, B. (2018). *A Tour of C++* (2nd ed.). Addison-Wesley Professional.</w:t>
+        <w:t xml:space="preserve">3. </w:t>
+      </w:r>
+      <w:r>
+        <w:rPr>
+          <w:rFonts w:ascii="Times New Roman" w:cs="Times New Roman" w:eastAsia="Times New Roman" w:hAnsi="Times New Roman"/>
+          <w:b/>
+          <w:bCs/>
+          <w:i w:val="false"/>
+          <w:iCs w:val="false"/>
+          <w:color w:val="1F2937"/>
+          <w:sz w:val="26"/>
+          <w:szCs w:val="26"/>
+        </w:rPr>
+        <w:t xml:space="preserve">Stroustrup, B.</w:t>
+      </w:r>
+      <w:r>
+        <w:rPr>
+          <w:rFonts w:ascii="Times New Roman" w:cs="Times New Roman" w:eastAsia="Times New Roman" w:hAnsi="Times New Roman"/>
+          <w:b w:val="false"/>
+          <w:bCs w:val="false"/>
+          <w:i w:val="false"/>
+          <w:iCs w:val="false"/>
+          <w:color w:val="1F2937"/>
+          <w:sz w:val="26"/>
+          <w:szCs w:val="26"/>
+        </w:rPr>
+        <w:t xml:space="preserve"> (2018). </w:t>
+      </w:r>
+      <w:r>
+        <w:rPr>
+          <w:rFonts w:ascii="Times New Roman" w:cs="Times New Roman" w:eastAsia="Times New Roman" w:hAnsi="Times New Roman"/>
+          <w:b w:val="false"/>
+          <w:bCs w:val="false"/>
+          <w:i/>
+          <w:iCs/>
+          <w:color w:val="1F2937"/>
+          <w:sz w:val="26"/>
+          <w:szCs w:val="26"/>
+        </w:rPr>
+        <w:t xml:space="preserve">A Tour of C++</w:t>
+      </w:r>
+      <w:r>
+        <w:rPr>
+          <w:rFonts w:ascii="Times New Roman" w:cs="Times New Roman" w:eastAsia="Times New Roman" w:hAnsi="Times New Roman"/>
+          <w:b w:val="false"/>
+          <w:bCs w:val="false"/>
+          <w:i w:val="false"/>
+          <w:iCs w:val="false"/>
+          <w:color w:val="1F2937"/>
+          <w:sz w:val="26"/>
+          <w:szCs w:val="26"/>
+        </w:rPr>
+        <w:t xml:space="preserve"> (2nd ed.). Addison-Wesley Professional.</w:t>
       </w:r>
     </w:p>
     <w:p>
@@ -8915,16 +10883,59 @@
           <w:sz w:val="26"/>
           <w:szCs w:val="26"/>
         </w:rPr>
-        <w:t xml:space="preserve">4.  </w:t>
-      </w:r>
-      <w:r>
-        <w:rPr>
-          <w:rFonts w:ascii="Times New Roman" w:cs="Times New Roman" w:eastAsia="Times New Roman" w:hAnsi="Times New Roman"/>
-          <w:color w:val="1F2937"/>
-          <w:sz w:val="26"/>
-          <w:szCs w:val="26"/>
-        </w:rPr>
-        <w:t xml:space="preserve">Kurnia, A., Lim, A., &amp; Cheang, B. (2001). *Online judge: a new approach to automated programming assessment*. ACM SIGCSE Bulletin, 33(1), 232-236.</w:t>
+        <w:t xml:space="preserve">4. </w:t>
+      </w:r>
+      <w:r>
+        <w:rPr>
+          <w:rFonts w:ascii="Times New Roman" w:cs="Times New Roman" w:eastAsia="Times New Roman" w:hAnsi="Times New Roman"/>
+          <w:b/>
+          <w:bCs/>
+          <w:i w:val="false"/>
+          <w:iCs w:val="false"/>
+          <w:color w:val="1F2937"/>
+          <w:sz w:val="26"/>
+          <w:szCs w:val="26"/>
+        </w:rPr>
+        <w:t xml:space="preserve">Kurnia, A., Lim, A., &amp; Cheang, B.</w:t>
+      </w:r>
+      <w:r>
+        <w:rPr>
+          <w:rFonts w:ascii="Times New Roman" w:cs="Times New Roman" w:eastAsia="Times New Roman" w:hAnsi="Times New Roman"/>
+          <w:b w:val="false"/>
+          <w:bCs w:val="false"/>
+          <w:i w:val="false"/>
+          <w:iCs w:val="false"/>
+          <w:color w:val="1F2937"/>
+          <w:sz w:val="26"/>
+          <w:szCs w:val="26"/>
+        </w:rPr>
+        <w:t xml:space="preserve"> (2001). </w:t>
+      </w:r>
+      <w:r>
+        <w:rPr>
+          <w:rFonts w:ascii="Times New Roman" w:cs="Times New Roman" w:eastAsia="Times New Roman" w:hAnsi="Times New Roman"/>
+          <w:b w:val="false"/>
+          <w:bCs w:val="false"/>
+          <w:i/>
+          <w:iCs/>
+          <w:color w:val="1F2937"/>
+          <w:sz w:val="26"/>
+          <w:szCs w:val="26"/>
+        </w:rPr>
+        <w:t xml:space="preserve">Online judge: a new approach to automated programming assessment</w:t>
+      </w:r>
+      <w:r>
+        <w:rPr>
+          <w:rFonts w:ascii="Times New Roman" w:cs="Times New Roman" w:eastAsia="Times New Roman" w:hAnsi="Times New Roman"/>
+          <w:b w:val="false"/>
+          <w:bCs w:val="false"/>
+          <w:i w:val="false"/>
+          <w:iCs w:val="false"/>
+          <w:color w:val="1F2937"/>
+          <w:sz w:val="26"/>
+          <w:szCs w:val="26"/>
+        </w:rPr>
+        <w:t xml:space="preserve">. ACM SIGCSE Bulletin, 33(1), 232-236.</w:t>
       </w:r>
     </w:p>
     <w:p>
@@ -8940,16 +10951,59 @@
           <w:sz w:val="26"/>
           <w:szCs w:val="26"/>
         </w:rPr>
-        <w:t xml:space="preserve">5.  </w:t>
-      </w:r>
-      <w:r>
-        <w:rPr>
-          <w:rFonts w:ascii="Times New Roman" w:cs="Times New Roman" w:eastAsia="Times New Roman" w:hAnsi="Times New Roman"/>
-          <w:color w:val="1F2937"/>
-          <w:sz w:val="26"/>
-          <w:szCs w:val="26"/>
-        </w:rPr>
-        <w:t xml:space="preserve">Vũ Đức Thiện, Lê Đôn Khuê (2014). *Tài liệu kỹ thuật và hướng dẫn sử dụng phần mềm Themis*. Bộ Giáo dục và Đào tạo Việt Nam.</w:t>
+        <w:t xml:space="preserve">5. </w:t>
+      </w:r>
+      <w:r>
+        <w:rPr>
+          <w:rFonts w:ascii="Times New Roman" w:cs="Times New Roman" w:eastAsia="Times New Roman" w:hAnsi="Times New Roman"/>
+          <w:b/>
+          <w:bCs/>
+          <w:i w:val="false"/>
+          <w:iCs w:val="false"/>
+          <w:color w:val="1F2937"/>
+          <w:sz w:val="26"/>
+          <w:szCs w:val="26"/>
+        </w:rPr>
+        <w:t xml:space="preserve">Vũ Đức Thiện, Lê Đôn Khuê</w:t>
+      </w:r>
+      <w:r>
+        <w:rPr>
+          <w:rFonts w:ascii="Times New Roman" w:cs="Times New Roman" w:eastAsia="Times New Roman" w:hAnsi="Times New Roman"/>
+          <w:b w:val="false"/>
+          <w:bCs w:val="false"/>
+          <w:i w:val="false"/>
+          <w:iCs w:val="false"/>
+          <w:color w:val="1F2937"/>
+          <w:sz w:val="26"/>
+          <w:szCs w:val="26"/>
+        </w:rPr>
+        <w:t xml:space="preserve"> (2014). </w:t>
+      </w:r>
+      <w:r>
+        <w:rPr>
+          <w:rFonts w:ascii="Times New Roman" w:cs="Times New Roman" w:eastAsia="Times New Roman" w:hAnsi="Times New Roman"/>
+          <w:b w:val="false"/>
+          <w:bCs w:val="false"/>
+          <w:i/>
+          <w:iCs/>
+          <w:color w:val="1F2937"/>
+          <w:sz w:val="26"/>
+          <w:szCs w:val="26"/>
+        </w:rPr>
+        <w:t xml:space="preserve">Tài liệu kỹ thuật và hướng dẫn sử dụng phần mềm Themis</w:t>
+      </w:r>
+      <w:r>
+        <w:rPr>
+          <w:rFonts w:ascii="Times New Roman" w:cs="Times New Roman" w:eastAsia="Times New Roman" w:hAnsi="Times New Roman"/>
+          <w:b w:val="false"/>
+          <w:bCs w:val="false"/>
+          <w:i w:val="false"/>
+          <w:iCs w:val="false"/>
+          <w:color w:val="1F2937"/>
+          <w:sz w:val="26"/>
+          <w:szCs w:val="26"/>
+        </w:rPr>
+        <w:t xml:space="preserve">. Bộ Giáo dục và Đào tạo Việt Nam.</w:t>
       </w:r>
     </w:p>
     <w:p>
@@ -8965,16 +11019,59 @@
           <w:sz w:val="26"/>
           <w:szCs w:val="26"/>
         </w:rPr>
-        <w:t xml:space="preserve">6.  </w:t>
-      </w:r>
-      <w:r>
-        <w:rPr>
-          <w:rFonts w:ascii="Times New Roman" w:cs="Times New Roman" w:eastAsia="Times New Roman" w:hAnsi="Times New Roman"/>
-          <w:color w:val="1F2937"/>
-          <w:sz w:val="26"/>
-          <w:szCs w:val="26"/>
-        </w:rPr>
-        <w:t xml:space="preserve">Electron Documentation (2025). *Building Cross-Platform Desktop Apps with JavaScript and Chromium*. https://www.electronjs.org/docs</w:t>
+        <w:t xml:space="preserve">6. </w:t>
+      </w:r>
+      <w:r>
+        <w:rPr>
+          <w:rFonts w:ascii="Times New Roman" w:cs="Times New Roman" w:eastAsia="Times New Roman" w:hAnsi="Times New Roman"/>
+          <w:b/>
+          <w:bCs/>
+          <w:i w:val="false"/>
+          <w:iCs w:val="false"/>
+          <w:color w:val="1F2937"/>
+          <w:sz w:val="26"/>
+          <w:szCs w:val="26"/>
+        </w:rPr>
+        <w:t xml:space="preserve">Electron Documentation</w:t>
+      </w:r>
+      <w:r>
+        <w:rPr>
+          <w:rFonts w:ascii="Times New Roman" w:cs="Times New Roman" w:eastAsia="Times New Roman" w:hAnsi="Times New Roman"/>
+          <w:b w:val="false"/>
+          <w:bCs w:val="false"/>
+          <w:i w:val="false"/>
+          <w:iCs w:val="false"/>
+          <w:color w:val="1F2937"/>
+          <w:sz w:val="26"/>
+          <w:szCs w:val="26"/>
+        </w:rPr>
+        <w:t xml:space="preserve"> (2025). </w:t>
+      </w:r>
+      <w:r>
+        <w:rPr>
+          <w:rFonts w:ascii="Times New Roman" w:cs="Times New Roman" w:eastAsia="Times New Roman" w:hAnsi="Times New Roman"/>
+          <w:b w:val="false"/>
+          <w:bCs w:val="false"/>
+          <w:i/>
+          <w:iCs/>
+          <w:color w:val="1F2937"/>
+          <w:sz w:val="26"/>
+          <w:szCs w:val="26"/>
+        </w:rPr>
+        <w:t xml:space="preserve">Building Cross-Platform Desktop Apps with JavaScript and Chromium</w:t>
+      </w:r>
+      <w:r>
+        <w:rPr>
+          <w:rFonts w:ascii="Times New Roman" w:cs="Times New Roman" w:eastAsia="Times New Roman" w:hAnsi="Times New Roman"/>
+          <w:b w:val="false"/>
+          <w:bCs w:val="false"/>
+          <w:i w:val="false"/>
+          <w:iCs w:val="false"/>
+          <w:color w:val="1F2937"/>
+          <w:sz w:val="26"/>
+          <w:szCs w:val="26"/>
+        </w:rPr>
+        <w:t xml:space="preserve">. https://www.electronjs.org/docs</w:t>
       </w:r>
     </w:p>
     <w:p>
@@ -8990,16 +11087,59 @@
           <w:sz w:val="26"/>
           <w:szCs w:val="26"/>
         </w:rPr>
-        <w:t xml:space="preserve">7.  </w:t>
-      </w:r>
-      <w:r>
-        <w:rPr>
-          <w:rFonts w:ascii="Times New Roman" w:cs="Times New Roman" w:eastAsia="Times New Roman" w:hAnsi="Times New Roman"/>
-          <w:color w:val="1F2937"/>
-          <w:sz w:val="26"/>
-          <w:szCs w:val="26"/>
-        </w:rPr>
-        <w:t xml:space="preserve">Monaco Editor API Reference (2025). *The code editor that powers VS Code*. Microsoft Corporation. https://microsoft.github.io/monaco-editor/</w:t>
+        <w:t xml:space="preserve">7. </w:t>
+      </w:r>
+      <w:r>
+        <w:rPr>
+          <w:rFonts w:ascii="Times New Roman" w:cs="Times New Roman" w:eastAsia="Times New Roman" w:hAnsi="Times New Roman"/>
+          <w:b/>
+          <w:bCs/>
+          <w:i w:val="false"/>
+          <w:iCs w:val="false"/>
+          <w:color w:val="1F2937"/>
+          <w:sz w:val="26"/>
+          <w:szCs w:val="26"/>
+        </w:rPr>
+        <w:t xml:space="preserve">Monaco Editor API Reference</w:t>
+      </w:r>
+      <w:r>
+        <w:rPr>
+          <w:rFonts w:ascii="Times New Roman" w:cs="Times New Roman" w:eastAsia="Times New Roman" w:hAnsi="Times New Roman"/>
+          <w:b w:val="false"/>
+          <w:bCs w:val="false"/>
+          <w:i w:val="false"/>
+          <w:iCs w:val="false"/>
+          <w:color w:val="1F2937"/>
+          <w:sz w:val="26"/>
+          <w:szCs w:val="26"/>
+        </w:rPr>
+        <w:t xml:space="preserve"> (2025). </w:t>
+      </w:r>
+      <w:r>
+        <w:rPr>
+          <w:rFonts w:ascii="Times New Roman" w:cs="Times New Roman" w:eastAsia="Times New Roman" w:hAnsi="Times New Roman"/>
+          <w:b w:val="false"/>
+          <w:bCs w:val="false"/>
+          <w:i/>
+          <w:iCs/>
+          <w:color w:val="1F2937"/>
+          <w:sz w:val="26"/>
+          <w:szCs w:val="26"/>
+        </w:rPr>
+        <w:t xml:space="preserve">The code editor that powers VS Code</w:t>
+      </w:r>
+      <w:r>
+        <w:rPr>
+          <w:rFonts w:ascii="Times New Roman" w:cs="Times New Roman" w:eastAsia="Times New Roman" w:hAnsi="Times New Roman"/>
+          <w:b w:val="false"/>
+          <w:bCs w:val="false"/>
+          <w:i w:val="false"/>
+          <w:iCs w:val="false"/>
+          <w:color w:val="1F2937"/>
+          <w:sz w:val="26"/>
+          <w:szCs w:val="26"/>
+        </w:rPr>
+        <w:t xml:space="preserve">. Microsoft Corporation. https://microsoft.github.io/monaco-editor/</w:t>
       </w:r>
     </w:p>
     <w:sectPr>
